--- a/CoverLetter_Rebuttal.docx
+++ b/CoverLetter_Rebuttal.docx
@@ -52,6 +52,221 @@
         </w:rPr>
       </w:pPr>
       <w:r>
+        <w:rPr>
+          <w:rFonts w:cs="Calibri" w:ascii="Calibri" w:hAnsi="Calibri"/>
+        </w:rPr>
+      </w:r>
+    </w:p>
+    <w:p>
+      <w:pPr>
+        <w:pStyle w:val="Normal"/>
+        <w:rPr>
+          <w:color w:val="FF0000"/>
+        </w:rPr>
+      </w:pPr>
+      <w:r>
+        <w:rPr>
+          <w:rFonts w:cs="Calibri" w:ascii="Calibri" w:hAnsi="Calibri"/>
+          <w:color w:val="FF0000"/>
+        </w:rPr>
+        <w:t xml:space="preserve">- </w:t>
+      </w:r>
+      <w:r>
+        <w:rPr>
+          <w:rFonts w:cs="Calibri" w:ascii="Calibri" w:hAnsi="Calibri"/>
+          <w:color w:val="FF0000"/>
+        </w:rPr>
+        <w:t>This is a very good point, I did not clarify the implications of Controlled environments within the scope of this review. To address this point I:</w:t>
+      </w:r>
+    </w:p>
+    <w:p>
+      <w:pPr>
+        <w:pStyle w:val="Normal"/>
+        <w:rPr>
+          <w:color w:val="FF0000"/>
+        </w:rPr>
+      </w:pPr>
+      <w:r>
+        <w:rPr>
+          <w:rFonts w:cs="Calibri" w:ascii="Calibri" w:hAnsi="Calibri"/>
+          <w:color w:val="FF0000"/>
+        </w:rPr>
+        <w:tab/>
+        <w:t xml:space="preserve">- Added a sub-section </w:t>
+      </w:r>
+      <w:r>
+        <w:rPr>
+          <w:rFonts w:cs="Calibri" w:ascii="Calibri" w:hAnsi="Calibri"/>
+          <w:color w:val="FF0000"/>
+        </w:rPr>
+        <w:t>to add context to the focus of the review</w:t>
+      </w:r>
+      <w:r>
+        <w:rPr>
+          <w:rFonts w:cs="Calibri" w:ascii="Calibri" w:hAnsi="Calibri"/>
+          <w:color w:val="FF0000"/>
+        </w:rPr>
+        <w:t xml:space="preserve"> within the introduction </w:t>
+      </w:r>
+      <w:r>
+        <w:rPr>
+          <w:rFonts w:cs="Calibri" w:ascii="Calibri" w:hAnsi="Calibri"/>
+          <w:color w:val="FF0000"/>
+        </w:rPr>
+        <w:t>section</w:t>
+      </w:r>
+      <w:r>
+        <w:rPr>
+          <w:rFonts w:cs="Calibri" w:ascii="Calibri" w:hAnsi="Calibri"/>
+          <w:color w:val="FF0000"/>
+        </w:rPr>
+        <w:t xml:space="preserve"> which introduces the differences between open field  and controlled environment</w:t>
+      </w:r>
+      <w:r>
+        <w:rPr>
+          <w:rFonts w:cs="Calibri" w:ascii="Calibri" w:hAnsi="Calibri"/>
+          <w:color w:val="FF0000"/>
+        </w:rPr>
+        <w:t>s</w:t>
+      </w:r>
+      <w:r>
+        <w:rPr>
+          <w:rFonts w:cs="Calibri" w:ascii="Calibri" w:hAnsi="Calibri"/>
+          <w:color w:val="FF0000"/>
+        </w:rPr>
+        <w:t>. Within this subsection I discuss the implications of predictive modeling for controlled environments. I include references to …. which discuss ….</w:t>
+      </w:r>
+    </w:p>
+    <w:p>
+      <w:pPr>
+        <w:pStyle w:val="Normal"/>
+        <w:rPr>
+          <w:color w:val="FF0000"/>
+        </w:rPr>
+      </w:pPr>
+      <w:r>
+        <w:rPr>
+          <w:rFonts w:cs="Calibri" w:ascii="Calibri" w:hAnsi="Calibri"/>
+          <w:color w:val="FF0000"/>
+        </w:rPr>
+        <w:t>-</w:t>
+      </w:r>
+    </w:p>
+    <w:p>
+      <w:pPr>
+        <w:pStyle w:val="Normal"/>
+        <w:rPr>
+          <w:color w:val="FF0000"/>
+        </w:rPr>
+      </w:pPr>
+      <w:r>
+        <w:rPr>
+          <w:rFonts w:cs="Calibri" w:ascii="Calibri" w:hAnsi="Calibri"/>
+          <w:color w:val="FF0000"/>
+        </w:rPr>
+        <w:t xml:space="preserve">- </w:t>
+      </w:r>
+    </w:p>
+    <w:p>
+      <w:pPr>
+        <w:pStyle w:val="Normal"/>
+        <w:rPr>
+          <w:rFonts w:ascii="Calibri" w:hAnsi="Calibri" w:cs="Calibri"/>
+        </w:rPr>
+      </w:pPr>
+      <w:r>
+        <w:rPr>
+          <w:rFonts w:cs="Calibri" w:ascii="Calibri" w:hAnsi="Calibri"/>
+        </w:rPr>
+      </w:r>
+    </w:p>
+    <w:p>
+      <w:pPr>
+        <w:pStyle w:val="Normal"/>
+        <w:rPr>
+          <w:rFonts w:ascii="Calibri" w:hAnsi="Calibri" w:cs="Calibri"/>
+        </w:rPr>
+      </w:pPr>
+      <w:r>
+        <w:rPr>
+          <w:rFonts w:cs="Calibri" w:ascii="Calibri" w:hAnsi="Calibri"/>
+        </w:rPr>
+        <w:t>Section 3.1 discussed regression models developed from open field experiments. Those models have fixed variables and configurations which is a shortcoming due to the inflexibility in dynamic open field conditions. However, the stability of controlled environments might contribute to better performance of those fixed-variable models. You need to discuss the potential interactions between controlled environments and the fixed-variable models.</w:t>
+      </w:r>
+    </w:p>
+    <w:p>
+      <w:pPr>
+        <w:pStyle w:val="Normal"/>
+        <w:rPr>
+          <w:rFonts w:ascii="Calibri" w:hAnsi="Calibri" w:cs="Calibri"/>
+        </w:rPr>
+      </w:pPr>
+      <w:r>
+        <w:rPr>
+          <w:rFonts w:cs="Calibri" w:ascii="Calibri" w:hAnsi="Calibri"/>
+        </w:rPr>
+      </w:r>
+    </w:p>
+    <w:p>
+      <w:pPr>
+        <w:pStyle w:val="Normal"/>
+        <w:rPr>
+          <w:rFonts w:ascii="Calibri" w:hAnsi="Calibri" w:cs="Calibri"/>
+        </w:rPr>
+      </w:pPr>
+      <w:r>
+        <w:rPr>
+          <w:rFonts w:cs="Calibri" w:ascii="Calibri" w:hAnsi="Calibri"/>
+        </w:rPr>
+        <w:t>I am confused about the simulated environment. The term, simulated environment or simulated agriculture, has dual interpretations. One is the controlled environment that simulates the optimal growth conditions for plants. The other is the cyber-agricultural system which digitalizes the plant status from physical world to virtual cyberspace and then optimizes management practices based on crop model output. Please clarify which definition applies in this context.</w:t>
+      </w:r>
+    </w:p>
+    <w:p>
+      <w:pPr>
+        <w:pStyle w:val="Normal"/>
+        <w:rPr>
+          <w:color w:val="FF0000"/>
+        </w:rPr>
+      </w:pPr>
+      <w:r>
+        <w:rPr>
+          <w:rFonts w:cs="Calibri" w:ascii="Calibri" w:hAnsi="Calibri"/>
+          <w:color w:val="FF0000"/>
+        </w:rPr>
+        <w:t xml:space="preserve"> </w:t>
+      </w:r>
+      <w:r>
+        <w:rPr>
+          <w:rFonts w:cs="Calibri" w:ascii="Calibri" w:hAnsi="Calibri"/>
+          <w:color w:val="FF0000"/>
+        </w:rPr>
+        <w:t>To address this point I</w:t>
+      </w:r>
+    </w:p>
+    <w:p>
+      <w:pPr>
+        <w:pStyle w:val="Normal"/>
+        <w:rPr>
+          <w:color w:val="FF0000"/>
+        </w:rPr>
+      </w:pPr>
+      <w:r>
+        <w:rPr>
+          <w:rFonts w:cs="Calibri" w:ascii="Calibri" w:hAnsi="Calibri"/>
+          <w:color w:val="FF0000"/>
+        </w:rPr>
+        <w:tab/>
+        <w:t>- Added a sub-section to add context to the focus of the review within the introduction section which introduces the differences between open field  and controlled environments. Within this subsection I discuss the implications of predictive modeling for controlled environments. I include references to …. which discuss ….</w:t>
+      </w:r>
+    </w:p>
+    <w:p>
+      <w:pPr>
+        <w:pStyle w:val="Normal"/>
+        <w:rPr>
+          <w:rFonts w:ascii="Calibri" w:hAnsi="Calibri" w:cs="Calibri"/>
+        </w:rPr>
+      </w:pPr>
+      <w:r>
         <w:rPr/>
       </w:r>
     </w:p>
@@ -59,114 +274,662 @@
       <w:pPr>
         <w:pStyle w:val="Normal"/>
         <w:rPr>
-          <w:color w:val="FF0000"/>
-        </w:rPr>
-      </w:pPr>
-      <w:r>
-        <w:rPr>
-          <w:rFonts w:cs="Calibri" w:ascii="Calibri" w:hAnsi="Calibri"/>
-          <w:color w:val="FF0000"/>
-        </w:rPr>
-        <w:t>Mo: To Address this point, I will:</w:t>
-      </w:r>
-    </w:p>
-    <w:p>
-      <w:pPr>
-        <w:pStyle w:val="Normal"/>
-        <w:rPr>
-          <w:color w:val="FF0000"/>
-        </w:rPr>
-      </w:pPr>
-      <w:r>
-        <w:rPr>
-          <w:rFonts w:cs="Calibri" w:ascii="Calibri" w:hAnsi="Calibri"/>
-          <w:color w:val="FF0000"/>
-        </w:rPr>
-        <w:t>- Added a sub-section within the background of the introduction, which introduces the differences between open field agriculture and controlled environment agriculture. Within this subsection I discuss the implications of predictive modeling for controlled environments. I include references to …. which discuss ….</w:t>
-      </w:r>
-    </w:p>
-    <w:p>
-      <w:pPr>
-        <w:pStyle w:val="Normal"/>
-        <w:rPr>
-          <w:color w:val="FF0000"/>
-        </w:rPr>
-      </w:pPr>
-      <w:r>
-        <w:rPr>
-          <w:rFonts w:cs="Calibri" w:ascii="Calibri" w:hAnsi="Calibri"/>
-          <w:color w:val="FF0000"/>
-        </w:rPr>
-        <w:t>- Added a section within the scope that discusses the rational in focus towards ….</w:t>
-      </w:r>
-    </w:p>
-    <w:p>
-      <w:pPr>
-        <w:pStyle w:val="Normal"/>
-        <w:rPr>
-          <w:color w:val="FF0000"/>
-        </w:rPr>
-      </w:pPr>
-      <w:r>
-        <w:rPr>
-          <w:rFonts w:cs="Calibri" w:ascii="Calibri" w:hAnsi="Calibri"/>
-          <w:color w:val="FF0000"/>
-        </w:rPr>
-        <w:t xml:space="preserve">- </w:t>
-      </w:r>
-    </w:p>
-    <w:p>
-      <w:pPr>
-        <w:pStyle w:val="Normal"/>
-        <w:rPr>
-          <w:rFonts w:ascii="Calibri" w:hAnsi="Calibri" w:cs="Calibri"/>
-        </w:rPr>
-      </w:pPr>
-      <w:r>
-        <w:rPr>
-          <w:rFonts w:cs="Calibri" w:ascii="Calibri" w:hAnsi="Calibri"/>
-        </w:rPr>
-      </w:r>
-    </w:p>
-    <w:p>
-      <w:pPr>
-        <w:pStyle w:val="Normal"/>
-        <w:rPr>
-          <w:rFonts w:ascii="Calibri" w:hAnsi="Calibri" w:cs="Calibri"/>
-        </w:rPr>
-      </w:pPr>
-      <w:r>
-        <w:rPr>
-          <w:rFonts w:cs="Calibri" w:ascii="Calibri" w:hAnsi="Calibri"/>
-        </w:rPr>
-        <w:t>Section 3.1 discussed regression models developed from open field experiments. Those models have fixed variables and configurations which is a shortcoming due to the inflexibility in dynamic open field conditions. However, the stability of controlled environments might contribute to better performance of those fixed-variable models. You need to discuss the potential interactions between controlled environments and the fixed-variable models.</w:t>
-      </w:r>
-    </w:p>
-    <w:p>
-      <w:pPr>
-        <w:pStyle w:val="Normal"/>
-        <w:rPr>
-          <w:rFonts w:ascii="Calibri" w:hAnsi="Calibri" w:cs="Calibri"/>
-        </w:rPr>
-      </w:pPr>
-      <w:r>
-        <w:rPr>
-          <w:rFonts w:cs="Calibri" w:ascii="Calibri" w:hAnsi="Calibri"/>
-        </w:rPr>
-      </w:r>
-    </w:p>
-    <w:p>
-      <w:pPr>
-        <w:pStyle w:val="Normal"/>
-        <w:rPr>
-          <w:rFonts w:ascii="Calibri" w:hAnsi="Calibri" w:cs="Calibri"/>
-        </w:rPr>
-      </w:pPr>
-      <w:r>
-        <w:rPr>
-          <w:rFonts w:cs="Calibri" w:ascii="Calibri" w:hAnsi="Calibri"/>
-        </w:rPr>
-        <w:t>I am confused about the simulated environment. The term, simulated environment or simulated agriculture, has dual interpretations. One is the controlled environment that simulates the optimal growth conditions for plants. The other is the cyber-agricultural system which digitalizes the plant status from physical world to virtual cyberspace and then optimizes management practices based on crop model output. Please clarify which definition applies in this context.</w:t>
+          <w:rFonts w:ascii="Calibri" w:hAnsi="Calibri" w:cs="Calibri"/>
+        </w:rPr>
+      </w:pPr>
+      <w:r>
+        <w:rPr>
+          <w:rFonts w:cs="Calibri" w:ascii="Calibri" w:hAnsi="Calibri"/>
+        </w:rPr>
+      </w:r>
+    </w:p>
+    <w:p>
+      <w:pPr>
+        <w:pStyle w:val="Normal"/>
+        <w:rPr>
+          <w:rFonts w:ascii="Calibri" w:hAnsi="Calibri" w:cs="Calibri"/>
+        </w:rPr>
+      </w:pPr>
+      <w:r>
+        <w:rPr>
+          <w:rFonts w:cs="Calibri" w:ascii="Calibri" w:hAnsi="Calibri"/>
+        </w:rPr>
+      </w:r>
+    </w:p>
+    <w:p>
+      <w:pPr>
+        <w:pStyle w:val="Normal"/>
+        <w:rPr>
+          <w:rFonts w:ascii="Calibri" w:hAnsi="Calibri" w:cs="Calibri"/>
+        </w:rPr>
+      </w:pPr>
+      <w:r>
+        <w:rPr>
+          <w:rFonts w:cs="Calibri" w:ascii="Calibri" w:hAnsi="Calibri"/>
+        </w:rPr>
+      </w:r>
+    </w:p>
+    <w:p>
+      <w:pPr>
+        <w:pStyle w:val="Normal"/>
+        <w:rPr>
+          <w:rFonts w:ascii="Calibri" w:hAnsi="Calibri" w:cs="Calibri"/>
+        </w:rPr>
+      </w:pPr>
+      <w:r>
+        <w:rPr>
+          <w:rFonts w:cs="Calibri" w:ascii="Calibri" w:hAnsi="Calibri"/>
+        </w:rPr>
+        <w:t>2.     Insufficient Definition of Plant Growth</w:t>
+      </w:r>
+    </w:p>
+    <w:p>
+      <w:pPr>
+        <w:pStyle w:val="Normal"/>
+        <w:rPr>
+          <w:rFonts w:ascii="Calibri" w:hAnsi="Calibri" w:cs="Calibri"/>
+        </w:rPr>
+      </w:pPr>
+      <w:r>
+        <w:rPr>
+          <w:rFonts w:cs="Calibri" w:ascii="Calibri" w:hAnsi="Calibri"/>
+        </w:rPr>
+        <w:t>There are so many indicators evaluating plant growth and development, some are quantitative, some are empirical, some are physiological, some are morphological, etc. Plant growth is a very broad scope for a single paper. Your review paper will be more comprehensive if you narrow the domain to which type of plant growth indicators you want to review, specify the major indicators or traits, and then analyze the measurement, modeling and prediction of them in-depth. Besides, I recommend you learn some numerical crop models, like APSIM, AquaCrop, DSSAT, WOFOST, Hybrid-Maize. Although they don't model the single trait directly, they provide a systematic framework to describe and calculate plant growth.</w:t>
+      </w:r>
+    </w:p>
+    <w:p>
+      <w:pPr>
+        <w:pStyle w:val="Normal"/>
+        <w:rPr>
+          <w:rFonts w:ascii="Calibri" w:hAnsi="Calibri" w:cs="Calibri"/>
+        </w:rPr>
+      </w:pPr>
+      <w:r>
+        <w:rPr>
+          <w:rFonts w:cs="Calibri" w:ascii="Calibri" w:hAnsi="Calibri"/>
+        </w:rPr>
+      </w:r>
+    </w:p>
+    <w:p>
+      <w:pPr>
+        <w:pStyle w:val="Normal"/>
+        <w:rPr>
+          <w:rFonts w:ascii="Calibri" w:hAnsi="Calibri" w:cs="Calibri"/>
+        </w:rPr>
+      </w:pPr>
+      <w:r>
+        <w:rPr>
+          <w:rFonts w:cs="Calibri" w:ascii="Calibri" w:hAnsi="Calibri"/>
+        </w:rPr>
+        <w:t>3.     Disorganized Framework and Categorization</w:t>
+      </w:r>
+    </w:p>
+    <w:p>
+      <w:pPr>
+        <w:pStyle w:val="Normal"/>
+        <w:rPr>
+          <w:rFonts w:ascii="Calibri" w:hAnsi="Calibri" w:cs="Calibri"/>
+        </w:rPr>
+      </w:pPr>
+      <w:r>
+        <w:rPr>
+          <w:rFonts w:cs="Calibri" w:ascii="Calibri" w:hAnsi="Calibri"/>
+        </w:rPr>
+        <w:t>Since your scope is too large, the framework and categorization are disorganized. The section 3 and 4, temporal modeling paradigms of quantitative traits and 2D/3D structured representations through time, have significant overlap. Please consider the general pipeline for phenotyping. There are three major steps in a pipeline:</w:t>
+      </w:r>
+    </w:p>
+    <w:p>
+      <w:pPr>
+        <w:pStyle w:val="Normal"/>
+        <w:rPr>
+          <w:rFonts w:ascii="Calibri" w:hAnsi="Calibri" w:cs="Calibri"/>
+        </w:rPr>
+      </w:pPr>
+      <w:r>
+        <w:rPr>
+          <w:rFonts w:cs="Calibri" w:ascii="Calibri" w:hAnsi="Calibri"/>
+        </w:rPr>
+      </w:r>
+    </w:p>
+    <w:p>
+      <w:pPr>
+        <w:pStyle w:val="Normal"/>
+        <w:rPr>
+          <w:rFonts w:ascii="Calibri" w:hAnsi="Calibri" w:cs="Calibri"/>
+        </w:rPr>
+      </w:pPr>
+      <w:r>
+        <w:rPr>
+          <w:rFonts w:cs="Calibri" w:ascii="Calibri" w:hAnsi="Calibri"/>
+        </w:rPr>
+        <w:t>a). manual ground truth collection</w:t>
+      </w:r>
+    </w:p>
+    <w:p>
+      <w:pPr>
+        <w:pStyle w:val="Normal"/>
+        <w:rPr>
+          <w:rFonts w:ascii="Calibri" w:hAnsi="Calibri" w:cs="Calibri"/>
+        </w:rPr>
+      </w:pPr>
+      <w:r>
+        <w:rPr>
+          <w:rFonts w:cs="Calibri" w:ascii="Calibri" w:hAnsi="Calibri"/>
+        </w:rPr>
+        <w:t>b). digital data acquisition</w:t>
+      </w:r>
+    </w:p>
+    <w:p>
+      <w:pPr>
+        <w:pStyle w:val="Normal"/>
+        <w:rPr>
+          <w:rFonts w:ascii="Calibri" w:hAnsi="Calibri" w:cs="Calibri"/>
+        </w:rPr>
+      </w:pPr>
+      <w:r>
+        <w:rPr>
+          <w:rFonts w:cs="Calibri" w:ascii="Calibri" w:hAnsi="Calibri"/>
+        </w:rPr>
+        <w:t>c). model training for quantitative trait prediction</w:t>
+      </w:r>
+    </w:p>
+    <w:p>
+      <w:pPr>
+        <w:pStyle w:val="Normal"/>
+        <w:rPr>
+          <w:rFonts w:ascii="Calibri" w:hAnsi="Calibri" w:cs="Calibri"/>
+        </w:rPr>
+      </w:pPr>
+      <w:r>
+        <w:rPr>
+          <w:rFonts w:cs="Calibri" w:ascii="Calibri" w:hAnsi="Calibri"/>
+        </w:rPr>
+      </w:r>
+    </w:p>
+    <w:p>
+      <w:pPr>
+        <w:pStyle w:val="Normal"/>
+        <w:rPr>
+          <w:rFonts w:ascii="Calibri" w:hAnsi="Calibri" w:cs="Calibri"/>
+        </w:rPr>
+      </w:pPr>
+      <w:r>
+        <w:rPr>
+          <w:rFonts w:cs="Calibri" w:ascii="Calibri" w:hAnsi="Calibri"/>
+        </w:rPr>
+        <w:t>We can collect 2D/3D data easily. Why do we need to train the models for phenotyping? Because those 2D/3D data are high dimensional that we can't evaluate plant growth directly. We still need some low-dimensional indicators, like scalar in your paper but I'd like to call them quantitative traits, to assess plant growth. Please decouple the overlap to have a clear framework.</w:t>
+      </w:r>
+    </w:p>
+    <w:p>
+      <w:pPr>
+        <w:pStyle w:val="Normal"/>
+        <w:rPr>
+          <w:rFonts w:ascii="Calibri" w:hAnsi="Calibri" w:cs="Calibri"/>
+        </w:rPr>
+      </w:pPr>
+      <w:r>
+        <w:rPr>
+          <w:rFonts w:cs="Calibri" w:ascii="Calibri" w:hAnsi="Calibri"/>
+        </w:rPr>
+      </w:r>
+    </w:p>
+    <w:p>
+      <w:pPr>
+        <w:pStyle w:val="Normal"/>
+        <w:rPr>
+          <w:rFonts w:ascii="Calibri" w:hAnsi="Calibri" w:cs="Calibri"/>
+        </w:rPr>
+      </w:pPr>
+      <w:r>
+        <w:rPr>
+          <w:rFonts w:cs="Calibri" w:ascii="Calibri" w:hAnsi="Calibri"/>
+        </w:rPr>
+        <w:t>4.     Weak Reference Paper</w:t>
+      </w:r>
+    </w:p>
+    <w:p>
+      <w:pPr>
+        <w:pStyle w:val="Normal"/>
+        <w:rPr>
+          <w:rFonts w:ascii="Calibri" w:hAnsi="Calibri" w:cs="Calibri"/>
+        </w:rPr>
+      </w:pPr>
+      <w:r>
+        <w:rPr>
+          <w:rFonts w:cs="Calibri" w:ascii="Calibri" w:hAnsi="Calibri"/>
+        </w:rPr>
+        <w:t>Only one or two papers were cited in many subsections. The limited reference is not strong enough to support your analysis and opinion, especially in the section of Perspectives.</w:t>
+      </w:r>
+    </w:p>
+    <w:p>
+      <w:pPr>
+        <w:pStyle w:val="Normal"/>
+        <w:rPr>
+          <w:rFonts w:ascii="Calibri" w:hAnsi="Calibri" w:cs="Calibri"/>
+        </w:rPr>
+      </w:pPr>
+      <w:r>
+        <w:rPr>
+          <w:rFonts w:cs="Calibri" w:ascii="Calibri" w:hAnsi="Calibri"/>
+        </w:rPr>
+      </w:r>
+    </w:p>
+    <w:p>
+      <w:pPr>
+        <w:pStyle w:val="Normal"/>
+        <w:rPr>
+          <w:rFonts w:ascii="Calibri" w:hAnsi="Calibri" w:cs="Calibri"/>
+        </w:rPr>
+      </w:pPr>
+      <w:r>
+        <w:rPr>
+          <w:rFonts w:cs="Calibri" w:ascii="Calibri" w:hAnsi="Calibri"/>
+        </w:rPr>
+      </w:r>
+    </w:p>
+    <w:p>
+      <w:pPr>
+        <w:pStyle w:val="Normal"/>
+        <w:rPr>
+          <w:rFonts w:ascii="Calibri" w:hAnsi="Calibri" w:cs="Calibri"/>
+        </w:rPr>
+      </w:pPr>
+      <w:r>
+        <w:rPr>
+          <w:rFonts w:cs="Calibri" w:ascii="Calibri" w:hAnsi="Calibri"/>
+        </w:rPr>
+      </w:r>
+    </w:p>
+    <w:p>
+      <w:pPr>
+        <w:pStyle w:val="Normal"/>
+        <w:rPr>
+          <w:rFonts w:ascii="Calibri" w:hAnsi="Calibri" w:cs="Calibri"/>
+        </w:rPr>
+      </w:pPr>
+      <w:r>
+        <w:rPr>
+          <w:rFonts w:cs="Calibri" w:ascii="Calibri" w:hAnsi="Calibri"/>
+        </w:rPr>
+      </w:r>
+    </w:p>
+    <w:p>
+      <w:pPr>
+        <w:pStyle w:val="Normal"/>
+        <w:rPr>
+          <w:rFonts w:ascii="Calibri" w:hAnsi="Calibri" w:cs="Calibri"/>
+        </w:rPr>
+      </w:pPr>
+      <w:r>
+        <w:rPr>
+          <w:rFonts w:cs="Calibri" w:ascii="Calibri" w:hAnsi="Calibri"/>
+        </w:rPr>
+        <w:t>Reviewer #2: Thank you for a thoroughly researched and well‐written review! I've enjoyed reading your insightful coverage of predictive modeling in plant phenomics. To make the manuscript even more reader friendly, I have the following suggestions:</w:t>
+      </w:r>
+    </w:p>
+    <w:p>
+      <w:pPr>
+        <w:pStyle w:val="Normal"/>
+        <w:rPr>
+          <w:rFonts w:ascii="Calibri" w:hAnsi="Calibri" w:cs="Calibri"/>
+        </w:rPr>
+      </w:pPr>
+      <w:r>
+        <w:rPr>
+          <w:rFonts w:cs="Calibri" w:ascii="Calibri" w:hAnsi="Calibri"/>
+        </w:rPr>
+      </w:r>
+    </w:p>
+    <w:p>
+      <w:pPr>
+        <w:pStyle w:val="Normal"/>
+        <w:rPr>
+          <w:rFonts w:ascii="Calibri" w:hAnsi="Calibri" w:cs="Calibri"/>
+        </w:rPr>
+      </w:pPr>
+      <w:r>
+        <w:rPr>
+          <w:rFonts w:cs="Calibri" w:ascii="Calibri" w:hAnsi="Calibri"/>
+        </w:rPr>
+        <w:t>1.     Consider labeling the Introduction as Section 1, making "Rationale and Approach" Section 2 (with sub-sections 2.1, 2.2), and then numbering Sections 3 and 4 sequentially so the structure feels clear and consistent.</w:t>
+      </w:r>
+    </w:p>
+    <w:p>
+      <w:pPr>
+        <w:pStyle w:val="Normal"/>
+        <w:rPr>
+          <w:rFonts w:ascii="Calibri" w:hAnsi="Calibri" w:cs="Calibri"/>
+        </w:rPr>
+      </w:pPr>
+      <w:r>
+        <w:rPr>
+          <w:rFonts w:cs="Calibri" w:ascii="Calibri" w:hAnsi="Calibri"/>
+        </w:rPr>
+      </w:r>
+    </w:p>
+    <w:p>
+      <w:pPr>
+        <w:pStyle w:val="Normal"/>
+        <w:rPr>
+          <w:rFonts w:ascii="Calibri" w:hAnsi="Calibri" w:cs="Calibri"/>
+        </w:rPr>
+      </w:pPr>
+      <w:r>
+        <w:rPr>
+          <w:rFonts w:cs="Calibri" w:ascii="Calibri" w:hAnsi="Calibri"/>
+        </w:rPr>
+        <w:t>2.     Adding a brief roadmap paragraph at the end of the Introduction (or at the start of Section 2) that previews the major sections—regression methods, latent state models, neural network approaches, functional-structural plant models, and computer-vision simulations—will help readers see the overall flow before diving into details.</w:t>
+      </w:r>
+    </w:p>
+    <w:p>
+      <w:pPr>
+        <w:pStyle w:val="Normal"/>
+        <w:rPr>
+          <w:rFonts w:ascii="Calibri" w:hAnsi="Calibri" w:cs="Calibri"/>
+        </w:rPr>
+      </w:pPr>
+      <w:r>
+        <w:rPr>
+          <w:rFonts w:cs="Calibri" w:ascii="Calibri" w:hAnsi="Calibri"/>
+        </w:rPr>
+      </w:r>
+    </w:p>
+    <w:p>
+      <w:pPr>
+        <w:pStyle w:val="Normal"/>
+        <w:rPr>
+          <w:rFonts w:ascii="Calibri" w:hAnsi="Calibri" w:cs="Calibri"/>
+        </w:rPr>
+      </w:pPr>
+      <w:r>
+        <w:rPr>
+          <w:rFonts w:cs="Calibri" w:ascii="Calibri" w:hAnsi="Calibri"/>
+        </w:rPr>
+        <w:t>3.     After each major category of methods, you might include a short summary paragraph or a simple table comparing data requirements, how uncertainty is handled, interpretability, and typical applications. A side-by-side comparison will highlight trade-offs and guide readers in selecting the right approach.</w:t>
+      </w:r>
+    </w:p>
+    <w:p>
+      <w:pPr>
+        <w:pStyle w:val="Normal"/>
+        <w:rPr>
+          <w:rFonts w:ascii="Calibri" w:hAnsi="Calibri" w:cs="Calibri"/>
+        </w:rPr>
+      </w:pPr>
+      <w:r>
+        <w:rPr>
+          <w:rFonts w:cs="Calibri" w:ascii="Calibri" w:hAnsi="Calibri"/>
+        </w:rPr>
+      </w:r>
+    </w:p>
+    <w:p>
+      <w:pPr>
+        <w:pStyle w:val="Normal"/>
+        <w:rPr>
+          <w:rFonts w:ascii="Calibri" w:hAnsi="Calibri" w:cs="Calibri"/>
+        </w:rPr>
+      </w:pPr>
+      <w:r>
+        <w:rPr>
+          <w:rFonts w:cs="Calibri" w:ascii="Calibri" w:hAnsi="Calibri"/>
+        </w:rPr>
+        <w:t>4.     For the conditional generative models section, a few sentences explaining how latent sampling guides the image synthesis process will deepen readers' understanding.</w:t>
+      </w:r>
+    </w:p>
+    <w:p>
+      <w:pPr>
+        <w:pStyle w:val="Normal"/>
+        <w:rPr>
+          <w:rFonts w:ascii="Calibri" w:hAnsi="Calibri" w:cs="Calibri"/>
+        </w:rPr>
+      </w:pPr>
+      <w:r>
+        <w:rPr>
+          <w:rFonts w:cs="Calibri" w:ascii="Calibri" w:hAnsi="Calibri"/>
+        </w:rPr>
+      </w:r>
+    </w:p>
+    <w:p>
+      <w:pPr>
+        <w:pStyle w:val="Normal"/>
+        <w:rPr>
+          <w:rFonts w:ascii="Calibri" w:hAnsi="Calibri" w:cs="Calibri"/>
+        </w:rPr>
+      </w:pPr>
+      <w:r>
+        <w:rPr>
+          <w:rFonts w:cs="Calibri" w:ascii="Calibri" w:hAnsi="Calibri"/>
+        </w:rPr>
+        <w:t>5.     When introducing "digital twin," you could define it in one sentence (for example, "a virtual replica of a plant system updated in real time with sensor data") and give a short example—such as its use in greenhouse climate control—to illustrate its practical value.</w:t>
+      </w:r>
+    </w:p>
+    <w:p>
+      <w:pPr>
+        <w:pStyle w:val="Normal"/>
+        <w:rPr>
+          <w:rFonts w:ascii="Calibri" w:hAnsi="Calibri" w:cs="Calibri"/>
+        </w:rPr>
+      </w:pPr>
+      <w:r>
+        <w:rPr>
+          <w:rFonts w:cs="Calibri" w:ascii="Calibri" w:hAnsi="Calibri"/>
+        </w:rPr>
+      </w:r>
+    </w:p>
+    <w:p>
+      <w:pPr>
+        <w:pStyle w:val="Normal"/>
+        <w:rPr>
+          <w:rFonts w:ascii="Calibri" w:hAnsi="Calibri" w:cs="Calibri"/>
+        </w:rPr>
+      </w:pPr>
+      <w:r>
+        <w:rPr>
+          <w:rFonts w:cs="Calibri" w:ascii="Calibri" w:hAnsi="Calibri"/>
+        </w:rPr>
+        <w:t>6.     Please replace every instance of "Lindemyer-systems" with "Lindenmayer systems (L-systems)" and cite the original 1968 paper.</w:t>
+      </w:r>
+    </w:p>
+    <w:p>
+      <w:pPr>
+        <w:pStyle w:val="Normal"/>
+        <w:rPr>
+          <w:rFonts w:ascii="Calibri" w:hAnsi="Calibri" w:cs="Calibri"/>
+        </w:rPr>
+      </w:pPr>
+      <w:r>
+        <w:rPr>
+          <w:rFonts w:cs="Calibri" w:ascii="Calibri" w:hAnsi="Calibri"/>
+        </w:rPr>
+      </w:r>
+    </w:p>
+    <w:p>
+      <w:pPr>
+        <w:pStyle w:val="Normal"/>
+        <w:rPr>
+          <w:rFonts w:ascii="Calibri" w:hAnsi="Calibri" w:cs="Calibri"/>
+        </w:rPr>
+      </w:pPr>
+      <w:r>
+        <w:rPr>
+          <w:rFonts w:cs="Calibri" w:ascii="Calibri" w:hAnsi="Calibri"/>
+        </w:rPr>
+        <w:t>7.     A few statements about the importance of spatiotemporal modeling appear both in the Abstract and again in the Introduction. Trimming those duplicates will tighten the writing and avoid repetition.</w:t>
+      </w:r>
+    </w:p>
+    <w:p>
+      <w:pPr>
+        <w:pStyle w:val="Normal"/>
+        <w:rPr>
+          <w:rFonts w:ascii="Calibri" w:hAnsi="Calibri" w:cs="Calibri"/>
+        </w:rPr>
+      </w:pPr>
+      <w:r>
+        <w:rPr>
+          <w:rFonts w:cs="Calibri" w:ascii="Calibri" w:hAnsi="Calibri"/>
+        </w:rPr>
+      </w:r>
+    </w:p>
+    <w:p>
+      <w:pPr>
+        <w:pStyle w:val="Normal"/>
+        <w:rPr>
+          <w:rFonts w:ascii="Calibri" w:hAnsi="Calibri" w:cs="Calibri"/>
+        </w:rPr>
+      </w:pPr>
+      <w:r>
+        <w:rPr>
+          <w:rFonts w:cs="Calibri" w:ascii="Calibri" w:hAnsi="Calibri"/>
+        </w:rPr>
+        <w:t>8.     In the "Scope of this Review" section or in the Conclusion, you might add a clarifying sentence such as: "This review focuses on controlled-environment agriculture from 2015-2025; open-field models and pre-2015 foundational work are beyond our scope." That will set clear boundaries for readers.</w:t>
+      </w:r>
+    </w:p>
+    <w:p>
+      <w:pPr>
+        <w:pStyle w:val="Normal"/>
+        <w:rPr>
+          <w:rFonts w:ascii="Calibri" w:hAnsi="Calibri" w:cs="Calibri"/>
+        </w:rPr>
+      </w:pPr>
+      <w:r>
+        <w:rPr>
+          <w:rFonts w:cs="Calibri" w:ascii="Calibri" w:hAnsi="Calibri"/>
+        </w:rPr>
+      </w:r>
+    </w:p>
+    <w:p>
+      <w:pPr>
+        <w:pStyle w:val="Normal"/>
+        <w:rPr>
+          <w:rFonts w:ascii="Calibri" w:hAnsi="Calibri" w:cs="Calibri"/>
+        </w:rPr>
+      </w:pPr>
+      <w:r>
+        <w:rPr>
+          <w:rFonts w:cs="Calibri" w:ascii="Calibri" w:hAnsi="Calibri"/>
+        </w:rPr>
+        <w:t>9.     All existing figures and tables are valuable, so please retain them. To implement the comparative synthesis suggested above, add a new table rather than removing any current illustrations.</w:t>
+      </w:r>
+    </w:p>
+    <w:p>
+      <w:pPr>
+        <w:pStyle w:val="Normal"/>
+        <w:rPr>
+          <w:rFonts w:ascii="Calibri" w:hAnsi="Calibri" w:cs="Calibri"/>
+        </w:rPr>
+      </w:pPr>
+      <w:r>
+        <w:rPr>
+          <w:rFonts w:cs="Calibri" w:ascii="Calibri" w:hAnsi="Calibri"/>
+        </w:rPr>
+      </w:r>
+    </w:p>
+    <w:p>
+      <w:pPr>
+        <w:pStyle w:val="Normal"/>
+        <w:rPr>
+          <w:rFonts w:ascii="Calibri" w:hAnsi="Calibri" w:cs="Calibri"/>
+        </w:rPr>
+      </w:pPr>
+      <w:r>
+        <w:rPr>
+          <w:rFonts w:cs="Calibri" w:ascii="Calibri" w:hAnsi="Calibri"/>
+        </w:rPr>
+      </w:r>
+    </w:p>
+    <w:p>
+      <w:pPr>
+        <w:pStyle w:val="Normal"/>
+        <w:rPr>
+          <w:rFonts w:ascii="Calibri" w:hAnsi="Calibri" w:cs="Calibri"/>
+        </w:rPr>
+      </w:pPr>
+      <w:r>
+        <w:rPr>
+          <w:rFonts w:cs="Calibri" w:ascii="Calibri" w:hAnsi="Calibri"/>
+        </w:rPr>
+      </w:r>
+    </w:p>
+    <w:p>
+      <w:pPr>
+        <w:pStyle w:val="Normal"/>
+        <w:rPr>
+          <w:rFonts w:ascii="Calibri" w:hAnsi="Calibri" w:cs="Calibri"/>
+        </w:rPr>
+      </w:pPr>
+      <w:r>
+        <w:rPr>
+          <w:rFonts w:cs="Calibri" w:ascii="Calibri" w:hAnsi="Calibri"/>
+        </w:rPr>
+        <w:t>Reviewer #3: This paper presents a thorough review of pattern recognition models used for plant growth prediction. The paper is well written and provides nice and informative figures. I enjoyed reading. Here are some suggestions for improving the manucript (for reference):</w:t>
+      </w:r>
+    </w:p>
+    <w:p>
+      <w:pPr>
+        <w:pStyle w:val="Normal"/>
+        <w:rPr>
+          <w:rFonts w:ascii="Calibri" w:hAnsi="Calibri" w:cs="Calibri"/>
+        </w:rPr>
+      </w:pPr>
+      <w:r>
+        <w:rPr>
+          <w:rFonts w:cs="Calibri" w:ascii="Calibri" w:hAnsi="Calibri"/>
+        </w:rPr>
+      </w:r>
+    </w:p>
+    <w:p>
+      <w:pPr>
+        <w:pStyle w:val="Normal"/>
+        <w:rPr>
+          <w:rFonts w:ascii="Calibri" w:hAnsi="Calibri" w:cs="Calibri"/>
+        </w:rPr>
+      </w:pPr>
+      <w:r>
+        <w:rPr>
+          <w:rFonts w:cs="Calibri" w:ascii="Calibri" w:hAnsi="Calibri"/>
+        </w:rPr>
+        <w:t>- In the title and many places in text, the paper highlights the term "representations". However, the review is mostly about models and approaches. Please clarify what "representations" mean or revise this term (recommended).</w:t>
+      </w:r>
+    </w:p>
+    <w:p>
+      <w:pPr>
+        <w:pStyle w:val="Normal"/>
+        <w:rPr>
+          <w:rFonts w:ascii="Calibri" w:hAnsi="Calibri" w:cs="Calibri"/>
+        </w:rPr>
+      </w:pPr>
+      <w:r>
+        <w:rPr>
+          <w:rFonts w:cs="Calibri" w:ascii="Calibri" w:hAnsi="Calibri"/>
+        </w:rPr>
+        <w:t>- I would suggest to revise the title to "Spatialtemporal Modeling of Plant Growth Prediction in Simulated and Controlled Environments: A Comprehensive Review"</w:t>
+      </w:r>
+    </w:p>
+    <w:p>
+      <w:pPr>
+        <w:pStyle w:val="Normal"/>
+        <w:rPr>
+          <w:rFonts w:ascii="Calibri" w:hAnsi="Calibri" w:cs="Calibri"/>
+        </w:rPr>
+      </w:pPr>
+      <w:r>
+        <w:rPr>
+          <w:color w:val="C9211E"/>
+        </w:rPr>
+      </w:r>
+    </w:p>
+    <w:p>
+      <w:pPr>
+        <w:pStyle w:val="Normal"/>
+        <w:rPr>
+          <w:color w:val="C9211E"/>
+        </w:rPr>
+      </w:pPr>
+      <w:r>
+        <w:rPr>
+          <w:rFonts w:cs="Calibri" w:ascii="Calibri" w:hAnsi="Calibri"/>
+          <w:color w:val="C9211E"/>
+        </w:rPr>
+        <w:t>Thank you for the Suggestions, I agree the title may be too confusing and may not fully represent them. However I do spend some time discussing various representations in 2D/3D and as functional models. I  will comprimise and title my paper: Spatio-temporal Representations and Predictive Modeling of Plant Growth in Simulated and Controlled Environments: A Comprehensive Review</w:t>
       </w:r>
     </w:p>
     <w:p>
@@ -178,625 +941,6 @@
       </w:pPr>
       <w:r>
         <w:rPr/>
-      </w:r>
-    </w:p>
-    <w:p>
-      <w:pPr>
-        <w:pStyle w:val="Normal"/>
-        <w:rPr>
-          <w:rFonts w:ascii="Calibri" w:hAnsi="Calibri" w:cs="Calibri"/>
-        </w:rPr>
-      </w:pPr>
-      <w:r>
-        <w:rPr/>
-      </w:r>
-    </w:p>
-    <w:p>
-      <w:pPr>
-        <w:pStyle w:val="Normal"/>
-        <w:rPr>
-          <w:rFonts w:ascii="Calibri" w:hAnsi="Calibri" w:cs="Calibri"/>
-        </w:rPr>
-      </w:pPr>
-      <w:r>
-        <w:rPr>
-          <w:rFonts w:cs="Calibri" w:ascii="Calibri" w:hAnsi="Calibri"/>
-        </w:rPr>
-      </w:r>
-    </w:p>
-    <w:p>
-      <w:pPr>
-        <w:pStyle w:val="Normal"/>
-        <w:rPr>
-          <w:rFonts w:ascii="Calibri" w:hAnsi="Calibri" w:cs="Calibri"/>
-        </w:rPr>
-      </w:pPr>
-      <w:r>
-        <w:rPr>
-          <w:rFonts w:cs="Calibri" w:ascii="Calibri" w:hAnsi="Calibri"/>
-        </w:rPr>
-        <w:t>2.     Insufficient Definition of Plant Growth</w:t>
-      </w:r>
-    </w:p>
-    <w:p>
-      <w:pPr>
-        <w:pStyle w:val="Normal"/>
-        <w:rPr>
-          <w:rFonts w:ascii="Calibri" w:hAnsi="Calibri" w:cs="Calibri"/>
-        </w:rPr>
-      </w:pPr>
-      <w:r>
-        <w:rPr>
-          <w:rFonts w:cs="Calibri" w:ascii="Calibri" w:hAnsi="Calibri"/>
-        </w:rPr>
-        <w:t>There are so many indicators evaluating plant growth and development, some are quantitative, some are empirical, some are physiological, some are morphological, etc. Plant growth is a very broad scope for a single paper. Your review paper will be more comprehensive if you narrow the domain to which type of plant growth indicators you want to review, specify the major indicators or traits, and then analyze the measurement, modeling and prediction of them in-depth. Besides, I recommend you learn some numerical crop models, like APSIM, AquaCrop, DSSAT, WOFOST, Hybrid-Maize. Although they don't model the single trait directly, they provide a systematic framework to describe and calculate plant growth.</w:t>
-      </w:r>
-    </w:p>
-    <w:p>
-      <w:pPr>
-        <w:pStyle w:val="Normal"/>
-        <w:rPr>
-          <w:rFonts w:ascii="Calibri" w:hAnsi="Calibri" w:cs="Calibri"/>
-        </w:rPr>
-      </w:pPr>
-      <w:r>
-        <w:rPr>
-          <w:rFonts w:cs="Calibri" w:ascii="Calibri" w:hAnsi="Calibri"/>
-        </w:rPr>
-      </w:r>
-    </w:p>
-    <w:p>
-      <w:pPr>
-        <w:pStyle w:val="Normal"/>
-        <w:rPr>
-          <w:rFonts w:ascii="Calibri" w:hAnsi="Calibri" w:cs="Calibri"/>
-        </w:rPr>
-      </w:pPr>
-      <w:r>
-        <w:rPr>
-          <w:rFonts w:cs="Calibri" w:ascii="Calibri" w:hAnsi="Calibri"/>
-        </w:rPr>
-        <w:t>3.     Disorganized Framework and Categorization</w:t>
-      </w:r>
-    </w:p>
-    <w:p>
-      <w:pPr>
-        <w:pStyle w:val="Normal"/>
-        <w:rPr>
-          <w:rFonts w:ascii="Calibri" w:hAnsi="Calibri" w:cs="Calibri"/>
-        </w:rPr>
-      </w:pPr>
-      <w:r>
-        <w:rPr>
-          <w:rFonts w:cs="Calibri" w:ascii="Calibri" w:hAnsi="Calibri"/>
-        </w:rPr>
-        <w:t>Since your scope is too large, the framework and categorization are disorganized. The section 3 and 4, temporal modeling paradigms of quantitative traits and 2D/3D structured representations through time, have significant overlap. Please consider the general pipeline for phenotyping. There are three major steps in a pipeline:</w:t>
-      </w:r>
-    </w:p>
-    <w:p>
-      <w:pPr>
-        <w:pStyle w:val="Normal"/>
-        <w:rPr>
-          <w:rFonts w:ascii="Calibri" w:hAnsi="Calibri" w:cs="Calibri"/>
-        </w:rPr>
-      </w:pPr>
-      <w:r>
-        <w:rPr>
-          <w:rFonts w:cs="Calibri" w:ascii="Calibri" w:hAnsi="Calibri"/>
-        </w:rPr>
-      </w:r>
-    </w:p>
-    <w:p>
-      <w:pPr>
-        <w:pStyle w:val="Normal"/>
-        <w:rPr>
-          <w:rFonts w:ascii="Calibri" w:hAnsi="Calibri" w:cs="Calibri"/>
-        </w:rPr>
-      </w:pPr>
-      <w:r>
-        <w:rPr>
-          <w:rFonts w:cs="Calibri" w:ascii="Calibri" w:hAnsi="Calibri"/>
-        </w:rPr>
-        <w:t>a). manual ground truth collection</w:t>
-      </w:r>
-    </w:p>
-    <w:p>
-      <w:pPr>
-        <w:pStyle w:val="Normal"/>
-        <w:rPr>
-          <w:rFonts w:ascii="Calibri" w:hAnsi="Calibri" w:cs="Calibri"/>
-        </w:rPr>
-      </w:pPr>
-      <w:r>
-        <w:rPr>
-          <w:rFonts w:cs="Calibri" w:ascii="Calibri" w:hAnsi="Calibri"/>
-        </w:rPr>
-        <w:t>b). digital data acquisition</w:t>
-      </w:r>
-    </w:p>
-    <w:p>
-      <w:pPr>
-        <w:pStyle w:val="Normal"/>
-        <w:rPr>
-          <w:rFonts w:ascii="Calibri" w:hAnsi="Calibri" w:cs="Calibri"/>
-        </w:rPr>
-      </w:pPr>
-      <w:r>
-        <w:rPr>
-          <w:rFonts w:cs="Calibri" w:ascii="Calibri" w:hAnsi="Calibri"/>
-        </w:rPr>
-        <w:t>c). model training for quantitative trait prediction</w:t>
-      </w:r>
-    </w:p>
-    <w:p>
-      <w:pPr>
-        <w:pStyle w:val="Normal"/>
-        <w:rPr>
-          <w:rFonts w:ascii="Calibri" w:hAnsi="Calibri" w:cs="Calibri"/>
-        </w:rPr>
-      </w:pPr>
-      <w:r>
-        <w:rPr>
-          <w:rFonts w:cs="Calibri" w:ascii="Calibri" w:hAnsi="Calibri"/>
-        </w:rPr>
-      </w:r>
-    </w:p>
-    <w:p>
-      <w:pPr>
-        <w:pStyle w:val="Normal"/>
-        <w:rPr>
-          <w:rFonts w:ascii="Calibri" w:hAnsi="Calibri" w:cs="Calibri"/>
-        </w:rPr>
-      </w:pPr>
-      <w:r>
-        <w:rPr>
-          <w:rFonts w:cs="Calibri" w:ascii="Calibri" w:hAnsi="Calibri"/>
-        </w:rPr>
-        <w:t>We can collect 2D/3D data easily. Why do we need to train the models for phenotyping? Because those 2D/3D data are high dimensional that we can't evaluate plant growth directly. We still need some low-dimensional indicators, like scalar in your paper but I'd like to call them quantitative traits, to assess plant growth. Please decouple the overlap to have a clear framework.</w:t>
-      </w:r>
-    </w:p>
-    <w:p>
-      <w:pPr>
-        <w:pStyle w:val="Normal"/>
-        <w:rPr>
-          <w:rFonts w:ascii="Calibri" w:hAnsi="Calibri" w:cs="Calibri"/>
-        </w:rPr>
-      </w:pPr>
-      <w:r>
-        <w:rPr>
-          <w:rFonts w:cs="Calibri" w:ascii="Calibri" w:hAnsi="Calibri"/>
-        </w:rPr>
-      </w:r>
-    </w:p>
-    <w:p>
-      <w:pPr>
-        <w:pStyle w:val="Normal"/>
-        <w:rPr>
-          <w:rFonts w:ascii="Calibri" w:hAnsi="Calibri" w:cs="Calibri"/>
-        </w:rPr>
-      </w:pPr>
-      <w:r>
-        <w:rPr>
-          <w:rFonts w:cs="Calibri" w:ascii="Calibri" w:hAnsi="Calibri"/>
-        </w:rPr>
-        <w:t>4.     Weak Reference Paper</w:t>
-      </w:r>
-    </w:p>
-    <w:p>
-      <w:pPr>
-        <w:pStyle w:val="Normal"/>
-        <w:rPr>
-          <w:rFonts w:ascii="Calibri" w:hAnsi="Calibri" w:cs="Calibri"/>
-        </w:rPr>
-      </w:pPr>
-      <w:r>
-        <w:rPr>
-          <w:rFonts w:cs="Calibri" w:ascii="Calibri" w:hAnsi="Calibri"/>
-        </w:rPr>
-        <w:t>Only one or two papers were cited in many subsections. The limited reference is not strong enough to support your analysis and opinion, especially in the section of Perspectives.</w:t>
-      </w:r>
-    </w:p>
-    <w:p>
-      <w:pPr>
-        <w:pStyle w:val="Normal"/>
-        <w:rPr>
-          <w:rFonts w:ascii="Calibri" w:hAnsi="Calibri" w:cs="Calibri"/>
-        </w:rPr>
-      </w:pPr>
-      <w:r>
-        <w:rPr>
-          <w:rFonts w:cs="Calibri" w:ascii="Calibri" w:hAnsi="Calibri"/>
-        </w:rPr>
-      </w:r>
-    </w:p>
-    <w:p>
-      <w:pPr>
-        <w:pStyle w:val="Normal"/>
-        <w:rPr>
-          <w:rFonts w:ascii="Calibri" w:hAnsi="Calibri" w:cs="Calibri"/>
-        </w:rPr>
-      </w:pPr>
-      <w:r>
-        <w:rPr>
-          <w:rFonts w:cs="Calibri" w:ascii="Calibri" w:hAnsi="Calibri"/>
-        </w:rPr>
-      </w:r>
-    </w:p>
-    <w:p>
-      <w:pPr>
-        <w:pStyle w:val="Normal"/>
-        <w:rPr>
-          <w:rFonts w:ascii="Calibri" w:hAnsi="Calibri" w:cs="Calibri"/>
-        </w:rPr>
-      </w:pPr>
-      <w:r>
-        <w:rPr>
-          <w:rFonts w:cs="Calibri" w:ascii="Calibri" w:hAnsi="Calibri"/>
-        </w:rPr>
-      </w:r>
-    </w:p>
-    <w:p>
-      <w:pPr>
-        <w:pStyle w:val="Normal"/>
-        <w:rPr>
-          <w:rFonts w:ascii="Calibri" w:hAnsi="Calibri" w:cs="Calibri"/>
-        </w:rPr>
-      </w:pPr>
-      <w:r>
-        <w:rPr>
-          <w:rFonts w:cs="Calibri" w:ascii="Calibri" w:hAnsi="Calibri"/>
-        </w:rPr>
-      </w:r>
-    </w:p>
-    <w:p>
-      <w:pPr>
-        <w:pStyle w:val="Normal"/>
-        <w:rPr>
-          <w:rFonts w:ascii="Calibri" w:hAnsi="Calibri" w:cs="Calibri"/>
-        </w:rPr>
-      </w:pPr>
-      <w:r>
-        <w:rPr>
-          <w:rFonts w:cs="Calibri" w:ascii="Calibri" w:hAnsi="Calibri"/>
-        </w:rPr>
-        <w:t>Reviewer #2: Thank you for a thoroughly researched and well‐written review! I've enjoyed reading your insightful coverage of predictive modeling in plant phenomics. To make the manuscript even more reader friendly, I have the following suggestions:</w:t>
-      </w:r>
-    </w:p>
-    <w:p>
-      <w:pPr>
-        <w:pStyle w:val="Normal"/>
-        <w:rPr>
-          <w:rFonts w:ascii="Calibri" w:hAnsi="Calibri" w:cs="Calibri"/>
-        </w:rPr>
-      </w:pPr>
-      <w:r>
-        <w:rPr>
-          <w:rFonts w:cs="Calibri" w:ascii="Calibri" w:hAnsi="Calibri"/>
-        </w:rPr>
-      </w:r>
-    </w:p>
-    <w:p>
-      <w:pPr>
-        <w:pStyle w:val="Normal"/>
-        <w:rPr>
-          <w:rFonts w:ascii="Calibri" w:hAnsi="Calibri" w:cs="Calibri"/>
-        </w:rPr>
-      </w:pPr>
-      <w:r>
-        <w:rPr>
-          <w:rFonts w:cs="Calibri" w:ascii="Calibri" w:hAnsi="Calibri"/>
-        </w:rPr>
-        <w:t>1.     Consider labeling the Introduction as Section 1, making "Rationale and Approach" Section 2 (with sub-sections 2.1, 2.2), and then numbering Sections 3 and 4 sequentially so the structure feels clear and consistent.</w:t>
-      </w:r>
-    </w:p>
-    <w:p>
-      <w:pPr>
-        <w:pStyle w:val="Normal"/>
-        <w:rPr>
-          <w:rFonts w:ascii="Calibri" w:hAnsi="Calibri" w:cs="Calibri"/>
-        </w:rPr>
-      </w:pPr>
-      <w:r>
-        <w:rPr>
-          <w:rFonts w:cs="Calibri" w:ascii="Calibri" w:hAnsi="Calibri"/>
-        </w:rPr>
-      </w:r>
-    </w:p>
-    <w:p>
-      <w:pPr>
-        <w:pStyle w:val="Normal"/>
-        <w:rPr>
-          <w:rFonts w:ascii="Calibri" w:hAnsi="Calibri" w:cs="Calibri"/>
-        </w:rPr>
-      </w:pPr>
-      <w:r>
-        <w:rPr>
-          <w:rFonts w:cs="Calibri" w:ascii="Calibri" w:hAnsi="Calibri"/>
-        </w:rPr>
-        <w:t>2.     Adding a brief roadmap paragraph at the end of the Introduction (or at the start of Section 2) that previews the major sections—regression methods, latent state models, neural network approaches, functional-structural plant models, and computer-vision simulations—will help readers see the overall flow before diving into details.</w:t>
-      </w:r>
-    </w:p>
-    <w:p>
-      <w:pPr>
-        <w:pStyle w:val="Normal"/>
-        <w:rPr>
-          <w:rFonts w:ascii="Calibri" w:hAnsi="Calibri" w:cs="Calibri"/>
-        </w:rPr>
-      </w:pPr>
-      <w:r>
-        <w:rPr>
-          <w:rFonts w:cs="Calibri" w:ascii="Calibri" w:hAnsi="Calibri"/>
-        </w:rPr>
-      </w:r>
-    </w:p>
-    <w:p>
-      <w:pPr>
-        <w:pStyle w:val="Normal"/>
-        <w:rPr>
-          <w:rFonts w:ascii="Calibri" w:hAnsi="Calibri" w:cs="Calibri"/>
-        </w:rPr>
-      </w:pPr>
-      <w:r>
-        <w:rPr>
-          <w:rFonts w:cs="Calibri" w:ascii="Calibri" w:hAnsi="Calibri"/>
-        </w:rPr>
-        <w:t>3.     After each major category of methods, you might include a short summary paragraph or a simple table comparing data requirements, how uncertainty is handled, interpretability, and typical applications. A side-by-side comparison will highlight trade-offs and guide readers in selecting the right approach.</w:t>
-      </w:r>
-    </w:p>
-    <w:p>
-      <w:pPr>
-        <w:pStyle w:val="Normal"/>
-        <w:rPr>
-          <w:rFonts w:ascii="Calibri" w:hAnsi="Calibri" w:cs="Calibri"/>
-        </w:rPr>
-      </w:pPr>
-      <w:r>
-        <w:rPr>
-          <w:rFonts w:cs="Calibri" w:ascii="Calibri" w:hAnsi="Calibri"/>
-        </w:rPr>
-      </w:r>
-    </w:p>
-    <w:p>
-      <w:pPr>
-        <w:pStyle w:val="Normal"/>
-        <w:rPr>
-          <w:rFonts w:ascii="Calibri" w:hAnsi="Calibri" w:cs="Calibri"/>
-        </w:rPr>
-      </w:pPr>
-      <w:r>
-        <w:rPr>
-          <w:rFonts w:cs="Calibri" w:ascii="Calibri" w:hAnsi="Calibri"/>
-        </w:rPr>
-        <w:t>4.     For the conditional generative models section, a few sentences explaining how latent sampling guides the image synthesis process will deepen readers' understanding.</w:t>
-      </w:r>
-    </w:p>
-    <w:p>
-      <w:pPr>
-        <w:pStyle w:val="Normal"/>
-        <w:rPr>
-          <w:rFonts w:ascii="Calibri" w:hAnsi="Calibri" w:cs="Calibri"/>
-        </w:rPr>
-      </w:pPr>
-      <w:r>
-        <w:rPr>
-          <w:rFonts w:cs="Calibri" w:ascii="Calibri" w:hAnsi="Calibri"/>
-        </w:rPr>
-      </w:r>
-    </w:p>
-    <w:p>
-      <w:pPr>
-        <w:pStyle w:val="Normal"/>
-        <w:rPr>
-          <w:rFonts w:ascii="Calibri" w:hAnsi="Calibri" w:cs="Calibri"/>
-        </w:rPr>
-      </w:pPr>
-      <w:r>
-        <w:rPr>
-          <w:rFonts w:cs="Calibri" w:ascii="Calibri" w:hAnsi="Calibri"/>
-        </w:rPr>
-        <w:t>5.     When introducing "digital twin," you could define it in one sentence (for example, "a virtual replica of a plant system updated in real time with sensor data") and give a short example—such as its use in greenhouse climate control—to illustrate its practical value.</w:t>
-      </w:r>
-    </w:p>
-    <w:p>
-      <w:pPr>
-        <w:pStyle w:val="Normal"/>
-        <w:rPr>
-          <w:rFonts w:ascii="Calibri" w:hAnsi="Calibri" w:cs="Calibri"/>
-        </w:rPr>
-      </w:pPr>
-      <w:r>
-        <w:rPr>
-          <w:rFonts w:cs="Calibri" w:ascii="Calibri" w:hAnsi="Calibri"/>
-        </w:rPr>
-      </w:r>
-    </w:p>
-    <w:p>
-      <w:pPr>
-        <w:pStyle w:val="Normal"/>
-        <w:rPr>
-          <w:rFonts w:ascii="Calibri" w:hAnsi="Calibri" w:cs="Calibri"/>
-        </w:rPr>
-      </w:pPr>
-      <w:r>
-        <w:rPr>
-          <w:rFonts w:cs="Calibri" w:ascii="Calibri" w:hAnsi="Calibri"/>
-        </w:rPr>
-        <w:t>6.     Please replace every instance of "Lindemyer-systems" with "Lindenmayer systems (L-systems)" and cite the original 1968 paper.</w:t>
-      </w:r>
-    </w:p>
-    <w:p>
-      <w:pPr>
-        <w:pStyle w:val="Normal"/>
-        <w:rPr>
-          <w:rFonts w:ascii="Calibri" w:hAnsi="Calibri" w:cs="Calibri"/>
-        </w:rPr>
-      </w:pPr>
-      <w:r>
-        <w:rPr>
-          <w:rFonts w:cs="Calibri" w:ascii="Calibri" w:hAnsi="Calibri"/>
-        </w:rPr>
-      </w:r>
-    </w:p>
-    <w:p>
-      <w:pPr>
-        <w:pStyle w:val="Normal"/>
-        <w:rPr>
-          <w:rFonts w:ascii="Calibri" w:hAnsi="Calibri" w:cs="Calibri"/>
-        </w:rPr>
-      </w:pPr>
-      <w:r>
-        <w:rPr>
-          <w:rFonts w:cs="Calibri" w:ascii="Calibri" w:hAnsi="Calibri"/>
-        </w:rPr>
-        <w:t>7.     A few statements about the importance of spatiotemporal modeling appear both in the Abstract and again in the Introduction. Trimming those duplicates will tighten the writing and avoid repetition.</w:t>
-      </w:r>
-    </w:p>
-    <w:p>
-      <w:pPr>
-        <w:pStyle w:val="Normal"/>
-        <w:rPr>
-          <w:rFonts w:ascii="Calibri" w:hAnsi="Calibri" w:cs="Calibri"/>
-        </w:rPr>
-      </w:pPr>
-      <w:r>
-        <w:rPr>
-          <w:rFonts w:cs="Calibri" w:ascii="Calibri" w:hAnsi="Calibri"/>
-        </w:rPr>
-      </w:r>
-    </w:p>
-    <w:p>
-      <w:pPr>
-        <w:pStyle w:val="Normal"/>
-        <w:rPr>
-          <w:rFonts w:ascii="Calibri" w:hAnsi="Calibri" w:cs="Calibri"/>
-        </w:rPr>
-      </w:pPr>
-      <w:r>
-        <w:rPr>
-          <w:rFonts w:cs="Calibri" w:ascii="Calibri" w:hAnsi="Calibri"/>
-        </w:rPr>
-        <w:t>8.     In the "Scope of this Review" section or in the Conclusion, you might add a clarifying sentence such as: "This review focuses on controlled-environment agriculture from 2015-2025; open-field models and pre-2015 foundational work are beyond our scope." That will set clear boundaries for readers.</w:t>
-      </w:r>
-    </w:p>
-    <w:p>
-      <w:pPr>
-        <w:pStyle w:val="Normal"/>
-        <w:rPr>
-          <w:rFonts w:ascii="Calibri" w:hAnsi="Calibri" w:cs="Calibri"/>
-        </w:rPr>
-      </w:pPr>
-      <w:r>
-        <w:rPr>
-          <w:rFonts w:cs="Calibri" w:ascii="Calibri" w:hAnsi="Calibri"/>
-        </w:rPr>
-      </w:r>
-    </w:p>
-    <w:p>
-      <w:pPr>
-        <w:pStyle w:val="Normal"/>
-        <w:rPr>
-          <w:rFonts w:ascii="Calibri" w:hAnsi="Calibri" w:cs="Calibri"/>
-        </w:rPr>
-      </w:pPr>
-      <w:r>
-        <w:rPr>
-          <w:rFonts w:cs="Calibri" w:ascii="Calibri" w:hAnsi="Calibri"/>
-        </w:rPr>
-        <w:t>9.     All existing figures and tables are valuable, so please retain them. To implement the comparative synthesis suggested above, add a new table rather than removing any current illustrations.</w:t>
-      </w:r>
-    </w:p>
-    <w:p>
-      <w:pPr>
-        <w:pStyle w:val="Normal"/>
-        <w:rPr>
-          <w:rFonts w:ascii="Calibri" w:hAnsi="Calibri" w:cs="Calibri"/>
-        </w:rPr>
-      </w:pPr>
-      <w:r>
-        <w:rPr>
-          <w:rFonts w:cs="Calibri" w:ascii="Calibri" w:hAnsi="Calibri"/>
-        </w:rPr>
-      </w:r>
-    </w:p>
-    <w:p>
-      <w:pPr>
-        <w:pStyle w:val="Normal"/>
-        <w:rPr>
-          <w:rFonts w:ascii="Calibri" w:hAnsi="Calibri" w:cs="Calibri"/>
-        </w:rPr>
-      </w:pPr>
-      <w:r>
-        <w:rPr>
-          <w:rFonts w:cs="Calibri" w:ascii="Calibri" w:hAnsi="Calibri"/>
-        </w:rPr>
-      </w:r>
-    </w:p>
-    <w:p>
-      <w:pPr>
-        <w:pStyle w:val="Normal"/>
-        <w:rPr>
-          <w:rFonts w:ascii="Calibri" w:hAnsi="Calibri" w:cs="Calibri"/>
-        </w:rPr>
-      </w:pPr>
-      <w:r>
-        <w:rPr>
-          <w:rFonts w:cs="Calibri" w:ascii="Calibri" w:hAnsi="Calibri"/>
-        </w:rPr>
-      </w:r>
-    </w:p>
-    <w:p>
-      <w:pPr>
-        <w:pStyle w:val="Normal"/>
-        <w:rPr>
-          <w:rFonts w:ascii="Calibri" w:hAnsi="Calibri" w:cs="Calibri"/>
-        </w:rPr>
-      </w:pPr>
-      <w:r>
-        <w:rPr>
-          <w:rFonts w:cs="Calibri" w:ascii="Calibri" w:hAnsi="Calibri"/>
-        </w:rPr>
-        <w:t>Reviewer #3: This paper presents a thorough review of pattern recognition models used for plant growth prediction. The paper is well written and provides nice and informative figures. I enjoyed reading. Here are some suggestions for improving the manucript (for reference):</w:t>
-      </w:r>
-    </w:p>
-    <w:p>
-      <w:pPr>
-        <w:pStyle w:val="Normal"/>
-        <w:rPr>
-          <w:rFonts w:ascii="Calibri" w:hAnsi="Calibri" w:cs="Calibri"/>
-        </w:rPr>
-      </w:pPr>
-      <w:r>
-        <w:rPr>
-          <w:rFonts w:cs="Calibri" w:ascii="Calibri" w:hAnsi="Calibri"/>
-        </w:rPr>
-      </w:r>
-    </w:p>
-    <w:p>
-      <w:pPr>
-        <w:pStyle w:val="Normal"/>
-        <w:rPr>
-          <w:rFonts w:ascii="Calibri" w:hAnsi="Calibri" w:cs="Calibri"/>
-        </w:rPr>
-      </w:pPr>
-      <w:r>
-        <w:rPr>
-          <w:rFonts w:cs="Calibri" w:ascii="Calibri" w:hAnsi="Calibri"/>
-        </w:rPr>
-        <w:t>- In the title and many places in text, the paper highlights the term "representations". However, the review is mostly about models and approaches. Please clarify what "representations" mean or revise this term (recommended).</w:t>
-      </w:r>
-    </w:p>
-    <w:p>
-      <w:pPr>
-        <w:pStyle w:val="Normal"/>
-        <w:rPr>
-          <w:rFonts w:ascii="Calibri" w:hAnsi="Calibri" w:cs="Calibri"/>
-        </w:rPr>
-      </w:pPr>
-      <w:r>
-        <w:rPr>
-          <w:rFonts w:cs="Calibri" w:ascii="Calibri" w:hAnsi="Calibri"/>
-        </w:rPr>
-        <w:t>- I would suggest to revise the title to "Spatialtemporal Modeling of Plant Growth Prediction in Simulated and Controlled Environments: A Comprehensive Review"</w:t>
       </w:r>
     </w:p>
     <w:p>
@@ -918,7 +1062,7 @@
       <w:pgNumType w:fmt="decimal"/>
       <w:formProt w:val="false"/>
       <w:textDirection w:val="lrTb"/>
-      <w:docGrid w:type="lines" w:linePitch="312" w:charSpace="6143"/>
+      <w:docGrid w:type="lines" w:linePitch="312" w:charSpace="5938"/>
     </w:sectPr>
   </w:body>
 </w:document>
@@ -929,7 +1073,7 @@
   <w:docDefaults>
     <w:rPrDefault>
       <w:rPr>
-        <w:rFonts w:ascii="等线" w:hAnsi="等线" w:eastAsia="等线" w:cs="" w:asciiTheme="minorHAnsi" w:cstheme="minorBidi" w:eastAsiaTheme="minorEastAsia" w:hAnsiTheme="minorHAnsi"/>
+        <w:rFonts w:ascii="等线" w:hAnsi="等线" w:eastAsia="" w:cs="" w:asciiTheme="minorHAnsi" w:cstheme="minorBidi" w:eastAsiaTheme="minorEastAsia" w:hAnsiTheme="minorHAnsi"/>
         <w:kern w:val="2"/>
         <w:sz w:val="21"/>
         <w:szCs w:val="22"/>
@@ -1325,12 +1469,13 @@
     <w:qFormat/>
     <w:pPr>
       <w:widowControl w:val="false"/>
+      <w:suppressAutoHyphens w:val="true"/>
       <w:bidi w:val="0"/>
       <w:spacing w:before="0" w:after="0"/>
       <w:jc w:val="both"/>
     </w:pPr>
     <w:rPr>
-      <w:rFonts w:ascii="等线" w:hAnsi="等线" w:eastAsia="等线" w:cs="" w:asciiTheme="minorHAnsi" w:cstheme="minorBidi" w:eastAsiaTheme="minorEastAsia" w:hAnsiTheme="minorHAnsi"/>
+      <w:rFonts w:ascii="等线" w:hAnsi="等线" w:eastAsia="" w:cs="" w:asciiTheme="minorHAnsi" w:cstheme="minorBidi" w:eastAsiaTheme="minorEastAsia" w:hAnsiTheme="minorHAnsi"/>
       <w:color w:val="auto"/>
       <w:kern w:val="2"/>
       <w:sz w:val="21"/>

--- a/CoverLetter_Rebuttal.docx
+++ b/CoverLetter_Rebuttal.docx
@@ -1010,7 +1010,6 @@
         <w:pStyle w:val="Normal"/>
         <w:rPr>
           <w:rFonts w:ascii="Calibri" w:hAnsi="Calibri"/>
-          <w:color w:val="C9211E"/>
         </w:rPr>
       </w:pPr>
       <w:r>
@@ -1032,21 +1031,43 @@
           <w:rFonts w:ascii="Calibri" w:hAnsi="Calibri"/>
           <w:color w:val="C9211E"/>
         </w:rPr>
-        <w:t xml:space="preserve">and apply them toward tasks that represent plant morphologies as structured outputs.” </w:t>
-      </w:r>
-      <w:r>
-        <w:rPr>
-          <w:rFonts w:ascii="Calibri" w:hAnsi="Calibri"/>
-          <w:color w:val="C9211E"/>
-        </w:rPr>
-        <w:t xml:space="preserve">Moreover, the outline of the review is </w:t>
-      </w:r>
-      <w:r>
-        <w:rPr>
-          <w:rFonts w:ascii="Calibri" w:hAnsi="Calibri"/>
-          <w:color w:val="C9211E"/>
-        </w:rPr>
-        <w:t>given in section 2.2</w:t>
+        <w:t>and apply them toward tasks that represent plant morphologies as structured outputs.”</w:t>
+      </w:r>
+    </w:p>
+    <w:p>
+      <w:pPr>
+        <w:pStyle w:val="Normal"/>
+        <w:rPr>
+          <w:rFonts w:ascii="Calibri" w:hAnsi="Calibri"/>
+        </w:rPr>
+      </w:pPr>
+      <w:r>
+        <w:rPr>
+          <w:rFonts w:ascii="Calibri" w:hAnsi="Calibri"/>
+          <w:color w:val="C9211E"/>
+        </w:rPr>
+        <w:t>-</w:t>
+      </w:r>
+      <w:r>
+        <w:rPr>
+          <w:rFonts w:ascii="Calibri" w:hAnsi="Calibri"/>
+          <w:color w:val="C9211E"/>
+        </w:rPr>
+        <w:t xml:space="preserve"> Moreover.</w:t>
+      </w:r>
+      <w:r>
+        <w:rPr>
+          <w:rFonts w:ascii="Calibri" w:hAnsi="Calibri"/>
+          <w:color w:val="C9211E"/>
+        </w:rPr>
+        <w:t xml:space="preserve"> </w:t>
+      </w:r>
+      <w:r>
+        <w:rPr>
+          <w:rFonts w:ascii="Calibri" w:hAnsi="Calibri"/>
+          <w:color w:val="C9211E"/>
+        </w:rPr>
+        <w:t>I have made some clarifications within the scope of this review.(section 1.4)</w:t>
       </w:r>
     </w:p>
     <w:p>
@@ -1058,18 +1079,14 @@
         </w:numPr>
         <w:rPr>
           <w:rFonts w:ascii="Calibri" w:hAnsi="Calibri"/>
-          <w:color w:val="C9211E"/>
-        </w:rPr>
-      </w:pPr>
-      <w:r>
-        <w:rPr>
-          <w:rFonts w:ascii="Calibri" w:hAnsi="Calibri"/>
-          <w:color w:val="C9211E"/>
-        </w:rPr>
-        <w:t xml:space="preserve">We define plant growth modeling through various temporal paradigms and examine the </w:t>
-        <w:tab/>
-        <w:tab/>
-        <w:t>prominent methods explored for scalar traits.</w:t>
+        </w:rPr>
+      </w:pPr>
+      <w:r>
+        <w:rPr>
+          <w:rFonts w:ascii="Calibri" w:hAnsi="Calibri"/>
+          <w:color w:val="C9211E"/>
+        </w:rPr>
+        <w:t>We present our rational and approach for presenting the works and state our limitations. (Section \ref{Rationale})</w:t>
       </w:r>
     </w:p>
     <w:p>
@@ -1081,15 +1098,14 @@
         </w:numPr>
         <w:rPr>
           <w:rFonts w:ascii="Calibri" w:hAnsi="Calibri"/>
-          <w:color w:val="C9211E"/>
-        </w:rPr>
-      </w:pPr>
-      <w:r>
-        <w:rPr>
-          <w:rFonts w:ascii="Calibri" w:hAnsi="Calibri"/>
-          <w:color w:val="C9211E"/>
-        </w:rPr>
-        <w:t>We examine the application of these modeling paradigms towards 2D and 3D representations.</w:t>
+        </w:rPr>
+      </w:pPr>
+      <w:r>
+        <w:rPr>
+          <w:rFonts w:ascii="Calibri" w:hAnsi="Calibri"/>
+          <w:color w:val="C9211E"/>
+        </w:rPr>
+        <w:t>We define plant growth modeling through various temporal paradigms and examine the prominent methods explored for scalar quantitative traits. (Section \ref{sec:modeling_paradigm})</w:t>
       </w:r>
     </w:p>
     <w:p>
@@ -1101,15 +1117,14 @@
         </w:numPr>
         <w:rPr>
           <w:rFonts w:ascii="Calibri" w:hAnsi="Calibri"/>
-          <w:color w:val="C9211E"/>
-        </w:rPr>
-      </w:pPr>
-      <w:r>
-        <w:rPr>
-          <w:rFonts w:ascii="Calibri" w:hAnsi="Calibri"/>
-          <w:color w:val="C9211E"/>
-        </w:rPr>
-        <w:t>We explore progress made within the developing field of probabilistic and generative computer-vision that utilize image-based forecasting.</w:t>
+        </w:rPr>
+      </w:pPr>
+      <w:r>
+        <w:rPr>
+          <w:rFonts w:ascii="Calibri" w:hAnsi="Calibri"/>
+          <w:color w:val="C9211E"/>
+        </w:rPr>
+        <w:t>We examine the application of these modeling paradigms towards 2D and 3D representations. (Section \ref{sec:structured})</w:t>
       </w:r>
     </w:p>
     <w:p>
@@ -1121,102 +1136,161 @@
         </w:numPr>
         <w:rPr>
           <w:rFonts w:ascii="Calibri" w:hAnsi="Calibri"/>
-          <w:color w:val="C9211E"/>
-        </w:rPr>
-      </w:pPr>
-      <w:r>
-        <w:rPr>
-          <w:rFonts w:ascii="Calibri" w:hAnsi="Calibri"/>
-          <w:color w:val="C9211E"/>
-        </w:rPr>
-        <w:t>We provide a prospective towards the current state of research and propose a path for future works within the field.</w:t>
-      </w:r>
-    </w:p>
-    <w:p>
-      <w:pPr>
-        <w:pStyle w:val="Normal"/>
-        <w:rPr>
-          <w:rFonts w:ascii="Calibri" w:hAnsi="Calibri"/>
-          <w:color w:val="C9211E"/>
-        </w:rPr>
-      </w:pPr>
-      <w:r>
-        <w:rPr>
-          <w:rFonts w:ascii="Calibri" w:hAnsi="Calibri"/>
+        </w:rPr>
+      </w:pPr>
+      <w:r>
+        <w:rPr>
+          <w:rFonts w:ascii="Calibri" w:hAnsi="Calibri"/>
+          <w:color w:val="C9211E"/>
+        </w:rPr>
+        <w:t>We explore progress made within the developing field of probabilistic and generative computer-vision that utilize image-based forecasting. (Section \ref{sec:CV})</w:t>
+      </w:r>
+    </w:p>
+    <w:p>
+      <w:pPr>
+        <w:pStyle w:val="Normal"/>
+        <w:numPr>
+          <w:ilvl w:val="0"/>
+          <w:numId w:val="1"/>
+        </w:numPr>
+        <w:rPr>
+          <w:rFonts w:ascii="Calibri" w:hAnsi="Calibri"/>
+        </w:rPr>
+      </w:pPr>
+      <w:r>
+        <w:rPr>
+          <w:rFonts w:ascii="Calibri" w:hAnsi="Calibri"/>
+          <w:color w:val="C9211E"/>
+        </w:rPr>
+        <w:t>We provide a prospective towards the current state of research and propose a path for future works within the field. (Section \ref{sec:perspectives})</w:t>
+      </w:r>
+    </w:p>
+    <w:p>
+      <w:pPr>
+        <w:pStyle w:val="Normal"/>
+        <w:rPr>
+          <w:color w:val="C9211E"/>
+        </w:rPr>
+      </w:pPr>
+      <w:r>
+        <w:rPr>
+          <w:rFonts w:ascii="Calibri" w:hAnsi="Calibri"/>
+        </w:rPr>
+      </w:r>
+    </w:p>
+    <w:p>
+      <w:pPr>
+        <w:pStyle w:val="Normal"/>
+        <w:rPr>
+          <w:color w:val="C9211E"/>
+        </w:rPr>
+      </w:pPr>
+      <w:r>
+        <w:rPr>
+          <w:rFonts w:ascii="Calibri" w:hAnsi="Calibri"/>
+        </w:rPr>
+      </w:r>
+    </w:p>
+    <w:p>
+      <w:pPr>
+        <w:pStyle w:val="Normal"/>
+        <w:rPr>
+          <w:rFonts w:ascii="Calibri" w:hAnsi="Calibri" w:cs="Calibri"/>
+        </w:rPr>
+      </w:pPr>
+      <w:r>
+        <w:rPr>
+          <w:rFonts w:cs="Calibri" w:ascii="Calibri" w:hAnsi="Calibri"/>
+        </w:rPr>
+        <w:t>4.     Weak Reference Paper</w:t>
+      </w:r>
+    </w:p>
+    <w:p>
+      <w:pPr>
+        <w:pStyle w:val="Normal"/>
+        <w:rPr>
+          <w:rFonts w:ascii="Calibri" w:hAnsi="Calibri" w:cs="Calibri"/>
+        </w:rPr>
+      </w:pPr>
+      <w:r>
+        <w:rPr>
+          <w:rFonts w:cs="Calibri" w:ascii="Calibri" w:hAnsi="Calibri"/>
+        </w:rPr>
+        <w:t>Only one or two papers were cited in many subsections. The limited reference is not strong enough to support your analysis and opinion, especially in the section of Perspectives.</w:t>
+      </w:r>
+    </w:p>
+    <w:p>
+      <w:pPr>
+        <w:pStyle w:val="Normal"/>
+        <w:rPr>
+          <w:rFonts w:ascii="Calibri" w:hAnsi="Calibri" w:cs="Calibri"/>
+        </w:rPr>
+      </w:pPr>
+      <w:r>
+        <w:rPr>
+          <w:rFonts w:cs="Calibri" w:ascii="Calibri" w:hAnsi="Calibri"/>
+        </w:rPr>
+      </w:r>
+    </w:p>
+    <w:p>
+      <w:pPr>
+        <w:pStyle w:val="Normal"/>
+        <w:rPr>
+          <w:rFonts w:ascii="Calibri" w:hAnsi="Calibri" w:cs="Calibri"/>
+          <w:color w:val="C9211E"/>
+        </w:rPr>
+      </w:pPr>
+      <w:r>
+        <w:rPr>
+          <w:rFonts w:cs="Calibri" w:ascii="Calibri" w:hAnsi="Calibri"/>
           <w:color w:val="C9211E"/>
         </w:rPr>
         <w:t xml:space="preserve">- </w:t>
       </w:r>
       <w:r>
         <w:rPr>
-          <w:rFonts w:ascii="Calibri" w:hAnsi="Calibri"/>
-          <w:color w:val="C9211E"/>
-        </w:rPr>
-        <w:t xml:space="preserve">I will clarify within the outline which section corresponds to which point. </w:t>
-      </w:r>
-    </w:p>
-    <w:p>
-      <w:pPr>
-        <w:pStyle w:val="Normal"/>
-        <w:rPr>
-          <w:rFonts w:ascii="Calibri" w:hAnsi="Calibri" w:cs="Calibri"/>
-        </w:rPr>
-      </w:pPr>
-      <w:r>
-        <w:rPr>
-          <w:rFonts w:cs="Calibri" w:ascii="Calibri" w:hAnsi="Calibri"/>
-        </w:rPr>
-      </w:r>
-    </w:p>
-    <w:p>
-      <w:pPr>
-        <w:pStyle w:val="Normal"/>
-        <w:rPr>
-          <w:rFonts w:ascii="Calibri" w:hAnsi="Calibri" w:cs="Calibri"/>
-        </w:rPr>
-      </w:pPr>
-      <w:r>
-        <w:rPr>
-          <w:rFonts w:cs="Calibri" w:ascii="Calibri" w:hAnsi="Calibri"/>
-        </w:rPr>
-        <w:t>4.     Weak Reference Paper</w:t>
-      </w:r>
-    </w:p>
-    <w:p>
-      <w:pPr>
-        <w:pStyle w:val="Normal"/>
-        <w:rPr>
-          <w:rFonts w:ascii="Calibri" w:hAnsi="Calibri" w:cs="Calibri"/>
-        </w:rPr>
-      </w:pPr>
-      <w:r>
-        <w:rPr>
-          <w:rFonts w:cs="Calibri" w:ascii="Calibri" w:hAnsi="Calibri"/>
-        </w:rPr>
-        <w:t>Only one or two papers were cited in many subsections. The limited reference is not strong enough to support your analysis and opinion, especially in the section of Perspectives.</w:t>
-      </w:r>
-    </w:p>
-    <w:p>
-      <w:pPr>
-        <w:pStyle w:val="Normal"/>
-        <w:rPr>
-          <w:rFonts w:ascii="Calibri" w:hAnsi="Calibri" w:cs="Calibri"/>
-        </w:rPr>
-      </w:pPr>
-      <w:r>
-        <w:rPr>
-          <w:rFonts w:cs="Calibri" w:ascii="Calibri" w:hAnsi="Calibri"/>
-        </w:rPr>
-      </w:r>
-    </w:p>
-    <w:p>
-      <w:pPr>
-        <w:pStyle w:val="Normal"/>
-        <w:rPr>
-          <w:rFonts w:ascii="Calibri" w:hAnsi="Calibri" w:cs="Calibri"/>
-          <w:color w:val="C9211E"/>
-        </w:rPr>
-      </w:pPr>
+          <w:rFonts w:cs="Calibri" w:ascii="Calibri" w:hAnsi="Calibri"/>
+          <w:color w:val="C9211E"/>
+        </w:rPr>
+        <w:t xml:space="preserve">Perspectives: Apologies,  While my assessment of my perspectives was based on the consensus of literature, I did not properly add enough citations especially in core statements within my opinions. To address this I have gone over the perspectives section, modified statements that required literature backing and properly added references. </w:t>
+      </w:r>
+      <w:r>
+        <w:rPr>
+          <w:rFonts w:cs="Calibri" w:ascii="Calibri" w:hAnsi="Calibri"/>
+          <w:color w:val="C9211E"/>
+        </w:rPr>
+        <w:t>In addition, where possible I provided literature examples of applications.</w:t>
+      </w:r>
+      <w:r>
+        <w:rPr>
+          <w:rFonts w:cs="Calibri" w:ascii="Calibri" w:hAnsi="Calibri"/>
+          <w:color w:val="C9211E"/>
+        </w:rPr>
+        <w:t xml:space="preserve">  </w:t>
+      </w:r>
+    </w:p>
+    <w:p>
+      <w:pPr>
+        <w:pStyle w:val="Normal"/>
+        <w:rPr>
+          <w:rFonts w:ascii="Calibri" w:hAnsi="Calibri" w:cs="Calibri"/>
+          <w:color w:val="C9211E"/>
+        </w:rPr>
+      </w:pPr>
+      <w:r>
+        <w:rPr>
+          <w:rFonts w:cs="Calibri" w:ascii="Calibri" w:hAnsi="Calibri"/>
+          <w:color w:val="C9211E"/>
+        </w:rPr>
+        <w:t xml:space="preserve">- </w:t>
+      </w:r>
+      <w:r>
+        <w:rPr>
+          <w:rFonts w:cs="Calibri" w:ascii="Calibri" w:hAnsi="Calibri"/>
+          <w:color w:val="C9211E"/>
+        </w:rPr>
+        <w:t xml:space="preserve">SOTA Methodologies: </w:t>
+      </w:r>
       <w:r>
         <w:rPr>
           <w:rFonts w:cs="Calibri" w:ascii="Calibri" w:hAnsi="Calibri"/>
@@ -1236,42 +1310,133 @@
           <w:rFonts w:cs="Calibri" w:ascii="Calibri" w:hAnsi="Calibri"/>
           <w:color w:val="C9211E"/>
         </w:rPr>
-        <w:t xml:space="preserve">. This area of research is considered state-of-the-art with very limited works  that have explored predictive forecasting and simulated growth </w:t>
-      </w:r>
-      <w:r>
-        <w:rPr>
-          <w:rFonts w:cs="Calibri" w:ascii="Calibri" w:hAnsi="Calibri"/>
-          <w:color w:val="C9211E"/>
-        </w:rPr>
-        <w:t>and provide</w:t>
-      </w:r>
-      <w:r>
-        <w:rPr>
-          <w:rFonts w:cs="Calibri" w:ascii="Calibri" w:hAnsi="Calibri"/>
-          <w:color w:val="C9211E"/>
-        </w:rPr>
-        <w:t xml:space="preserve"> a deeper algorithmic and fundamental </w:t>
-      </w:r>
-      <w:r>
-        <w:rPr>
-          <w:rFonts w:cs="Calibri" w:ascii="Calibri" w:hAnsi="Calibri"/>
-          <w:color w:val="C9211E"/>
-        </w:rPr>
-        <w:t>principles over works that simply state “application of deep learning”</w:t>
-      </w:r>
-      <w:r>
-        <w:rPr>
-          <w:rFonts w:cs="Calibri" w:ascii="Calibri" w:hAnsi="Calibri"/>
-          <w:color w:val="C9211E"/>
-        </w:rPr>
-        <w:t xml:space="preserve">. Subsequently, </w:t>
-      </w:r>
-      <w:r>
-        <w:rPr>
-          <w:rFonts w:cs="Calibri" w:ascii="Calibri" w:hAnsi="Calibri"/>
-          <w:color w:val="C9211E"/>
-        </w:rPr>
-        <w:t xml:space="preserve">for many of the sections with limited references, </w:t>
+        <w:t xml:space="preserve">. This area of research is considered state-of-the-art with very limited works that have explored </w:t>
+      </w:r>
+      <w:r>
+        <w:rPr>
+          <w:rFonts w:cs="Calibri" w:ascii="Calibri" w:hAnsi="Calibri"/>
+          <w:color w:val="C9211E"/>
+        </w:rPr>
+        <w:t>longitudinal</w:t>
+      </w:r>
+      <w:r>
+        <w:rPr>
+          <w:rFonts w:cs="Calibri" w:ascii="Calibri" w:hAnsi="Calibri"/>
+          <w:color w:val="C9211E"/>
+        </w:rPr>
+        <w:t xml:space="preserve"> predictive forecastin</w:t>
+      </w:r>
+      <w:r>
+        <w:rPr>
+          <w:rFonts w:cs="Calibri" w:ascii="Calibri" w:hAnsi="Calibri"/>
+          <w:color w:val="C9211E"/>
+        </w:rPr>
+        <w:t>g,</w:t>
+      </w:r>
+      <w:r>
+        <w:rPr>
+          <w:rFonts w:cs="Calibri" w:ascii="Calibri" w:hAnsi="Calibri"/>
+          <w:color w:val="C9211E"/>
+        </w:rPr>
+        <w:t xml:space="preserve"> simulated growth </w:t>
+      </w:r>
+      <w:r>
+        <w:rPr>
+          <w:rFonts w:cs="Calibri" w:ascii="Calibri" w:hAnsi="Calibri"/>
+          <w:color w:val="C9211E"/>
+        </w:rPr>
+        <w:t>representations,</w:t>
+      </w:r>
+      <w:r>
+        <w:rPr>
+          <w:rFonts w:cs="Calibri" w:ascii="Calibri" w:hAnsi="Calibri"/>
+          <w:color w:val="C9211E"/>
+        </w:rPr>
+        <w:t xml:space="preserve"> </w:t>
+      </w:r>
+      <w:r>
+        <w:rPr>
+          <w:rFonts w:cs="Calibri" w:ascii="Calibri" w:hAnsi="Calibri"/>
+          <w:color w:val="C9211E"/>
+        </w:rPr>
+        <w:t xml:space="preserve">and </w:t>
+      </w:r>
+      <w:r>
+        <w:rPr>
+          <w:rFonts w:cs="Calibri" w:ascii="Calibri" w:hAnsi="Calibri"/>
+          <w:color w:val="C9211E"/>
+        </w:rPr>
+        <w:t>cover</w:t>
+      </w:r>
+      <w:r>
+        <w:rPr>
+          <w:rFonts w:cs="Calibri" w:ascii="Calibri" w:hAnsi="Calibri"/>
+          <w:color w:val="C9211E"/>
+        </w:rPr>
+        <w:t xml:space="preserve"> a deeper algorithmic/</w:t>
+      </w:r>
+      <w:r>
+        <w:rPr>
+          <w:rFonts w:cs="Calibri" w:ascii="Calibri" w:hAnsi="Calibri"/>
+          <w:color w:val="C9211E"/>
+        </w:rPr>
+        <w:t>mathematical framework with</w:t>
+      </w:r>
+      <w:r>
+        <w:rPr>
+          <w:rFonts w:cs="Calibri" w:ascii="Calibri" w:hAnsi="Calibri"/>
+          <w:color w:val="C9211E"/>
+        </w:rPr>
+        <w:t xml:space="preserve"> fundamental </w:t>
+      </w:r>
+      <w:r>
+        <w:rPr>
+          <w:rFonts w:cs="Calibri" w:ascii="Calibri" w:hAnsi="Calibri"/>
+          <w:color w:val="C9211E"/>
+        </w:rPr>
+        <w:t>insights</w:t>
+      </w:r>
+      <w:r>
+        <w:rPr>
+          <w:rFonts w:cs="Calibri" w:ascii="Calibri" w:hAnsi="Calibri"/>
+          <w:color w:val="C9211E"/>
+        </w:rPr>
+        <w:t xml:space="preserve"> over works that </w:t>
+      </w:r>
+      <w:r>
+        <w:rPr>
+          <w:rFonts w:cs="Calibri" w:ascii="Calibri" w:hAnsi="Calibri"/>
+          <w:color w:val="C9211E"/>
+        </w:rPr>
+        <w:t>simply look at</w:t>
+      </w:r>
+      <w:r>
+        <w:rPr>
+          <w:rFonts w:cs="Calibri" w:ascii="Calibri" w:hAnsi="Calibri"/>
+          <w:color w:val="C9211E"/>
+        </w:rPr>
+        <w:t xml:space="preserve"> “application of deep learning”</w:t>
+      </w:r>
+      <w:r>
+        <w:rPr>
+          <w:rFonts w:cs="Calibri" w:ascii="Calibri" w:hAnsi="Calibri"/>
+          <w:color w:val="C9211E"/>
+        </w:rPr>
+        <w:t xml:space="preserve">.  Subsequently, </w:t>
+      </w:r>
+      <w:r>
+        <w:rPr>
+          <w:rFonts w:cs="Calibri" w:ascii="Calibri" w:hAnsi="Calibri"/>
+          <w:color w:val="C9211E"/>
+        </w:rPr>
+        <w:t>for s</w:t>
+      </w:r>
+      <w:r>
+        <w:rPr>
+          <w:rFonts w:cs="Calibri" w:ascii="Calibri" w:hAnsi="Calibri"/>
+          <w:color w:val="C9211E"/>
+        </w:rPr>
+        <w:t xml:space="preserve">ections with limited references, </w:t>
       </w:r>
       <w:r>
         <w:rPr>
@@ -1355,7 +1520,473 @@
           <w:rFonts w:cs="Calibri" w:ascii="Calibri" w:hAnsi="Calibri"/>
           <w:color w:val="C9211E"/>
         </w:rPr>
-        <w:t xml:space="preserve"> methods, selecting recent works that establishes well the fundamental principles of models with some novel insights discussed,  while omitting many works that simply use models already established by other works</w:t>
+        <w:t xml:space="preserve"> methods, selecting recent works that </w:t>
+      </w:r>
+      <w:r>
+        <w:rPr>
+          <w:rFonts w:cs="Calibri" w:ascii="Calibri" w:hAnsi="Calibri"/>
+          <w:color w:val="C9211E"/>
+        </w:rPr>
+        <w:t xml:space="preserve">are well representative and </w:t>
+      </w:r>
+      <w:r>
+        <w:rPr>
+          <w:rFonts w:cs="Calibri" w:ascii="Calibri" w:hAnsi="Calibri"/>
+          <w:color w:val="C9211E"/>
+        </w:rPr>
+        <w:t>establishes the fundamental principles of models with some novel insights discussed,  while omitting many works that simply use models already established by other works</w:t>
+      </w:r>
+      <w:r>
+        <w:rPr>
+          <w:rFonts w:cs="Calibri" w:ascii="Calibri" w:hAnsi="Calibri"/>
+          <w:color w:val="C9211E"/>
+        </w:rPr>
+        <w:t>.</w:t>
+      </w:r>
+    </w:p>
+    <w:p>
+      <w:pPr>
+        <w:pStyle w:val="Normal"/>
+        <w:rPr>
+          <w:rFonts w:ascii="Calibri" w:hAnsi="Calibri" w:cs="Calibri"/>
+          <w:color w:val="C9211E"/>
+        </w:rPr>
+      </w:pPr>
+      <w:r>
+        <w:rPr>
+          <w:rFonts w:cs="Calibri" w:ascii="Calibri" w:hAnsi="Calibri"/>
+          <w:color w:val="C9211E"/>
+        </w:rPr>
+        <w:tab/>
+        <w:t xml:space="preserve">- To make this point clearer I have added to the limitation section of the scope of this paper, </w:t>
+      </w:r>
+      <w:r>
+        <w:rPr>
+          <w:rFonts w:cs="Calibri" w:ascii="Calibri" w:hAnsi="Calibri"/>
+          <w:color w:val="C9211E"/>
+        </w:rPr>
+        <w:t>describing limitations in available papers that discuss novel methods.</w:t>
+      </w:r>
+    </w:p>
+    <w:p>
+      <w:pPr>
+        <w:pStyle w:val="Normal"/>
+        <w:rPr>
+          <w:rFonts w:ascii="Calibri" w:hAnsi="Calibri" w:cs="Calibri"/>
+          <w:color w:val="C9211E"/>
+        </w:rPr>
+      </w:pPr>
+      <w:r>
+        <w:rPr>
+          <w:rFonts w:cs="Calibri" w:ascii="Calibri" w:hAnsi="Calibri"/>
+          <w:color w:val="C9211E"/>
+        </w:rPr>
+      </w:r>
+    </w:p>
+    <w:p>
+      <w:pPr>
+        <w:pStyle w:val="Normal"/>
+        <w:rPr>
+          <w:rFonts w:ascii="Calibri" w:hAnsi="Calibri" w:cs="Calibri"/>
+        </w:rPr>
+      </w:pPr>
+      <w:r>
+        <w:rPr>
+          <w:rFonts w:cs="Calibri" w:ascii="Calibri" w:hAnsi="Calibri"/>
+        </w:rPr>
+      </w:r>
+    </w:p>
+    <w:p>
+      <w:pPr>
+        <w:pStyle w:val="Normal"/>
+        <w:rPr>
+          <w:rFonts w:ascii="Calibri" w:hAnsi="Calibri" w:cs="Calibri"/>
+        </w:rPr>
+      </w:pPr>
+      <w:r>
+        <w:rPr>
+          <w:rFonts w:cs="Calibri" w:ascii="Calibri" w:hAnsi="Calibri"/>
+        </w:rPr>
+        <w:t>Reviewer #2: Thank you for a thoroughly researched and well‐written review! I've enjoyed reading your insightful coverage of predictive modeling in plant phenomics. To make the manuscript even more reader friendly, I have the following suggestions:</w:t>
+      </w:r>
+    </w:p>
+    <w:p>
+      <w:pPr>
+        <w:pStyle w:val="Normal"/>
+        <w:rPr>
+          <w:rFonts w:ascii="Calibri" w:hAnsi="Calibri" w:cs="Calibri"/>
+        </w:rPr>
+      </w:pPr>
+      <w:r>
+        <w:rPr>
+          <w:rFonts w:cs="Calibri" w:ascii="Calibri" w:hAnsi="Calibri"/>
+        </w:rPr>
+      </w:r>
+    </w:p>
+    <w:p>
+      <w:pPr>
+        <w:pStyle w:val="Normal"/>
+        <w:rPr>
+          <w:rFonts w:ascii="Calibri" w:hAnsi="Calibri" w:cs="Calibri"/>
+        </w:rPr>
+      </w:pPr>
+      <w:r>
+        <w:rPr>
+          <w:rFonts w:cs="Calibri" w:ascii="Calibri" w:hAnsi="Calibri"/>
+        </w:rPr>
+        <w:t>1.     Consider labeling the Introduction as Section 1, making "Rationale and Approach" Section 2 (with sub-sections 2.1, 2.2), and then numbering Sections 3 and 4 sequentially so the structure feels clear and consistent.</w:t>
+      </w:r>
+    </w:p>
+    <w:p>
+      <w:pPr>
+        <w:pStyle w:val="Normal"/>
+        <w:rPr>
+          <w:rFonts w:ascii="Calibri" w:hAnsi="Calibri" w:cs="Calibri"/>
+        </w:rPr>
+      </w:pPr>
+      <w:r>
+        <w:rPr/>
+      </w:r>
+    </w:p>
+    <w:p>
+      <w:pPr>
+        <w:pStyle w:val="Normal"/>
+        <w:rPr>
+          <w:color w:val="C9211E"/>
+        </w:rPr>
+      </w:pPr>
+      <w:r>
+        <w:rPr>
+          <w:rFonts w:cs="Calibri" w:ascii="Calibri" w:hAnsi="Calibri"/>
+          <w:color w:val="C9211E"/>
+        </w:rPr>
+        <w:t xml:space="preserve">- I believe that the paper is already organized as such with the section numbering. </w:t>
+      </w:r>
+      <w:r>
+        <w:rPr>
+          <w:rFonts w:cs="Calibri" w:ascii="Calibri" w:hAnsi="Calibri"/>
+          <w:color w:val="C9211E"/>
+        </w:rPr>
+        <w:t>Please let me know if I misunderstood this point!</w:t>
+      </w:r>
+      <w:r>
+        <w:rPr>
+          <w:rFonts w:cs="Calibri" w:ascii="Calibri" w:hAnsi="Calibri"/>
+          <w:color w:val="C9211E"/>
+        </w:rPr>
+        <w:t xml:space="preserve"> </w:t>
+      </w:r>
+    </w:p>
+    <w:p>
+      <w:pPr>
+        <w:pStyle w:val="Normal"/>
+        <w:rPr>
+          <w:rFonts w:ascii="Calibri" w:hAnsi="Calibri" w:cs="Calibri"/>
+        </w:rPr>
+      </w:pPr>
+      <w:r>
+        <w:rPr>
+          <w:rFonts w:cs="Calibri" w:ascii="Calibri" w:hAnsi="Calibri"/>
+        </w:rPr>
+      </w:r>
+    </w:p>
+    <w:p>
+      <w:pPr>
+        <w:pStyle w:val="Normal"/>
+        <w:rPr>
+          <w:rFonts w:ascii="Calibri" w:hAnsi="Calibri" w:cs="Calibri"/>
+        </w:rPr>
+      </w:pPr>
+      <w:r>
+        <w:rPr>
+          <w:rFonts w:cs="Calibri" w:ascii="Calibri" w:hAnsi="Calibri"/>
+        </w:rPr>
+        <w:t>2.     Adding a brief roadmap paragraph at the end of the Introduction (or at the start of Section 2) that previews the major sections—regression methods, latent state models, neural network approaches, functional-structural plant models, and computer-vision simulations—will help readers see the overall flow before diving into details.</w:t>
+      </w:r>
+    </w:p>
+    <w:p>
+      <w:pPr>
+        <w:pStyle w:val="Normal"/>
+        <w:rPr>
+          <w:rFonts w:ascii="Calibri" w:hAnsi="Calibri" w:cs="Calibri"/>
+        </w:rPr>
+      </w:pPr>
+      <w:r>
+        <w:rPr/>
+      </w:r>
+    </w:p>
+    <w:p>
+      <w:pPr>
+        <w:pStyle w:val="Normal"/>
+        <w:rPr>
+          <w:color w:val="C9211E"/>
+        </w:rPr>
+      </w:pPr>
+      <w:r>
+        <w:rPr>
+          <w:rFonts w:cs="Calibri" w:ascii="Calibri" w:hAnsi="Calibri"/>
+          <w:color w:val="C9211E"/>
+        </w:rPr>
+        <w:t xml:space="preserve">- </w:t>
+      </w:r>
+      <w:r>
+        <w:rPr>
+          <w:rFonts w:cs="Calibri" w:ascii="Calibri" w:hAnsi="Calibri"/>
+          <w:color w:val="C9211E"/>
+        </w:rPr>
+        <w:t>I have added section 1.4 which outlines the scope of the project, and provides a simple outline. I had originally put it in section 2 but it is better placed in section 1 to serve as a roadmap.</w:t>
+      </w:r>
+    </w:p>
+    <w:p>
+      <w:pPr>
+        <w:pStyle w:val="Normal"/>
+        <w:rPr>
+          <w:rFonts w:ascii="Calibri" w:hAnsi="Calibri" w:cs="Calibri"/>
+        </w:rPr>
+      </w:pPr>
+      <w:r>
+        <w:rPr>
+          <w:rFonts w:cs="Calibri" w:ascii="Calibri" w:hAnsi="Calibri"/>
+        </w:rPr>
+      </w:r>
+    </w:p>
+    <w:p>
+      <w:pPr>
+        <w:pStyle w:val="Normal"/>
+        <w:rPr>
+          <w:rFonts w:ascii="Calibri" w:hAnsi="Calibri" w:cs="Calibri"/>
+        </w:rPr>
+      </w:pPr>
+      <w:r>
+        <w:rPr>
+          <w:rFonts w:cs="Calibri" w:ascii="Calibri" w:hAnsi="Calibri"/>
+        </w:rPr>
+        <w:t>3.     After each major category of methods, you might include a short summary paragraph or a simple table comparing data requirements, how uncertainty is handled, interpretability, and typical applications. A side-by-side comparison will highlight trade-offs and guide readers in selecting the right approach.</w:t>
+      </w:r>
+    </w:p>
+    <w:p>
+      <w:pPr>
+        <w:pStyle w:val="Normal"/>
+        <w:rPr>
+          <w:rFonts w:ascii="Calibri" w:hAnsi="Calibri" w:cs="Calibri"/>
+        </w:rPr>
+      </w:pPr>
+      <w:r>
+        <w:rPr>
+          <w:rFonts w:cs="Calibri" w:ascii="Calibri" w:hAnsi="Calibri"/>
+        </w:rPr>
+      </w:r>
+    </w:p>
+    <w:p>
+      <w:pPr>
+        <w:pStyle w:val="Normal"/>
+        <w:rPr>
+          <w:rFonts w:ascii="Calibri" w:hAnsi="Calibri" w:cs="Calibri"/>
+        </w:rPr>
+      </w:pPr>
+      <w:r>
+        <w:rPr>
+          <w:rFonts w:cs="Calibri" w:ascii="Calibri" w:hAnsi="Calibri"/>
+        </w:rPr>
+      </w:r>
+    </w:p>
+    <w:p>
+      <w:pPr>
+        <w:pStyle w:val="Normal"/>
+        <w:rPr>
+          <w:rFonts w:ascii="Calibri" w:hAnsi="Calibri" w:cs="Calibri"/>
+        </w:rPr>
+      </w:pPr>
+      <w:r>
+        <w:rPr>
+          <w:rFonts w:cs="Calibri" w:ascii="Calibri" w:hAnsi="Calibri"/>
+        </w:rPr>
+      </w:r>
+    </w:p>
+    <w:p>
+      <w:pPr>
+        <w:pStyle w:val="Normal"/>
+        <w:rPr>
+          <w:rFonts w:ascii="Calibri" w:hAnsi="Calibri" w:cs="Calibri"/>
+        </w:rPr>
+      </w:pPr>
+      <w:r>
+        <w:rPr>
+          <w:rFonts w:cs="Calibri" w:ascii="Calibri" w:hAnsi="Calibri"/>
+        </w:rPr>
+      </w:r>
+    </w:p>
+    <w:p>
+      <w:pPr>
+        <w:pStyle w:val="Normal"/>
+        <w:rPr>
+          <w:rFonts w:ascii="Calibri" w:hAnsi="Calibri" w:cs="Calibri"/>
+        </w:rPr>
+      </w:pPr>
+      <w:r>
+        <w:rPr>
+          <w:rFonts w:cs="Calibri" w:ascii="Calibri" w:hAnsi="Calibri"/>
+        </w:rPr>
+      </w:r>
+    </w:p>
+    <w:p>
+      <w:pPr>
+        <w:pStyle w:val="Normal"/>
+        <w:rPr>
+          <w:rFonts w:ascii="Calibri" w:hAnsi="Calibri" w:cs="Calibri"/>
+        </w:rPr>
+      </w:pPr>
+      <w:r>
+        <w:rPr>
+          <w:rFonts w:cs="Calibri" w:ascii="Calibri" w:hAnsi="Calibri"/>
+        </w:rPr>
+      </w:r>
+    </w:p>
+    <w:p>
+      <w:pPr>
+        <w:pStyle w:val="Normal"/>
+        <w:rPr>
+          <w:rFonts w:ascii="Calibri" w:hAnsi="Calibri" w:cs="Calibri"/>
+        </w:rPr>
+      </w:pPr>
+      <w:r>
+        <w:rPr>
+          <w:rFonts w:cs="Calibri" w:ascii="Calibri" w:hAnsi="Calibri"/>
+        </w:rPr>
+        <w:t>4.     For the conditional generative models section, a few sentences explaining how latent sampling guides the image synthesis process will deepen readers' understanding.</w:t>
+      </w:r>
+    </w:p>
+    <w:p>
+      <w:pPr>
+        <w:pStyle w:val="Normal"/>
+        <w:rPr>
+          <w:rFonts w:ascii="Calibri" w:hAnsi="Calibri" w:cs="Calibri"/>
+        </w:rPr>
+      </w:pPr>
+      <w:r>
+        <w:rPr>
+          <w:rFonts w:cs="Calibri" w:ascii="Calibri" w:hAnsi="Calibri"/>
+        </w:rPr>
+      </w:r>
+    </w:p>
+    <w:p>
+      <w:pPr>
+        <w:pStyle w:val="Normal"/>
+        <w:rPr>
+          <w:rFonts w:ascii="Calibri" w:hAnsi="Calibri" w:cs="Calibri"/>
+        </w:rPr>
+      </w:pPr>
+      <w:r>
+        <w:rPr>
+          <w:rFonts w:cs="Calibri" w:ascii="Calibri" w:hAnsi="Calibri"/>
+        </w:rPr>
+      </w:r>
+    </w:p>
+    <w:p>
+      <w:pPr>
+        <w:pStyle w:val="Normal"/>
+        <w:rPr>
+          <w:rFonts w:ascii="Calibri" w:hAnsi="Calibri" w:cs="Calibri"/>
+        </w:rPr>
+      </w:pPr>
+      <w:r>
+        <w:rPr>
+          <w:rFonts w:cs="Calibri" w:ascii="Calibri" w:hAnsi="Calibri"/>
+        </w:rPr>
+      </w:r>
+    </w:p>
+    <w:p>
+      <w:pPr>
+        <w:pStyle w:val="Normal"/>
+        <w:rPr>
+          <w:rFonts w:ascii="Calibri" w:hAnsi="Calibri" w:cs="Calibri"/>
+        </w:rPr>
+      </w:pPr>
+      <w:r>
+        <w:rPr>
+          <w:rFonts w:cs="Calibri" w:ascii="Calibri" w:hAnsi="Calibri"/>
+        </w:rPr>
+      </w:r>
+    </w:p>
+    <w:p>
+      <w:pPr>
+        <w:pStyle w:val="Normal"/>
+        <w:rPr>
+          <w:rFonts w:ascii="Calibri" w:hAnsi="Calibri" w:cs="Calibri"/>
+        </w:rPr>
+      </w:pPr>
+      <w:r>
+        <w:rPr>
+          <w:rFonts w:cs="Calibri" w:ascii="Calibri" w:hAnsi="Calibri"/>
+        </w:rPr>
+      </w:r>
+    </w:p>
+    <w:p>
+      <w:pPr>
+        <w:pStyle w:val="Normal"/>
+        <w:rPr>
+          <w:rFonts w:ascii="Calibri" w:hAnsi="Calibri" w:cs="Calibri"/>
+        </w:rPr>
+      </w:pPr>
+      <w:r>
+        <w:rPr>
+          <w:rFonts w:cs="Calibri" w:ascii="Calibri" w:hAnsi="Calibri"/>
+        </w:rPr>
+        <w:t>5.     When introducing "digital twin," you could define it in one sentence (for example, "a virtual replica of a plant system updated in real time with sensor data") and give a short example—such as its use in greenhouse climate control—to illustrate its practical value.</w:t>
+      </w:r>
+    </w:p>
+    <w:p>
+      <w:pPr>
+        <w:pStyle w:val="Normal"/>
+        <w:rPr>
+          <w:rFonts w:ascii="Calibri" w:hAnsi="Calibri" w:cs="Calibri"/>
+        </w:rPr>
+      </w:pPr>
+      <w:r>
+        <w:rPr/>
+      </w:r>
+    </w:p>
+    <w:p>
+      <w:pPr>
+        <w:pStyle w:val="Normal"/>
+        <w:rPr>
+          <w:color w:val="C9211E"/>
+        </w:rPr>
+      </w:pPr>
+      <w:r>
+        <w:rPr>
+          <w:rFonts w:cs="Calibri" w:ascii="Calibri" w:hAnsi="Calibri"/>
+          <w:color w:val="C9211E"/>
+        </w:rPr>
+        <w:t xml:space="preserve">- </w:t>
+      </w:r>
+      <w:r>
+        <w:rPr>
+          <w:rFonts w:cs="Calibri" w:ascii="Calibri" w:hAnsi="Calibri"/>
+          <w:color w:val="C9211E"/>
+        </w:rPr>
+        <w:t xml:space="preserve">Thank you for the suggestion. I have defined digital twin and provided </w:t>
+      </w:r>
+      <w:r>
+        <w:rPr>
+          <w:rFonts w:cs="Calibri" w:ascii="Calibri" w:hAnsi="Calibri"/>
+          <w:color w:val="C9211E"/>
+        </w:rPr>
+        <w:t>more</w:t>
+      </w:r>
+      <w:r>
+        <w:rPr>
+          <w:rFonts w:cs="Calibri" w:ascii="Calibri" w:hAnsi="Calibri"/>
+          <w:color w:val="C9211E"/>
+        </w:rPr>
+        <w:t xml:space="preserve"> example</w:t>
+      </w:r>
+      <w:r>
+        <w:rPr>
+          <w:rFonts w:cs="Calibri" w:ascii="Calibri" w:hAnsi="Calibri"/>
+          <w:color w:val="C9211E"/>
+        </w:rPr>
+        <w:t>s</w:t>
       </w:r>
       <w:r>
         <w:rPr>
@@ -1364,201 +1995,32 @@
         </w:rPr>
         <w:t xml:space="preserve">. </w:t>
       </w:r>
-      <w:r>
-        <w:rPr>
-          <w:rFonts w:cs="Calibri" w:ascii="Calibri" w:hAnsi="Calibri"/>
-          <w:color w:val="C9211E"/>
-        </w:rPr>
-        <w:t>These subsections are as follows:</w:t>
-      </w:r>
-    </w:p>
-    <w:p>
-      <w:pPr>
-        <w:pStyle w:val="Normal"/>
-        <w:rPr>
-          <w:rFonts w:ascii="Calibri" w:hAnsi="Calibri" w:cs="Calibri"/>
-          <w:color w:val="C9211E"/>
-        </w:rPr>
-      </w:pPr>
-      <w:r>
-        <w:rPr>
-          <w:rFonts w:cs="Calibri" w:ascii="Calibri" w:hAnsi="Calibri"/>
-          <w:color w:val="C9211E"/>
-        </w:rPr>
-        <w:t xml:space="preserve">- To make this point clearer I have added to the limitation section of the scope of this paper </w:t>
-      </w:r>
-    </w:p>
-    <w:p>
-      <w:pPr>
-        <w:pStyle w:val="Normal"/>
-        <w:rPr>
-          <w:rFonts w:ascii="Calibri" w:hAnsi="Calibri" w:cs="Calibri"/>
-          <w:color w:val="C9211E"/>
-        </w:rPr>
-      </w:pPr>
-      <w:r>
-        <w:rPr>
-          <w:rFonts w:cs="Calibri" w:ascii="Calibri" w:hAnsi="Calibri"/>
-          <w:color w:val="C9211E"/>
-        </w:rPr>
-      </w:r>
-    </w:p>
-    <w:p>
-      <w:pPr>
-        <w:pStyle w:val="Normal"/>
-        <w:rPr>
-          <w:rFonts w:ascii="Calibri" w:hAnsi="Calibri" w:cs="Calibri"/>
-        </w:rPr>
-      </w:pPr>
-      <w:r>
-        <w:rPr>
-          <w:rFonts w:cs="Calibri" w:ascii="Calibri" w:hAnsi="Calibri"/>
-        </w:rPr>
-      </w:r>
-    </w:p>
-    <w:p>
-      <w:pPr>
-        <w:pStyle w:val="Normal"/>
-        <w:rPr>
-          <w:rFonts w:ascii="Calibri" w:hAnsi="Calibri" w:cs="Calibri"/>
-        </w:rPr>
-      </w:pPr>
-      <w:r>
-        <w:rPr>
-          <w:rFonts w:cs="Calibri" w:ascii="Calibri" w:hAnsi="Calibri"/>
-        </w:rPr>
-      </w:r>
-    </w:p>
-    <w:p>
-      <w:pPr>
-        <w:pStyle w:val="Normal"/>
-        <w:rPr>
-          <w:rFonts w:ascii="Calibri" w:hAnsi="Calibri" w:cs="Calibri"/>
-        </w:rPr>
-      </w:pPr>
-      <w:r>
-        <w:rPr>
-          <w:rFonts w:cs="Calibri" w:ascii="Calibri" w:hAnsi="Calibri"/>
-        </w:rPr>
-      </w:r>
-    </w:p>
-    <w:p>
-      <w:pPr>
-        <w:pStyle w:val="Normal"/>
-        <w:rPr>
-          <w:rFonts w:ascii="Calibri" w:hAnsi="Calibri" w:cs="Calibri"/>
-        </w:rPr>
-      </w:pPr>
-      <w:r>
-        <w:rPr>
-          <w:rFonts w:cs="Calibri" w:ascii="Calibri" w:hAnsi="Calibri"/>
-        </w:rPr>
-      </w:r>
-    </w:p>
-    <w:p>
-      <w:pPr>
-        <w:pStyle w:val="Normal"/>
-        <w:rPr>
-          <w:rFonts w:ascii="Calibri" w:hAnsi="Calibri" w:cs="Calibri"/>
-        </w:rPr>
-      </w:pPr>
-      <w:r>
-        <w:rPr>
-          <w:rFonts w:cs="Calibri" w:ascii="Calibri" w:hAnsi="Calibri"/>
-        </w:rPr>
-      </w:r>
-    </w:p>
-    <w:p>
-      <w:pPr>
-        <w:pStyle w:val="Normal"/>
-        <w:rPr>
-          <w:rFonts w:ascii="Calibri" w:hAnsi="Calibri" w:cs="Calibri"/>
-        </w:rPr>
-      </w:pPr>
-      <w:r>
-        <w:rPr>
-          <w:rFonts w:cs="Calibri" w:ascii="Calibri" w:hAnsi="Calibri"/>
-        </w:rPr>
-      </w:r>
-    </w:p>
-    <w:p>
-      <w:pPr>
-        <w:pStyle w:val="Normal"/>
-        <w:rPr>
-          <w:rFonts w:ascii="Calibri" w:hAnsi="Calibri" w:cs="Calibri"/>
-        </w:rPr>
-      </w:pPr>
-      <w:r>
-        <w:rPr>
-          <w:rFonts w:cs="Calibri" w:ascii="Calibri" w:hAnsi="Calibri"/>
-        </w:rPr>
-      </w:r>
-    </w:p>
-    <w:p>
-      <w:pPr>
-        <w:pStyle w:val="Normal"/>
-        <w:rPr>
-          <w:rFonts w:ascii="Calibri" w:hAnsi="Calibri" w:cs="Calibri"/>
-        </w:rPr>
-      </w:pPr>
-      <w:r>
-        <w:rPr>
-          <w:rFonts w:cs="Calibri" w:ascii="Calibri" w:hAnsi="Calibri"/>
-        </w:rPr>
-      </w:r>
-    </w:p>
-    <w:p>
-      <w:pPr>
-        <w:pStyle w:val="Normal"/>
-        <w:rPr>
-          <w:rFonts w:ascii="Calibri" w:hAnsi="Calibri" w:cs="Calibri"/>
-        </w:rPr>
-      </w:pPr>
-      <w:r>
-        <w:rPr>
-          <w:rFonts w:cs="Calibri" w:ascii="Calibri" w:hAnsi="Calibri"/>
-        </w:rPr>
-      </w:r>
-    </w:p>
-    <w:p>
-      <w:pPr>
-        <w:pStyle w:val="Normal"/>
-        <w:rPr>
-          <w:rFonts w:ascii="Calibri" w:hAnsi="Calibri" w:cs="Calibri"/>
-        </w:rPr>
-      </w:pPr>
-      <w:r>
-        <w:rPr>
-          <w:rFonts w:cs="Calibri" w:ascii="Calibri" w:hAnsi="Calibri"/>
-        </w:rPr>
-        <w:t>Reviewer #2: Thank you for a thoroughly researched and well‐written review! I've enjoyed reading your insightful coverage of predictive modeling in plant phenomics. To make the manuscript even more reader friendly, I have the following suggestions:</w:t>
-      </w:r>
-    </w:p>
-    <w:p>
-      <w:pPr>
-        <w:pStyle w:val="Normal"/>
-        <w:rPr>
-          <w:rFonts w:ascii="Calibri" w:hAnsi="Calibri" w:cs="Calibri"/>
-        </w:rPr>
-      </w:pPr>
-      <w:r>
-        <w:rPr>
-          <w:rFonts w:cs="Calibri" w:ascii="Calibri" w:hAnsi="Calibri"/>
-        </w:rPr>
-      </w:r>
-    </w:p>
-    <w:p>
-      <w:pPr>
-        <w:pStyle w:val="Normal"/>
-        <w:rPr>
-          <w:rFonts w:ascii="Calibri" w:hAnsi="Calibri" w:cs="Calibri"/>
-        </w:rPr>
-      </w:pPr>
-      <w:r>
-        <w:rPr>
-          <w:rFonts w:cs="Calibri" w:ascii="Calibri" w:hAnsi="Calibri"/>
-        </w:rPr>
-        <w:t>1.     Consider labeling the Introduction as Section 1, making "Rationale and Approach" Section 2 (with sub-sections 2.1, 2.2), and then numbering Sections 3 and 4 sequentially so the structure feels clear and consistent.</w:t>
+    </w:p>
+    <w:p>
+      <w:pPr>
+        <w:pStyle w:val="Normal"/>
+        <w:rPr>
+          <w:rFonts w:ascii="Calibri" w:hAnsi="Calibri" w:cs="Calibri"/>
+        </w:rPr>
+      </w:pPr>
+      <w:r>
+        <w:rPr>
+          <w:rFonts w:cs="Calibri" w:ascii="Calibri" w:hAnsi="Calibri"/>
+        </w:rPr>
+      </w:r>
+    </w:p>
+    <w:p>
+      <w:pPr>
+        <w:pStyle w:val="Normal"/>
+        <w:rPr>
+          <w:rFonts w:ascii="Calibri" w:hAnsi="Calibri" w:cs="Calibri"/>
+        </w:rPr>
+      </w:pPr>
+      <w:r>
+        <w:rPr>
+          <w:rFonts w:cs="Calibri" w:ascii="Calibri" w:hAnsi="Calibri"/>
+        </w:rPr>
+        <w:t>6.     Please replace every instance of "Lindemyer-systems" with "Lindenmayer systems (L-systems)" and cite the original 1968 paper.</w:t>
       </w:r>
     </w:p>
     <w:p>
@@ -1584,15 +2046,325 @@
           <w:rFonts w:cs="Calibri" w:ascii="Calibri" w:hAnsi="Calibri"/>
           <w:color w:val="C9211E"/>
         </w:rPr>
-        <w:t xml:space="preserve">- I believe that the paper is already organized as such with the section numbering. </w:t>
-      </w:r>
-      <w:r>
-        <w:rPr>
-          <w:rFonts w:cs="Calibri" w:ascii="Calibri" w:hAnsi="Calibri"/>
-          <w:color w:val="C9211E"/>
-        </w:rPr>
-        <w:t>Please let me know if I misunderstood this point!</w:t>
-      </w:r>
+        <w:t xml:space="preserve">- </w:t>
+      </w:r>
+      <w:r>
+        <w:rPr>
+          <w:rFonts w:cs="Calibri" w:ascii="Calibri" w:hAnsi="Calibri"/>
+          <w:color w:val="C9211E"/>
+        </w:rPr>
+        <w:t>Good catch, thank you, I have made the changes.</w:t>
+      </w:r>
+    </w:p>
+    <w:p>
+      <w:pPr>
+        <w:pStyle w:val="Normal"/>
+        <w:rPr>
+          <w:rFonts w:ascii="Calibri" w:hAnsi="Calibri" w:cs="Calibri"/>
+        </w:rPr>
+      </w:pPr>
+      <w:r>
+        <w:rPr>
+          <w:rFonts w:cs="Calibri" w:ascii="Calibri" w:hAnsi="Calibri"/>
+        </w:rPr>
+      </w:r>
+    </w:p>
+    <w:p>
+      <w:pPr>
+        <w:pStyle w:val="Normal"/>
+        <w:rPr>
+          <w:rFonts w:ascii="Calibri" w:hAnsi="Calibri" w:cs="Calibri"/>
+        </w:rPr>
+      </w:pPr>
+      <w:r>
+        <w:rPr>
+          <w:rFonts w:cs="Calibri" w:ascii="Calibri" w:hAnsi="Calibri"/>
+        </w:rPr>
+        <w:t>7.     A few statements about the importance of spatiotemporal modeling appear both in the Abstract and again in the Introduction. Trimming those duplicates will tighten the writing and avoid repetition.</w:t>
+      </w:r>
+    </w:p>
+    <w:p>
+      <w:pPr>
+        <w:pStyle w:val="Normal"/>
+        <w:rPr>
+          <w:rFonts w:ascii="Calibri" w:hAnsi="Calibri" w:cs="Calibri"/>
+        </w:rPr>
+      </w:pPr>
+      <w:r>
+        <w:rPr/>
+      </w:r>
+    </w:p>
+    <w:p>
+      <w:pPr>
+        <w:pStyle w:val="Normal"/>
+        <w:rPr>
+          <w:color w:val="C9211E"/>
+        </w:rPr>
+      </w:pPr>
+      <w:r>
+        <w:rPr>
+          <w:rFonts w:cs="Calibri" w:ascii="Calibri" w:hAnsi="Calibri"/>
+          <w:color w:val="C9211E"/>
+        </w:rPr>
+        <w:t>- I have gone through and trimmed some redundant statements through out the paper.</w:t>
+      </w:r>
+    </w:p>
+    <w:p>
+      <w:pPr>
+        <w:pStyle w:val="Normal"/>
+        <w:rPr>
+          <w:rFonts w:ascii="Calibri" w:hAnsi="Calibri" w:cs="Calibri"/>
+        </w:rPr>
+      </w:pPr>
+      <w:r>
+        <w:rPr>
+          <w:rFonts w:cs="Calibri" w:ascii="Calibri" w:hAnsi="Calibri"/>
+        </w:rPr>
+      </w:r>
+    </w:p>
+    <w:p>
+      <w:pPr>
+        <w:pStyle w:val="Normal"/>
+        <w:rPr>
+          <w:rFonts w:ascii="Calibri" w:hAnsi="Calibri" w:cs="Calibri"/>
+        </w:rPr>
+      </w:pPr>
+      <w:r>
+        <w:rPr>
+          <w:rFonts w:cs="Calibri" w:ascii="Calibri" w:hAnsi="Calibri"/>
+        </w:rPr>
+        <w:t>8.     In the "Scope of this Review" section or in the Conclusion, you might add a clarifying sentence such as: "This review focuses on controlled-environment agriculture from 2015-2025; open-field models and pre-2015 foundational work are beyond our scope." That will set clear boundaries for readers.</w:t>
+      </w:r>
+    </w:p>
+    <w:p>
+      <w:pPr>
+        <w:pStyle w:val="Normal"/>
+        <w:rPr>
+          <w:color w:val="C9211E"/>
+        </w:rPr>
+      </w:pPr>
+      <w:r>
+        <w:rPr>
+          <w:rFonts w:cs="Calibri" w:ascii="Calibri" w:hAnsi="Calibri"/>
+          <w:color w:val="C9211E"/>
+        </w:rPr>
+        <w:t xml:space="preserve">- </w:t>
+      </w:r>
+      <w:r>
+        <w:rPr>
+          <w:rFonts w:cs="Calibri" w:ascii="Calibri" w:hAnsi="Calibri"/>
+          <w:color w:val="C9211E"/>
+        </w:rPr>
+        <w:t>I have a similar statement in the literature overview section (section 2.1). I have expanded the statement to make it more verbose. Thank you</w:t>
+      </w:r>
+    </w:p>
+    <w:p>
+      <w:pPr>
+        <w:pStyle w:val="Normal"/>
+        <w:rPr>
+          <w:rFonts w:ascii="Calibri" w:hAnsi="Calibri" w:cs="Calibri"/>
+        </w:rPr>
+      </w:pPr>
+      <w:r>
+        <w:rPr>
+          <w:rFonts w:cs="Calibri" w:ascii="Calibri" w:hAnsi="Calibri"/>
+        </w:rPr>
+      </w:r>
+    </w:p>
+    <w:p>
+      <w:pPr>
+        <w:pStyle w:val="Normal"/>
+        <w:rPr>
+          <w:rFonts w:ascii="Calibri" w:hAnsi="Calibri" w:cs="Calibri"/>
+        </w:rPr>
+      </w:pPr>
+      <w:r>
+        <w:rPr>
+          <w:rFonts w:cs="Calibri" w:ascii="Calibri" w:hAnsi="Calibri"/>
+        </w:rPr>
+        <w:t>9.     All existing figures and tables are valuable, so please retain them. To implement the comparative synthesis suggested above, add a new table rather than removing any current illustrations.</w:t>
+      </w:r>
+    </w:p>
+    <w:p>
+      <w:pPr>
+        <w:pStyle w:val="Normal"/>
+        <w:rPr>
+          <w:rFonts w:ascii="Calibri" w:hAnsi="Calibri" w:cs="Calibri"/>
+        </w:rPr>
+      </w:pPr>
+      <w:r>
+        <w:rPr/>
+      </w:r>
+    </w:p>
+    <w:p>
+      <w:pPr>
+        <w:pStyle w:val="Normal"/>
+        <w:rPr/>
+      </w:pPr>
+      <w:r>
+        <w:rPr>
+          <w:rFonts w:cs="Calibri" w:ascii="Calibri" w:hAnsi="Calibri"/>
+          <w:color w:val="C9211E"/>
+        </w:rPr>
+        <w:t xml:space="preserve">- </w:t>
+      </w:r>
+      <w:r>
+        <w:rPr>
+          <w:rFonts w:cs="Calibri" w:ascii="Calibri" w:hAnsi="Calibri"/>
+          <w:color w:val="C9211E"/>
+        </w:rPr>
+        <w:t>Thank you for the suggestions. I have retained the figures, with slight modifications made based on  comments from the other reviewers.</w:t>
+      </w:r>
+    </w:p>
+    <w:p>
+      <w:pPr>
+        <w:pStyle w:val="Normal"/>
+        <w:rPr>
+          <w:rFonts w:ascii="Calibri" w:hAnsi="Calibri" w:cs="Calibri"/>
+        </w:rPr>
+      </w:pPr>
+      <w:r>
+        <w:rPr>
+          <w:rFonts w:cs="Calibri" w:ascii="Calibri" w:hAnsi="Calibri"/>
+        </w:rPr>
+      </w:r>
+    </w:p>
+    <w:p>
+      <w:pPr>
+        <w:pStyle w:val="Normal"/>
+        <w:rPr>
+          <w:rFonts w:ascii="Calibri" w:hAnsi="Calibri" w:cs="Calibri"/>
+        </w:rPr>
+      </w:pPr>
+      <w:r>
+        <w:rPr>
+          <w:rFonts w:cs="Calibri" w:ascii="Calibri" w:hAnsi="Calibri"/>
+        </w:rPr>
+        <w:t>Reviewer #3: This paper presents a thorough review of pattern recognition models used for plant growth prediction. The paper is well written and provides nice and informative figures. I enjoyed reading. Here are some suggestions for improving the manucript (for reference):</w:t>
+      </w:r>
+    </w:p>
+    <w:p>
+      <w:pPr>
+        <w:pStyle w:val="Normal"/>
+        <w:rPr>
+          <w:rFonts w:ascii="Calibri" w:hAnsi="Calibri" w:cs="Calibri"/>
+        </w:rPr>
+      </w:pPr>
+      <w:r>
+        <w:rPr>
+          <w:rFonts w:cs="Calibri" w:ascii="Calibri" w:hAnsi="Calibri"/>
+        </w:rPr>
+      </w:r>
+    </w:p>
+    <w:p>
+      <w:pPr>
+        <w:pStyle w:val="Normal"/>
+        <w:rPr>
+          <w:rFonts w:ascii="Calibri" w:hAnsi="Calibri" w:cs="Calibri"/>
+        </w:rPr>
+      </w:pPr>
+      <w:r>
+        <w:rPr>
+          <w:rFonts w:cs="Calibri" w:ascii="Calibri" w:hAnsi="Calibri"/>
+        </w:rPr>
+        <w:t>- In the title and many places in text, the paper highlights the term "representations". However, the review is mostly about models and approaches. Please clarify what "representations" mean or revise this term (recommended).</w:t>
+      </w:r>
+    </w:p>
+    <w:p>
+      <w:pPr>
+        <w:pStyle w:val="Normal"/>
+        <w:rPr>
+          <w:rFonts w:ascii="Calibri" w:hAnsi="Calibri" w:cs="Calibri"/>
+        </w:rPr>
+      </w:pPr>
+      <w:r>
+        <w:rPr>
+          <w:color w:val="C9211E"/>
+        </w:rPr>
+      </w:r>
+    </w:p>
+    <w:p>
+      <w:pPr>
+        <w:pStyle w:val="Normal"/>
+        <w:rPr>
+          <w:color w:val="C9211E"/>
+        </w:rPr>
+      </w:pPr>
+      <w:r>
+        <w:rPr>
+          <w:rFonts w:cs="Calibri" w:ascii="Calibri" w:hAnsi="Calibri"/>
+          <w:color w:val="C9211E"/>
+        </w:rPr>
+        <w:t xml:space="preserve">- </w:t>
+      </w:r>
+      <w:r>
+        <w:rPr>
+          <w:rFonts w:cs="Calibri" w:ascii="Calibri" w:hAnsi="Calibri"/>
+          <w:color w:val="C9211E"/>
+        </w:rPr>
+        <w:t>I have added a subsection (1.2) Defining simulated environment and plant growth, Where I clarify some meaning of terms throughout paper including representations.</w:t>
+      </w:r>
+    </w:p>
+    <w:p>
+      <w:pPr>
+        <w:pStyle w:val="Normal"/>
+        <w:rPr>
+          <w:rFonts w:ascii="Calibri" w:hAnsi="Calibri" w:cs="Calibri"/>
+        </w:rPr>
+      </w:pPr>
+      <w:r>
+        <w:rPr>
+          <w:color w:val="C9211E"/>
+        </w:rPr>
+      </w:r>
+    </w:p>
+    <w:p>
+      <w:pPr>
+        <w:pStyle w:val="Normal"/>
+        <w:rPr>
+          <w:rFonts w:ascii="Calibri" w:hAnsi="Calibri" w:cs="Calibri"/>
+        </w:rPr>
+      </w:pPr>
+      <w:r>
+        <w:rPr>
+          <w:rFonts w:cs="Calibri" w:ascii="Calibri" w:hAnsi="Calibri"/>
+        </w:rPr>
+        <w:t>- I would suggest to revise the title to "Spatialtemporal Modeling of Plant Growth Prediction in Simulated and Controlled Environments: A Comprehensive Review"</w:t>
+      </w:r>
+    </w:p>
+    <w:p>
+      <w:pPr>
+        <w:pStyle w:val="Normal"/>
+        <w:rPr>
+          <w:rFonts w:ascii="Calibri" w:hAnsi="Calibri" w:cs="Calibri"/>
+        </w:rPr>
+      </w:pPr>
+      <w:r>
+        <w:rPr>
+          <w:color w:val="C9211E"/>
+        </w:rPr>
+      </w:r>
+    </w:p>
+    <w:p>
+      <w:pPr>
+        <w:pStyle w:val="Normal"/>
+        <w:rPr>
+          <w:color w:val="C9211E"/>
+        </w:rPr>
+      </w:pPr>
+      <w:r>
+        <w:rPr>
+          <w:rFonts w:cs="Calibri" w:ascii="Calibri" w:hAnsi="Calibri"/>
+          <w:color w:val="C9211E"/>
+        </w:rPr>
+        <w:t>- Thank you for the Suggestions, I agree the title may be too confusing and may not fully represent them. However I do spend some time discussing various representations in 2D/3D and as functional models. I  will compromise and title my paper: Predictive Modeling, Pattern Recognition, and Spatiotemporal Representations of Plant Growth in Simulated and Controlled Environments: A Comprehensive Review</w:t>
+      </w:r>
+    </w:p>
+    <w:p>
+      <w:pPr>
+        <w:pStyle w:val="Normal"/>
+        <w:rPr/>
+      </w:pPr>
       <w:r>
         <w:rPr>
           <w:rFonts w:cs="Calibri" w:ascii="Calibri" w:hAnsi="Calibri"/>
@@ -1612,128 +2384,7 @@
         <w:rPr>
           <w:rFonts w:cs="Calibri" w:ascii="Calibri" w:hAnsi="Calibri"/>
         </w:rPr>
-      </w:r>
-    </w:p>
-    <w:p>
-      <w:pPr>
-        <w:pStyle w:val="Normal"/>
-        <w:rPr>
-          <w:rFonts w:ascii="Calibri" w:hAnsi="Calibri" w:cs="Calibri"/>
-        </w:rPr>
-      </w:pPr>
-      <w:r>
-        <w:rPr>
-          <w:rFonts w:cs="Calibri" w:ascii="Calibri" w:hAnsi="Calibri"/>
-        </w:rPr>
-        <w:t>2.     Adding a brief roadmap paragraph at the end of the Introduction (or at the start of Section 2) that previews the major sections—regression methods, latent state models, neural network approaches, functional-structural plant models, and computer-vision simulations—will help readers see the overall flow before diving into details.</w:t>
-      </w:r>
-    </w:p>
-    <w:p>
-      <w:pPr>
-        <w:pStyle w:val="Normal"/>
-        <w:rPr>
-          <w:rFonts w:ascii="Calibri" w:hAnsi="Calibri" w:cs="Calibri"/>
-        </w:rPr>
-      </w:pPr>
-      <w:r>
-        <w:rPr>
-          <w:rFonts w:cs="Calibri" w:ascii="Calibri" w:hAnsi="Calibri"/>
-        </w:rPr>
-      </w:r>
-    </w:p>
-    <w:p>
-      <w:pPr>
-        <w:pStyle w:val="Normal"/>
-        <w:rPr>
-          <w:rFonts w:ascii="Calibri" w:hAnsi="Calibri" w:cs="Calibri"/>
-        </w:rPr>
-      </w:pPr>
-      <w:r>
-        <w:rPr>
-          <w:rFonts w:cs="Calibri" w:ascii="Calibri" w:hAnsi="Calibri"/>
-        </w:rPr>
-        <w:t>3.     After each major category of methods, you might include a short summary paragraph or a simple table comparing data requirements, how uncertainty is handled, interpretability, and typical applications. A side-by-side comparison will highlight trade-offs and guide readers in selecting the right approach.</w:t>
-      </w:r>
-    </w:p>
-    <w:p>
-      <w:pPr>
-        <w:pStyle w:val="Normal"/>
-        <w:rPr>
-          <w:rFonts w:ascii="Calibri" w:hAnsi="Calibri" w:cs="Calibri"/>
-        </w:rPr>
-      </w:pPr>
-      <w:r>
-        <w:rPr>
-          <w:rFonts w:cs="Calibri" w:ascii="Calibri" w:hAnsi="Calibri"/>
-        </w:rPr>
-      </w:r>
-    </w:p>
-    <w:p>
-      <w:pPr>
-        <w:pStyle w:val="Normal"/>
-        <w:rPr>
-          <w:rFonts w:ascii="Calibri" w:hAnsi="Calibri" w:cs="Calibri"/>
-        </w:rPr>
-      </w:pPr>
-      <w:r>
-        <w:rPr>
-          <w:rFonts w:cs="Calibri" w:ascii="Calibri" w:hAnsi="Calibri"/>
-        </w:rPr>
-        <w:t>4.     For the conditional generative models section, a few sentences explaining how latent sampling guides the image synthesis process will deepen readers' understanding.</w:t>
-      </w:r>
-    </w:p>
-    <w:p>
-      <w:pPr>
-        <w:pStyle w:val="Normal"/>
-        <w:rPr>
-          <w:rFonts w:ascii="Calibri" w:hAnsi="Calibri" w:cs="Calibri"/>
-        </w:rPr>
-      </w:pPr>
-      <w:r>
-        <w:rPr>
-          <w:rFonts w:cs="Calibri" w:ascii="Calibri" w:hAnsi="Calibri"/>
-        </w:rPr>
-      </w:r>
-    </w:p>
-    <w:p>
-      <w:pPr>
-        <w:pStyle w:val="Normal"/>
-        <w:rPr>
-          <w:rFonts w:ascii="Calibri" w:hAnsi="Calibri" w:cs="Calibri"/>
-        </w:rPr>
-      </w:pPr>
-      <w:r>
-        <w:rPr>
-          <w:rFonts w:cs="Calibri" w:ascii="Calibri" w:hAnsi="Calibri"/>
-        </w:rPr>
-        <w:t>5.     When introducing "digital twin," you could define it in one sentence (for example, "a virtual replica of a plant system updated in real time with sensor data") and give a short example—such as its use in greenhouse climate control—to illustrate its practical value.</w:t>
-      </w:r>
-    </w:p>
-    <w:p>
-      <w:pPr>
-        <w:pStyle w:val="Normal"/>
-        <w:rPr>
-          <w:rFonts w:ascii="Calibri" w:hAnsi="Calibri" w:cs="Calibri"/>
-        </w:rPr>
-      </w:pPr>
-      <w:r>
-        <w:rPr>
-          <w:rFonts w:cs="Calibri" w:ascii="Calibri" w:hAnsi="Calibri"/>
-        </w:rPr>
-      </w:r>
-    </w:p>
-    <w:p>
-      <w:pPr>
-        <w:pStyle w:val="Normal"/>
-        <w:rPr>
-          <w:rFonts w:ascii="Calibri" w:hAnsi="Calibri" w:cs="Calibri"/>
-        </w:rPr>
-      </w:pPr>
-      <w:r>
-        <w:rPr>
-          <w:rFonts w:cs="Calibri" w:ascii="Calibri" w:hAnsi="Calibri"/>
-        </w:rPr>
-        <w:t>6.     Please replace every instance of "Lindemyer-systems" with "Lindenmayer systems (L-systems)" and cite the original 1968 paper.</w:t>
+        <w:t>- I suggest remove the datasets parts and Table 2. It distracts the flow of the reading. The paper is mainly about the modelling.</w:t>
       </w:r>
     </w:p>
     <w:p>
@@ -1759,6 +2410,125 @@
           <w:rFonts w:cs="Calibri" w:ascii="Calibri" w:hAnsi="Calibri"/>
           <w:color w:val="C9211E"/>
         </w:rPr>
+        <w:t>-</w:t>
+      </w:r>
+      <w:r>
+        <w:rPr>
+          <w:rFonts w:cs="Calibri" w:ascii="Calibri" w:hAnsi="Calibri"/>
+          <w:color w:val="C9211E"/>
+        </w:rPr>
+        <w:t xml:space="preserve"> Comments from reviewer 2 have suggest I do not remove any figures, However I understand the concern and will leave this decision to remove the datasets table up to the editor!</w:t>
+      </w:r>
+    </w:p>
+    <w:p>
+      <w:pPr>
+        <w:pStyle w:val="Normal"/>
+        <w:rPr>
+          <w:rFonts w:ascii="Calibri" w:hAnsi="Calibri" w:cs="Calibri"/>
+        </w:rPr>
+      </w:pPr>
+      <w:r>
+        <w:rPr/>
+      </w:r>
+    </w:p>
+    <w:p>
+      <w:pPr>
+        <w:pStyle w:val="Normal"/>
+        <w:rPr>
+          <w:rFonts w:ascii="Calibri" w:hAnsi="Calibri" w:cs="Calibri"/>
+        </w:rPr>
+      </w:pPr>
+      <w:r>
+        <w:rPr/>
+      </w:r>
+    </w:p>
+    <w:p>
+      <w:pPr>
+        <w:pStyle w:val="Normal"/>
+        <w:rPr>
+          <w:rFonts w:ascii="Calibri" w:hAnsi="Calibri" w:cs="Calibri"/>
+        </w:rPr>
+      </w:pPr>
+      <w:r>
+        <w:rPr>
+          <w:rFonts w:cs="Calibri" w:ascii="Calibri" w:hAnsi="Calibri"/>
+        </w:rPr>
+        <w:t>- Section 2.2 is better placed ahead in Introduction.</w:t>
+      </w:r>
+    </w:p>
+    <w:p>
+      <w:pPr>
+        <w:pStyle w:val="Normal"/>
+        <w:rPr>
+          <w:rFonts w:ascii="Calibri" w:hAnsi="Calibri" w:cs="Calibri"/>
+        </w:rPr>
+      </w:pPr>
+      <w:r>
+        <w:rPr/>
+      </w:r>
+    </w:p>
+    <w:p>
+      <w:pPr>
+        <w:pStyle w:val="Normal"/>
+        <w:rPr>
+          <w:color w:val="C9211E"/>
+        </w:rPr>
+      </w:pPr>
+      <w:r>
+        <w:rPr>
+          <w:rFonts w:cs="Calibri" w:ascii="Calibri" w:hAnsi="Calibri"/>
+          <w:color w:val="C9211E"/>
+        </w:rPr>
+        <w:t>-Thank you for the suggestion. I have moved this section and it is now section 1.4.</w:t>
+      </w:r>
+    </w:p>
+    <w:p>
+      <w:pPr>
+        <w:pStyle w:val="Normal"/>
+        <w:rPr>
+          <w:rFonts w:ascii="Calibri" w:hAnsi="Calibri" w:cs="Calibri"/>
+        </w:rPr>
+      </w:pPr>
+      <w:r>
+        <w:rPr/>
+      </w:r>
+    </w:p>
+    <w:p>
+      <w:pPr>
+        <w:pStyle w:val="Normal"/>
+        <w:rPr>
+          <w:rFonts w:ascii="Calibri" w:hAnsi="Calibri" w:cs="Calibri"/>
+        </w:rPr>
+      </w:pPr>
+      <w:r>
+        <w:rPr>
+          <w:rFonts w:cs="Calibri" w:ascii="Calibri" w:hAnsi="Calibri"/>
+        </w:rPr>
+        <w:t>- In Figure 1, the use of lowercase and uppercase letters should be kept consistent.</w:t>
+      </w:r>
+    </w:p>
+    <w:p>
+      <w:pPr>
+        <w:pStyle w:val="Normal"/>
+        <w:rPr>
+          <w:rFonts w:ascii="Calibri" w:hAnsi="Calibri" w:cs="Calibri"/>
+        </w:rPr>
+      </w:pPr>
+      <w:r>
+        <w:rPr/>
+      </w:r>
+    </w:p>
+    <w:p>
+      <w:pPr>
+        <w:pStyle w:val="Normal"/>
+        <w:rPr>
+          <w:rFonts w:ascii="Calibri" w:hAnsi="Calibri" w:cs="Calibri"/>
+        </w:rPr>
+      </w:pPr>
+      <w:r>
+        <w:rPr>
+          <w:rFonts w:cs="Calibri" w:ascii="Calibri" w:hAnsi="Calibri"/>
+        </w:rPr>
         <w:t xml:space="preserve">- </w:t>
       </w:r>
       <w:r>
@@ -1766,267 +2536,164 @@
           <w:rFonts w:cs="Calibri" w:ascii="Calibri" w:hAnsi="Calibri"/>
           <w:color w:val="C9211E"/>
         </w:rPr>
-        <w:t>Good catch, thank you, I have made the changes</w:t>
-      </w:r>
-    </w:p>
-    <w:p>
-      <w:pPr>
-        <w:pStyle w:val="Normal"/>
-        <w:rPr>
-          <w:rFonts w:ascii="Calibri" w:hAnsi="Calibri" w:cs="Calibri"/>
-        </w:rPr>
-      </w:pPr>
-      <w:r>
-        <w:rPr>
-          <w:rFonts w:cs="Calibri" w:ascii="Calibri" w:hAnsi="Calibri"/>
-        </w:rPr>
-      </w:r>
-    </w:p>
-    <w:p>
-      <w:pPr>
-        <w:pStyle w:val="Normal"/>
-        <w:rPr>
-          <w:rFonts w:ascii="Calibri" w:hAnsi="Calibri" w:cs="Calibri"/>
-        </w:rPr>
-      </w:pPr>
-      <w:r>
-        <w:rPr>
-          <w:rFonts w:cs="Calibri" w:ascii="Calibri" w:hAnsi="Calibri"/>
-        </w:rPr>
-        <w:t>7.     A few statements about the importance of spatiotemporal modeling appear both in the Abstract and again in the Introduction. Trimming those duplicates will tighten the writing and avoid repetition.</w:t>
-      </w:r>
-    </w:p>
-    <w:p>
-      <w:pPr>
-        <w:pStyle w:val="Normal"/>
-        <w:rPr>
-          <w:rFonts w:ascii="Calibri" w:hAnsi="Calibri" w:cs="Calibri"/>
-        </w:rPr>
-      </w:pPr>
-      <w:r>
-        <w:rPr>
-          <w:rFonts w:cs="Calibri" w:ascii="Calibri" w:hAnsi="Calibri"/>
-        </w:rPr>
-      </w:r>
-    </w:p>
-    <w:p>
-      <w:pPr>
-        <w:pStyle w:val="Normal"/>
-        <w:rPr>
-          <w:rFonts w:ascii="Calibri" w:hAnsi="Calibri" w:cs="Calibri"/>
-        </w:rPr>
-      </w:pPr>
-      <w:r>
-        <w:rPr>
-          <w:rFonts w:cs="Calibri" w:ascii="Calibri" w:hAnsi="Calibri"/>
-        </w:rPr>
-        <w:t>8.     In the "Scope of this Review" section or in the Conclusion, you might add a clarifying sentence such as: "This review focuses on controlled-environment agriculture from 2015-2025; open-field models and pre-2015 foundational work are beyond our scope." That will set clear boundaries for readers.</w:t>
-      </w:r>
-    </w:p>
-    <w:p>
-      <w:pPr>
-        <w:pStyle w:val="Normal"/>
-        <w:rPr>
-          <w:rFonts w:ascii="Calibri" w:hAnsi="Calibri" w:cs="Calibri"/>
-        </w:rPr>
-      </w:pPr>
-      <w:r>
-        <w:rPr>
-          <w:rFonts w:cs="Calibri" w:ascii="Calibri" w:hAnsi="Calibri"/>
-        </w:rPr>
-      </w:r>
-    </w:p>
-    <w:p>
-      <w:pPr>
-        <w:pStyle w:val="Normal"/>
-        <w:rPr>
-          <w:rFonts w:ascii="Calibri" w:hAnsi="Calibri" w:cs="Calibri"/>
-        </w:rPr>
-      </w:pPr>
-      <w:r>
-        <w:rPr>
-          <w:rFonts w:cs="Calibri" w:ascii="Calibri" w:hAnsi="Calibri"/>
-        </w:rPr>
-        <w:t>9.     All existing figures and tables are valuable, so please retain them. To implement the comparative synthesis suggested above, add a new table rather than removing any current illustrations.</w:t>
-      </w:r>
-    </w:p>
-    <w:p>
-      <w:pPr>
-        <w:pStyle w:val="Normal"/>
-        <w:rPr>
-          <w:rFonts w:ascii="Calibri" w:hAnsi="Calibri" w:cs="Calibri"/>
-        </w:rPr>
-      </w:pPr>
-      <w:r>
-        <w:rPr>
-          <w:rFonts w:cs="Calibri" w:ascii="Calibri" w:hAnsi="Calibri"/>
-        </w:rPr>
-      </w:r>
-    </w:p>
-    <w:p>
-      <w:pPr>
-        <w:pStyle w:val="Normal"/>
-        <w:rPr>
-          <w:rFonts w:ascii="Calibri" w:hAnsi="Calibri" w:cs="Calibri"/>
-        </w:rPr>
-      </w:pPr>
-      <w:r>
-        <w:rPr>
-          <w:rFonts w:cs="Calibri" w:ascii="Calibri" w:hAnsi="Calibri"/>
-        </w:rPr>
-      </w:r>
-    </w:p>
-    <w:p>
-      <w:pPr>
-        <w:pStyle w:val="Normal"/>
-        <w:rPr>
-          <w:rFonts w:ascii="Calibri" w:hAnsi="Calibri" w:cs="Calibri"/>
-        </w:rPr>
-      </w:pPr>
-      <w:r>
-        <w:rPr>
-          <w:rFonts w:cs="Calibri" w:ascii="Calibri" w:hAnsi="Calibri"/>
-        </w:rPr>
-      </w:r>
-    </w:p>
-    <w:p>
-      <w:pPr>
-        <w:pStyle w:val="Normal"/>
-        <w:rPr>
-          <w:rFonts w:ascii="Calibri" w:hAnsi="Calibri" w:cs="Calibri"/>
-        </w:rPr>
-      </w:pPr>
-      <w:r>
-        <w:rPr>
-          <w:rFonts w:cs="Calibri" w:ascii="Calibri" w:hAnsi="Calibri"/>
-        </w:rPr>
-        <w:t>Reviewer #3: This paper presents a thorough review of pattern recognition models used for plant growth prediction. The paper is well written and provides nice and informative figures. I enjoyed reading. Here are some suggestions for improving the manucript (for reference):</w:t>
-      </w:r>
-    </w:p>
-    <w:p>
-      <w:pPr>
-        <w:pStyle w:val="Normal"/>
-        <w:rPr>
-          <w:rFonts w:ascii="Calibri" w:hAnsi="Calibri" w:cs="Calibri"/>
-        </w:rPr>
-      </w:pPr>
-      <w:r>
-        <w:rPr>
-          <w:rFonts w:cs="Calibri" w:ascii="Calibri" w:hAnsi="Calibri"/>
-        </w:rPr>
-      </w:r>
-    </w:p>
-    <w:p>
-      <w:pPr>
-        <w:pStyle w:val="Normal"/>
-        <w:rPr>
-          <w:rFonts w:ascii="Calibri" w:hAnsi="Calibri" w:cs="Calibri"/>
-        </w:rPr>
-      </w:pPr>
-      <w:r>
-        <w:rPr>
-          <w:rFonts w:cs="Calibri" w:ascii="Calibri" w:hAnsi="Calibri"/>
-        </w:rPr>
-        <w:t>- In the title and many places in text, the paper highlights the term "representations". However, the review is mostly about models and approaches. Please clarify what "representations" mean or revise this term (recommended).</w:t>
-      </w:r>
-    </w:p>
-    <w:p>
-      <w:pPr>
-        <w:pStyle w:val="Normal"/>
-        <w:rPr>
-          <w:rFonts w:ascii="Calibri" w:hAnsi="Calibri" w:cs="Calibri"/>
-        </w:rPr>
-      </w:pPr>
-      <w:r>
-        <w:rPr>
-          <w:color w:val="C9211E"/>
-        </w:rPr>
-      </w:r>
-    </w:p>
-    <w:p>
-      <w:pPr>
-        <w:pStyle w:val="Normal"/>
-        <w:rPr>
-          <w:color w:val="C9211E"/>
-        </w:rPr>
-      </w:pPr>
-      <w:r>
-        <w:rPr>
-          <w:rFonts w:cs="Calibri" w:ascii="Calibri" w:hAnsi="Calibri"/>
-          <w:color w:val="C9211E"/>
-        </w:rPr>
-        <w:t xml:space="preserve">- </w:t>
-      </w:r>
-      <w:r>
-        <w:rPr>
-          <w:rFonts w:cs="Calibri" w:ascii="Calibri" w:hAnsi="Calibri"/>
-          <w:color w:val="C9211E"/>
-        </w:rPr>
-        <w:t>I have added a subsection (1.2) Defining simulated environment and plant growth, Where I clarify some meaning of terms throughout paper including representations.</w:t>
-      </w:r>
-    </w:p>
-    <w:p>
-      <w:pPr>
-        <w:pStyle w:val="Normal"/>
-        <w:rPr>
-          <w:rFonts w:ascii="Calibri" w:hAnsi="Calibri" w:cs="Calibri"/>
-        </w:rPr>
-      </w:pPr>
-      <w:r>
-        <w:rPr>
-          <w:color w:val="C9211E"/>
-        </w:rPr>
-      </w:r>
-    </w:p>
-    <w:p>
-      <w:pPr>
-        <w:pStyle w:val="Normal"/>
-        <w:rPr>
-          <w:rFonts w:ascii="Calibri" w:hAnsi="Calibri" w:cs="Calibri"/>
-        </w:rPr>
-      </w:pPr>
-      <w:r>
-        <w:rPr>
-          <w:rFonts w:cs="Calibri" w:ascii="Calibri" w:hAnsi="Calibri"/>
-        </w:rPr>
-        <w:t>- I would suggest to revise the title to "Spatialtemporal Modeling of Plant Growth Prediction in Simulated and Controlled Environments: A Comprehensive Review"</w:t>
-      </w:r>
-    </w:p>
-    <w:p>
-      <w:pPr>
-        <w:pStyle w:val="Normal"/>
-        <w:rPr>
-          <w:rFonts w:ascii="Calibri" w:hAnsi="Calibri" w:cs="Calibri"/>
-        </w:rPr>
-      </w:pPr>
-      <w:r>
-        <w:rPr>
-          <w:color w:val="C9211E"/>
-        </w:rPr>
-      </w:r>
-    </w:p>
-    <w:p>
-      <w:pPr>
-        <w:pStyle w:val="Normal"/>
-        <w:rPr>
-          <w:color w:val="C9211E"/>
-        </w:rPr>
-      </w:pPr>
-      <w:r>
-        <w:rPr>
-          <w:rFonts w:cs="Calibri" w:ascii="Calibri" w:hAnsi="Calibri"/>
-          <w:color w:val="C9211E"/>
-        </w:rPr>
-        <w:t>- Thank you for the Suggestions, I agree the title may be too confusing and may not fully represent them. However I do spend some time discussing various representations in 2D/3D and as functional models. I  will compromise and title my paper: Predictive Modeling, Pattern Recognition, and Spatiotemporal Representations of Plant Growth in Simulated and Controlled Environments: A Comprehensive Review</w:t>
-      </w:r>
-    </w:p>
-    <w:p>
-      <w:pPr>
-        <w:pStyle w:val="Normal"/>
-        <w:rPr>
-          <w:color w:val="C9211E"/>
-        </w:rPr>
-      </w:pPr>
+        <w:t xml:space="preserve">Thank you for the suggestion. I have fixed capitalization of the figure to make it consistent. I only left minor words and hyphenated words lowercase. </w:t>
+      </w:r>
+    </w:p>
+    <w:p>
+      <w:pPr>
+        <w:pStyle w:val="Normal"/>
+        <w:rPr>
+          <w:rFonts w:ascii="Calibri" w:hAnsi="Calibri" w:cs="Calibri"/>
+        </w:rPr>
+      </w:pPr>
+      <w:r>
+        <w:rPr/>
+      </w:r>
+    </w:p>
+    <w:p>
+      <w:pPr>
+        <w:pStyle w:val="Normal"/>
+        <w:rPr>
+          <w:rFonts w:ascii="Calibri" w:hAnsi="Calibri" w:cs="Calibri"/>
+        </w:rPr>
+      </w:pPr>
+      <w:r>
+        <w:rPr>
+          <w:rFonts w:cs="Calibri" w:ascii="Calibri" w:hAnsi="Calibri"/>
+        </w:rPr>
+        <w:t>- In Figure 2, it would be good to list the publication year and venue of the models and datasets. The datasets and approaches are better shown in different plots.</w:t>
+      </w:r>
+    </w:p>
+    <w:p>
+      <w:pPr>
+        <w:pStyle w:val="Normal"/>
+        <w:rPr>
+          <w:rFonts w:ascii="Calibri" w:hAnsi="Calibri" w:cs="Calibri"/>
+        </w:rPr>
+      </w:pPr>
+      <w:r>
+        <w:rPr/>
+      </w:r>
+    </w:p>
+    <w:p>
+      <w:pPr>
+        <w:pStyle w:val="Normal"/>
+        <w:rPr>
+          <w:rFonts w:ascii="Calibri" w:hAnsi="Calibri" w:cs="Calibri"/>
+        </w:rPr>
+      </w:pPr>
+      <w:r>
+        <w:rPr>
+          <w:rFonts w:cs="Calibri" w:ascii="Calibri" w:hAnsi="Calibri"/>
+          <w:color w:val="C9211E"/>
+        </w:rPr>
+        <w:t xml:space="preserve">- Thank you for the suggestion, I have separated the </w:t>
+      </w:r>
+      <w:r>
+        <w:rPr>
+          <w:rFonts w:cs="Calibri" w:ascii="Calibri" w:hAnsi="Calibri"/>
+          <w:color w:val="C9211E"/>
+        </w:rPr>
+        <w:t>methodologies</w:t>
+      </w:r>
+      <w:r>
+        <w:rPr>
+          <w:rFonts w:cs="Calibri" w:ascii="Calibri" w:hAnsi="Calibri"/>
+          <w:color w:val="C9211E"/>
+        </w:rPr>
+        <w:t xml:space="preserve"> and datasets into two different plot.</w:t>
+      </w:r>
+    </w:p>
+    <w:p>
+      <w:pPr>
+        <w:pStyle w:val="Normal"/>
+        <w:rPr>
+          <w:rFonts w:ascii="Calibri" w:hAnsi="Calibri" w:cs="Calibri"/>
+        </w:rPr>
+      </w:pPr>
+      <w:r>
+        <w:rPr/>
+      </w:r>
+    </w:p>
+    <w:p>
+      <w:pPr>
+        <w:pStyle w:val="Normal"/>
+        <w:rPr>
+          <w:rFonts w:ascii="Calibri" w:hAnsi="Calibri" w:cs="Calibri"/>
+        </w:rPr>
+      </w:pPr>
+      <w:r>
+        <w:rPr>
+          <w:rFonts w:cs="Calibri" w:ascii="Calibri" w:hAnsi="Calibri"/>
+        </w:rPr>
+        <w:t>- The categorization of regression models (3.1) between latent representation models (3.2) is not entirely convincing, because a latent representation model can also be regression-based. Please clarify.</w:t>
+      </w:r>
+    </w:p>
+    <w:p>
+      <w:pPr>
+        <w:pStyle w:val="Normal"/>
+        <w:rPr>
+          <w:rFonts w:ascii="Calibri" w:hAnsi="Calibri" w:cs="Calibri"/>
+        </w:rPr>
+      </w:pPr>
+      <w:r>
+        <w:rPr/>
+      </w:r>
+    </w:p>
+    <w:p>
+      <w:pPr>
+        <w:pStyle w:val="Normal"/>
+        <w:rPr>
+          <w:color w:val="C9211E"/>
+        </w:rPr>
+      </w:pPr>
+      <w:r>
+        <w:rPr>
+          <w:rFonts w:cs="Calibri" w:ascii="Calibri" w:hAnsi="Calibri"/>
+          <w:color w:val="C9211E"/>
+        </w:rPr>
+        <w:t xml:space="preserve">- I understand your point. In this case, I believe a better term would be indirect latent representation, or hidden state representation, since scalar quantitative traits have a functional meaning while the </w:t>
+      </w:r>
+      <w:r>
+        <w:rPr>
+          <w:rFonts w:cs="Calibri" w:ascii="Calibri" w:hAnsi="Calibri"/>
+          <w:color w:val="C9211E"/>
+        </w:rPr>
+        <w:t xml:space="preserve">former is some abstracted representation with no direct functional meaning. The latent representations are a lower dimension form of quantitative traits through time, so the dimensionality reduction considers  a compounding of QT with time dimension. </w:t>
+      </w:r>
+    </w:p>
+    <w:p>
+      <w:pPr>
+        <w:pStyle w:val="Normal"/>
+        <w:rPr>
+          <w:rFonts w:ascii="Calibri" w:hAnsi="Calibri" w:cs="Calibri"/>
+        </w:rPr>
+      </w:pPr>
+      <w:r>
+        <w:rPr>
+          <w:color w:val="C9211E"/>
+        </w:rPr>
+      </w:r>
+    </w:p>
+    <w:p>
+      <w:pPr>
+        <w:pStyle w:val="Normal"/>
+        <w:rPr/>
+      </w:pPr>
+      <w:r>
+        <w:rPr>
+          <w:rFonts w:cs="Calibri" w:ascii="Calibri" w:hAnsi="Calibri"/>
+          <w:color w:val="C9211E"/>
+        </w:rPr>
+        <w:t xml:space="preserve">-  I have  </w:t>
+      </w:r>
+      <w:r>
+        <w:rPr>
+          <w:rFonts w:cs="Calibri" w:ascii="Calibri" w:hAnsi="Calibri"/>
+          <w:color w:val="C9211E"/>
+        </w:rPr>
+        <w:t>added a footnote</w:t>
+      </w:r>
       <w:r>
         <w:rPr>
           <w:rFonts w:cs="Calibri" w:ascii="Calibri" w:hAnsi="Calibri"/>
@@ -2034,12 +2701,55 @@
         </w:rPr>
         <w:t xml:space="preserve"> </w:t>
       </w:r>
-    </w:p>
-    <w:p>
-      <w:pPr>
-        <w:pStyle w:val="Normal"/>
-        <w:rPr>
-          <w:rFonts w:ascii="Calibri" w:hAnsi="Calibri" w:cs="Calibri"/>
+      <w:r>
+        <w:rPr>
+          <w:rFonts w:cs="Calibri" w:ascii="Calibri" w:hAnsi="Calibri"/>
+          <w:color w:val="C9211E"/>
+        </w:rPr>
+        <w:t>c</w:t>
+      </w:r>
+      <w:r>
+        <w:rPr>
+          <w:rFonts w:cs="Calibri" w:ascii="Calibri" w:hAnsi="Calibri"/>
+          <w:color w:val="C9211E"/>
+        </w:rPr>
+        <w:t>lari</w:t>
+      </w:r>
+      <w:r>
+        <w:rPr>
+          <w:rFonts w:cs="Calibri" w:ascii="Calibri" w:hAnsi="Calibri"/>
+          <w:color w:val="C9211E"/>
+        </w:rPr>
+        <w:t>fying</w:t>
+      </w:r>
+      <w:r>
+        <w:rPr>
+          <w:rFonts w:cs="Calibri" w:ascii="Calibri" w:hAnsi="Calibri"/>
+          <w:color w:val="C9211E"/>
+        </w:rPr>
+        <w:t xml:space="preserve"> the meaning of latent representation </w:t>
+      </w:r>
+      <w:r>
+        <w:rPr>
+          <w:rFonts w:cs="Calibri" w:ascii="Calibri" w:hAnsi="Calibri"/>
+          <w:color w:val="C9211E"/>
+        </w:rPr>
+        <w:t>in this context</w:t>
+      </w:r>
+      <w:r>
+        <w:rPr>
+          <w:rFonts w:cs="Calibri" w:ascii="Calibri" w:hAnsi="Calibri"/>
+          <w:color w:val="C9211E"/>
+        </w:rPr>
+        <w:t>,  in the introduction of section 3.2</w:t>
+      </w:r>
+    </w:p>
+    <w:p>
+      <w:pPr>
+        <w:pStyle w:val="Normal"/>
+        <w:rPr>
+          <w:rFonts w:ascii="Calibri" w:hAnsi="Calibri" w:cs="Calibri"/>
+          <w:color w:val="C9211E"/>
         </w:rPr>
       </w:pPr>
       <w:r>
@@ -2057,7 +2767,7 @@
         <w:rPr>
           <w:rFonts w:cs="Calibri" w:ascii="Calibri" w:hAnsi="Calibri"/>
         </w:rPr>
-        <w:t>- I suggest remove the datasets parts and Table 2. It distracts the flow of the reading. The paper is mainly about the modelling.</w:t>
+        <w:t>- Can a potential formulation for plant growth prediction be provided in Transformer and attention-based modeling.</w:t>
       </w:r>
     </w:p>
     <w:p>
@@ -2075,28 +2785,6 @@
       <w:pPr>
         <w:pStyle w:val="Normal"/>
         <w:rPr>
-          <w:color w:val="C9211E"/>
-        </w:rPr>
-      </w:pPr>
-      <w:r>
-        <w:rPr>
-          <w:rFonts w:cs="Calibri" w:ascii="Calibri" w:hAnsi="Calibri"/>
-          <w:color w:val="C9211E"/>
-        </w:rPr>
-        <w:t>-</w:t>
-      </w:r>
-      <w:r>
-        <w:rPr>
-          <w:rFonts w:cs="Calibri" w:ascii="Calibri" w:hAnsi="Calibri"/>
-          <w:color w:val="C9211E"/>
-        </w:rPr>
-        <w:t xml:space="preserve"> Comments from reviewer 2 have suggest I do not remove any figures, However I understand the concern and will leave this decision to remove the datasets table up to the editor!</w:t>
-      </w:r>
-    </w:p>
-    <w:p>
-      <w:pPr>
-        <w:pStyle w:val="Normal"/>
-        <w:rPr>
           <w:rFonts w:ascii="Calibri" w:hAnsi="Calibri" w:cs="Calibri"/>
         </w:rPr>
       </w:pPr>
@@ -2123,20 +2811,6 @@
         </w:rPr>
       </w:pPr>
       <w:r>
-        <w:rPr>
-          <w:rFonts w:cs="Calibri" w:ascii="Calibri" w:hAnsi="Calibri"/>
-        </w:rPr>
-        <w:t>- Section 2.2 is better placed ahead in Introduction.</w:t>
-      </w:r>
-    </w:p>
-    <w:p>
-      <w:pPr>
-        <w:pStyle w:val="Normal"/>
-        <w:rPr>
-          <w:rFonts w:ascii="Calibri" w:hAnsi="Calibri" w:cs="Calibri"/>
-        </w:rPr>
-      </w:pPr>
-      <w:r>
         <w:rPr/>
       </w:r>
     </w:p>
@@ -2144,21 +2818,6 @@
       <w:pPr>
         <w:pStyle w:val="Normal"/>
         <w:rPr>
-          <w:color w:val="C9211E"/>
-        </w:rPr>
-      </w:pPr>
-      <w:r>
-        <w:rPr>
-          <w:rFonts w:cs="Calibri" w:ascii="Calibri" w:hAnsi="Calibri"/>
-          <w:color w:val="C9211E"/>
-        </w:rPr>
-        <w:t>-Thank you for the suggestion. I have moved this section and it is now section 1.4.</w:t>
-      </w:r>
-    </w:p>
-    <w:p>
-      <w:pPr>
-        <w:pStyle w:val="Normal"/>
-        <w:rPr>
           <w:rFonts w:ascii="Calibri" w:hAnsi="Calibri" w:cs="Calibri"/>
         </w:rPr>
       </w:pPr>
@@ -2174,20 +2833,6 @@
         </w:rPr>
       </w:pPr>
       <w:r>
-        <w:rPr>
-          <w:rFonts w:cs="Calibri" w:ascii="Calibri" w:hAnsi="Calibri"/>
-        </w:rPr>
-        <w:t>- In Figure 1, the use of lowercase and uppercase letters should be kept consistent.</w:t>
-      </w:r>
-    </w:p>
-    <w:p>
-      <w:pPr>
-        <w:pStyle w:val="Normal"/>
-        <w:rPr>
-          <w:rFonts w:ascii="Calibri" w:hAnsi="Calibri" w:cs="Calibri"/>
-        </w:rPr>
-      </w:pPr>
-      <w:r>
         <w:rPr/>
       </w:r>
     </w:p>
@@ -2202,14 +2847,7 @@
         <w:rPr>
           <w:rFonts w:cs="Calibri" w:ascii="Calibri" w:hAnsi="Calibri"/>
         </w:rPr>
-        <w:t xml:space="preserve">- </w:t>
-      </w:r>
-      <w:r>
-        <w:rPr>
-          <w:rFonts w:cs="Calibri" w:ascii="Calibri" w:hAnsi="Calibri"/>
-          <w:color w:val="C9211E"/>
-        </w:rPr>
-        <w:t xml:space="preserve">Thank you for the suggestion. I have fixed capitalization of the figure to make it consistent. I only left minor words and hyphenated words lowercase. </w:t>
+        <w:t>- L108, classification tasks -&gt; recognition tasks</w:t>
       </w:r>
     </w:p>
     <w:p>
@@ -2233,8 +2871,9 @@
       <w:r>
         <w:rPr>
           <w:rFonts w:cs="Calibri" w:ascii="Calibri" w:hAnsi="Calibri"/>
-        </w:rPr>
-        <w:t>- In Figure 2, it would be good to list the publication year and venue of the models and datasets. The datasets and approaches are better shown in different plots.</w:t>
+          <w:color w:val="C9211E"/>
+        </w:rPr>
+        <w:t>- Correction has been made.</w:t>
       </w:r>
     </w:p>
     <w:p>
@@ -2256,6 +2895,20 @@
         </w:rPr>
       </w:pPr>
       <w:r>
+        <w:rPr>
+          <w:rFonts w:cs="Calibri" w:ascii="Calibri" w:hAnsi="Calibri"/>
+        </w:rPr>
+        <w:t>- L468, recent work have -&gt; recent work has</w:t>
+      </w:r>
+    </w:p>
+    <w:p>
+      <w:pPr>
+        <w:pStyle w:val="Normal"/>
+        <w:rPr>
+          <w:rFonts w:ascii="Calibri" w:hAnsi="Calibri" w:cs="Calibri"/>
+        </w:rPr>
+      </w:pPr>
+      <w:r>
         <w:rPr/>
       </w:r>
     </w:p>
@@ -2269,135 +2922,9 @@
       <w:r>
         <w:rPr>
           <w:rFonts w:cs="Calibri" w:ascii="Calibri" w:hAnsi="Calibri"/>
-        </w:rPr>
-        <w:t>- The categorization of regression models (3.1) between latent representation models (3.2) is not entirely convincing, because a latent representation model can also be regression-based. Please clarify.</w:t>
-      </w:r>
-    </w:p>
-    <w:p>
-      <w:pPr>
-        <w:pStyle w:val="Normal"/>
-        <w:rPr>
-          <w:rFonts w:ascii="Calibri" w:hAnsi="Calibri" w:cs="Calibri"/>
-        </w:rPr>
-      </w:pPr>
-      <w:r>
-        <w:rPr/>
-      </w:r>
-    </w:p>
-    <w:p>
-      <w:pPr>
-        <w:pStyle w:val="Normal"/>
-        <w:rPr>
-          <w:rFonts w:ascii="Calibri" w:hAnsi="Calibri" w:cs="Calibri"/>
-        </w:rPr>
-      </w:pPr>
-      <w:r>
-        <w:rPr>
-          <w:rFonts w:cs="Calibri" w:ascii="Calibri" w:hAnsi="Calibri"/>
-        </w:rPr>
-        <w:t>- Can a potential formulation for plant growth prediction be provided in Transformer and attention-based modeling.</w:t>
-      </w:r>
-    </w:p>
-    <w:p>
-      <w:pPr>
-        <w:pStyle w:val="Normal"/>
-        <w:rPr>
-          <w:rFonts w:ascii="Calibri" w:hAnsi="Calibri" w:cs="Calibri"/>
-        </w:rPr>
-      </w:pPr>
-      <w:r>
-        <w:rPr/>
-      </w:r>
-    </w:p>
-    <w:p>
-      <w:pPr>
-        <w:pStyle w:val="Normal"/>
-        <w:rPr>
-          <w:rFonts w:ascii="Calibri" w:hAnsi="Calibri" w:cs="Calibri"/>
-        </w:rPr>
-      </w:pPr>
-      <w:r>
-        <w:rPr>
-          <w:rFonts w:cs="Calibri" w:ascii="Calibri" w:hAnsi="Calibri"/>
-        </w:rPr>
-        <w:t>- L108, classification tasks -&gt; recognition tasks</w:t>
-      </w:r>
-    </w:p>
-    <w:p>
-      <w:pPr>
-        <w:pStyle w:val="Normal"/>
-        <w:rPr>
-          <w:rFonts w:ascii="Calibri" w:hAnsi="Calibri" w:cs="Calibri"/>
-        </w:rPr>
-      </w:pPr>
-      <w:r>
-        <w:rPr/>
-      </w:r>
-    </w:p>
-    <w:p>
-      <w:pPr>
-        <w:pStyle w:val="Normal"/>
-        <w:rPr>
-          <w:rFonts w:ascii="Calibri" w:hAnsi="Calibri" w:cs="Calibri"/>
-        </w:rPr>
-      </w:pPr>
-      <w:r>
-        <w:rPr>
-          <w:rFonts w:cs="Calibri" w:ascii="Calibri" w:hAnsi="Calibri"/>
-          <w:color w:val="C9211E"/>
-        </w:rPr>
-        <w:t>- Correction has been made</w:t>
-      </w:r>
-    </w:p>
-    <w:p>
-      <w:pPr>
-        <w:pStyle w:val="Normal"/>
-        <w:rPr>
-          <w:rFonts w:ascii="Calibri" w:hAnsi="Calibri" w:cs="Calibri"/>
-        </w:rPr>
-      </w:pPr>
-      <w:r>
-        <w:rPr/>
-      </w:r>
-    </w:p>
-    <w:p>
-      <w:pPr>
-        <w:pStyle w:val="Normal"/>
-        <w:rPr>
-          <w:rFonts w:ascii="Calibri" w:hAnsi="Calibri" w:cs="Calibri"/>
-        </w:rPr>
-      </w:pPr>
-      <w:r>
-        <w:rPr>
-          <w:rFonts w:cs="Calibri" w:ascii="Calibri" w:hAnsi="Calibri"/>
-        </w:rPr>
-        <w:t>- L468, recent work have -&gt; recent work has</w:t>
-      </w:r>
-    </w:p>
-    <w:p>
-      <w:pPr>
-        <w:pStyle w:val="Normal"/>
-        <w:rPr>
-          <w:rFonts w:ascii="Calibri" w:hAnsi="Calibri" w:cs="Calibri"/>
-        </w:rPr>
-      </w:pPr>
-      <w:r>
-        <w:rPr/>
-      </w:r>
-    </w:p>
-    <w:p>
-      <w:pPr>
-        <w:pStyle w:val="Normal"/>
-        <w:rPr>
-          <w:rFonts w:ascii="Calibri" w:hAnsi="Calibri" w:cs="Calibri"/>
-        </w:rPr>
-      </w:pPr>
-      <w:r>
-        <w:rPr>
-          <w:rFonts w:cs="Calibri" w:ascii="Calibri" w:hAnsi="Calibri"/>
-          <w:color w:val="C9211E"/>
-        </w:rPr>
-        <w:t>- Correction has been made</w:t>
+          <w:color w:val="C9211E"/>
+        </w:rPr>
+        <w:t>- Correction has been made.</w:t>
       </w:r>
     </w:p>
     <w:sectPr>
@@ -2423,9 +2950,9 @@
       <w:lvlJc w:val="left"/>
       <w:pPr>
         <w:tabs>
-          <w:tab w:val="num" w:pos="1140"/>
+          <w:tab w:val="num" w:pos="959"/>
         </w:tabs>
-        <w:ind w:left="1140" w:hanging="360"/>
+        <w:ind w:left="959" w:hanging="360"/>
       </w:pPr>
       <w:rPr>
         <w:rFonts w:ascii="Symbol" w:hAnsi="Symbol" w:cs="Symbol" w:hint="default"/>
@@ -2438,9 +2965,9 @@
       <w:lvlJc w:val="left"/>
       <w:pPr>
         <w:tabs>
-          <w:tab w:val="num" w:pos="1500"/>
+          <w:tab w:val="num" w:pos="1319"/>
         </w:tabs>
-        <w:ind w:left="1500" w:hanging="360"/>
+        <w:ind w:left="1319" w:hanging="360"/>
       </w:pPr>
       <w:rPr>
         <w:rFonts w:ascii="OpenSymbol" w:hAnsi="OpenSymbol" w:cs="OpenSymbol" w:hint="default"/>
@@ -2453,9 +2980,9 @@
       <w:lvlJc w:val="left"/>
       <w:pPr>
         <w:tabs>
-          <w:tab w:val="num" w:pos="1860"/>
+          <w:tab w:val="num" w:pos="1679"/>
         </w:tabs>
-        <w:ind w:left="1860" w:hanging="360"/>
+        <w:ind w:left="1679" w:hanging="360"/>
       </w:pPr>
       <w:rPr>
         <w:rFonts w:ascii="OpenSymbol" w:hAnsi="OpenSymbol" w:cs="OpenSymbol" w:hint="default"/>
@@ -2468,9 +2995,9 @@
       <w:lvlJc w:val="left"/>
       <w:pPr>
         <w:tabs>
-          <w:tab w:val="num" w:pos="2220"/>
+          <w:tab w:val="num" w:pos="2039"/>
         </w:tabs>
-        <w:ind w:left="2220" w:hanging="360"/>
+        <w:ind w:left="2039" w:hanging="360"/>
       </w:pPr>
       <w:rPr>
         <w:rFonts w:ascii="Symbol" w:hAnsi="Symbol" w:cs="Symbol" w:hint="default"/>
@@ -2483,9 +3010,9 @@
       <w:lvlJc w:val="left"/>
       <w:pPr>
         <w:tabs>
-          <w:tab w:val="num" w:pos="2580"/>
+          <w:tab w:val="num" w:pos="2399"/>
         </w:tabs>
-        <w:ind w:left="2580" w:hanging="360"/>
+        <w:ind w:left="2399" w:hanging="360"/>
       </w:pPr>
       <w:rPr>
         <w:rFonts w:ascii="OpenSymbol" w:hAnsi="OpenSymbol" w:cs="OpenSymbol" w:hint="default"/>
@@ -2498,9 +3025,9 @@
       <w:lvlJc w:val="left"/>
       <w:pPr>
         <w:tabs>
-          <w:tab w:val="num" w:pos="2940"/>
+          <w:tab w:val="num" w:pos="2759"/>
         </w:tabs>
-        <w:ind w:left="2940" w:hanging="360"/>
+        <w:ind w:left="2759" w:hanging="360"/>
       </w:pPr>
       <w:rPr>
         <w:rFonts w:ascii="OpenSymbol" w:hAnsi="OpenSymbol" w:cs="OpenSymbol" w:hint="default"/>
@@ -2513,9 +3040,9 @@
       <w:lvlJc w:val="left"/>
       <w:pPr>
         <w:tabs>
-          <w:tab w:val="num" w:pos="3300"/>
+          <w:tab w:val="num" w:pos="3119"/>
         </w:tabs>
-        <w:ind w:left="3300" w:hanging="360"/>
+        <w:ind w:left="3119" w:hanging="360"/>
       </w:pPr>
       <w:rPr>
         <w:rFonts w:ascii="Symbol" w:hAnsi="Symbol" w:cs="Symbol" w:hint="default"/>
@@ -2528,9 +3055,9 @@
       <w:lvlJc w:val="left"/>
       <w:pPr>
         <w:tabs>
-          <w:tab w:val="num" w:pos="3660"/>
+          <w:tab w:val="num" w:pos="3479"/>
         </w:tabs>
-        <w:ind w:left="3660" w:hanging="360"/>
+        <w:ind w:left="3479" w:hanging="360"/>
       </w:pPr>
       <w:rPr>
         <w:rFonts w:ascii="OpenSymbol" w:hAnsi="OpenSymbol" w:cs="OpenSymbol" w:hint="default"/>
@@ -2543,9 +3070,9 @@
       <w:lvlJc w:val="left"/>
       <w:pPr>
         <w:tabs>
-          <w:tab w:val="num" w:pos="4020"/>
+          <w:tab w:val="num" w:pos="3839"/>
         </w:tabs>
-        <w:ind w:left="4020" w:hanging="360"/>
+        <w:ind w:left="3839" w:hanging="360"/>
       </w:pPr>
       <w:rPr>
         <w:rFonts w:ascii="OpenSymbol" w:hAnsi="OpenSymbol" w:cs="OpenSymbol" w:hint="default"/>
@@ -3110,6 +3637,11 @@
       <w:rFonts w:ascii="OpenSymbol" w:hAnsi="OpenSymbol" w:eastAsia="OpenSymbol" w:cs="OpenSymbol"/>
     </w:rPr>
   </w:style>
+  <w:style w:type="character" w:styleId="NumberingSymbols">
+    <w:name w:val="Numbering Symbols"/>
+    <w:qFormat/>
+    <w:rPr/>
+  </w:style>
   <w:style w:type="paragraph" w:styleId="Heading">
     <w:name w:val="Heading"/>
     <w:basedOn w:val="Normal"/>

--- a/CoverLetter_Rebuttal.docx
+++ b/CoverLetter_Rebuttal.docx
@@ -1024,7 +1024,35 @@
           <w:rFonts w:ascii="Calibri" w:hAnsi="Calibri"/>
           <w:color w:val="C9211E"/>
         </w:rPr>
-        <w:t xml:space="preserve">Section 3 and 4 may have some overlaps since section 4 doesn’t explore completely divorced concepts. This is pointed out in line 420 – 426  where we mention “In this section, we take the foundation of pattern recognition techniques explored in Section 3 </w:t>
+        <w:t>Section 3 and 4 may have some overlaps since section 4 doesn’t explore completely divorced concepts. This is pointed out in line 4</w:t>
+      </w:r>
+      <w:r>
+        <w:rPr>
+          <w:rFonts w:ascii="Calibri" w:hAnsi="Calibri"/>
+          <w:color w:val="C9211E"/>
+        </w:rPr>
+        <w:t>37</w:t>
+      </w:r>
+      <w:r>
+        <w:rPr>
+          <w:rFonts w:ascii="Calibri" w:hAnsi="Calibri"/>
+          <w:color w:val="C9211E"/>
+        </w:rPr>
+        <w:t xml:space="preserve"> – 4</w:t>
+      </w:r>
+      <w:r>
+        <w:rPr>
+          <w:rFonts w:ascii="Calibri" w:hAnsi="Calibri"/>
+          <w:color w:val="C9211E"/>
+        </w:rPr>
+        <w:t>38</w:t>
+      </w:r>
+      <w:r>
+        <w:rPr>
+          <w:rFonts w:ascii="Calibri" w:hAnsi="Calibri"/>
+          <w:color w:val="C9211E"/>
+        </w:rPr>
+        <w:t xml:space="preserve">  where we mention “In this section, we take the foundation of pattern recognition techniques explored in Section 3 </w:t>
       </w:r>
       <w:r>
         <w:rPr>
@@ -1252,7 +1280,21 @@
           <w:rFonts w:cs="Calibri" w:ascii="Calibri" w:hAnsi="Calibri"/>
           <w:color w:val="C9211E"/>
         </w:rPr>
-        <w:t xml:space="preserve">Perspectives: Apologies,  While my assessment of my perspectives was based on the consensus of literature, I did not properly add enough citations especially in core statements within my opinions. To address this I have gone over the perspectives section, modified statements that required literature backing and properly added references. </w:t>
+        <w:t xml:space="preserve">Perspectives </w:t>
+      </w:r>
+      <w:r>
+        <w:rPr>
+          <w:rFonts w:cs="Calibri" w:ascii="Calibri" w:hAnsi="Calibri"/>
+          <w:color w:val="C9211E"/>
+        </w:rPr>
+        <w:t>&amp; pitfalls sections</w:t>
+      </w:r>
+      <w:r>
+        <w:rPr>
+          <w:rFonts w:cs="Calibri" w:ascii="Calibri" w:hAnsi="Calibri"/>
+          <w:color w:val="C9211E"/>
+        </w:rPr>
+        <w:t xml:space="preserve">: Apologies,  While my assessment of my perspectives was based on the consensus of literature, I did not properly add enough citations especially in core statements within my opinions. To address this I have gone over the perspectives section, modified statements that required literature backing and properly added references. </w:t>
       </w:r>
       <w:r>
         <w:rPr>
@@ -1289,63 +1331,115 @@
           <w:rFonts w:cs="Calibri" w:ascii="Calibri" w:hAnsi="Calibri"/>
           <w:color w:val="C9211E"/>
         </w:rPr>
-        <w:t xml:space="preserve">SOTA Methodologies: </w:t>
-      </w:r>
-      <w:r>
-        <w:rPr>
-          <w:rFonts w:cs="Calibri" w:ascii="Calibri" w:hAnsi="Calibri"/>
-          <w:color w:val="C9211E"/>
-        </w:rPr>
-        <w:t xml:space="preserve">While this point is valid, this review is meant to highlight many of the gaps within the field of predictive pattern recognition and simulated plant growth, </w:t>
-      </w:r>
-      <w:r>
-        <w:rPr>
-          <w:rFonts w:cs="Calibri" w:ascii="Calibri" w:hAnsi="Calibri"/>
-          <w:color w:val="C9211E"/>
-        </w:rPr>
-        <w:t>and not meant to serve as a full systemic review</w:t>
-      </w:r>
-      <w:r>
-        <w:rPr>
-          <w:rFonts w:cs="Calibri" w:ascii="Calibri" w:hAnsi="Calibri"/>
-          <w:color w:val="C9211E"/>
-        </w:rPr>
-        <w:t xml:space="preserve">. This area of research is considered state-of-the-art with very limited works that have explored </w:t>
-      </w:r>
-      <w:r>
-        <w:rPr>
-          <w:rFonts w:cs="Calibri" w:ascii="Calibri" w:hAnsi="Calibri"/>
-          <w:color w:val="C9211E"/>
-        </w:rPr>
-        <w:t>longitudinal</w:t>
-      </w:r>
-      <w:r>
-        <w:rPr>
-          <w:rFonts w:cs="Calibri" w:ascii="Calibri" w:hAnsi="Calibri"/>
-          <w:color w:val="C9211E"/>
-        </w:rPr>
-        <w:t xml:space="preserve"> predictive forecastin</w:t>
-      </w:r>
-      <w:r>
-        <w:rPr>
-          <w:rFonts w:cs="Calibri" w:ascii="Calibri" w:hAnsi="Calibri"/>
-          <w:color w:val="C9211E"/>
-        </w:rPr>
-        <w:t>g,</w:t>
-      </w:r>
-      <w:r>
-        <w:rPr>
-          <w:rFonts w:cs="Calibri" w:ascii="Calibri" w:hAnsi="Calibri"/>
-          <w:color w:val="C9211E"/>
-        </w:rPr>
-        <w:t xml:space="preserve"> simulated growth </w:t>
-      </w:r>
-      <w:r>
-        <w:rPr>
-          <w:rFonts w:cs="Calibri" w:ascii="Calibri" w:hAnsi="Calibri"/>
-          <w:color w:val="C9211E"/>
-        </w:rPr>
-        <w:t>representations,</w:t>
+        <w:t xml:space="preserve">Methodologies: </w:t>
+      </w:r>
+      <w:r>
+        <w:rPr>
+          <w:rFonts w:cs="Calibri" w:ascii="Calibri" w:hAnsi="Calibri"/>
+          <w:color w:val="C9211E"/>
+        </w:rPr>
+        <w:t xml:space="preserve">I have also added a few more references to the analysis of frameworks for some methodologies. However please note that many of these works are considered SOTA and the field is still early in its development with limited availability of works (especially in section 4). </w:t>
+      </w:r>
+      <w:r>
+        <w:rPr>
+          <w:rFonts w:cs="Calibri" w:ascii="Calibri" w:hAnsi="Calibri"/>
+          <w:color w:val="C9211E"/>
+        </w:rPr>
+        <w:t xml:space="preserve">To make this point clearer I have added to the limitation section of the scope of this paper, </w:t>
+      </w:r>
+      <w:r>
+        <w:rPr>
+          <w:rFonts w:cs="Calibri" w:ascii="Calibri" w:hAnsi="Calibri"/>
+          <w:color w:val="C9211E"/>
+        </w:rPr>
+        <w:t>describing limitations in available papers that discuss novel methods.</w:t>
+      </w:r>
+    </w:p>
+    <w:p>
+      <w:pPr>
+        <w:pStyle w:val="Normal"/>
+        <w:rPr>
+          <w:rFonts w:ascii="Calibri" w:hAnsi="Calibri" w:cs="Calibri"/>
+        </w:rPr>
+      </w:pPr>
+      <w:r>
+        <w:rPr>
+          <w:rFonts w:cs="Calibri" w:ascii="Calibri" w:hAnsi="Calibri"/>
+        </w:rPr>
+      </w:r>
+    </w:p>
+    <w:p>
+      <w:pPr>
+        <w:pStyle w:val="Normal"/>
+        <w:rPr>
+          <w:rFonts w:ascii="Calibri" w:hAnsi="Calibri" w:cs="Calibri"/>
+        </w:rPr>
+      </w:pPr>
+      <w:r>
+        <w:rPr>
+          <w:rFonts w:cs="Calibri" w:ascii="Calibri" w:hAnsi="Calibri"/>
+        </w:rPr>
+        <w:t>Reviewer #2: Thank you for a thoroughly researched and well‐written review! I've enjoyed reading your insightful coverage of predictive modeling in plant phenomics. To make the manuscript even more reader friendly, I have the following suggestions:</w:t>
+      </w:r>
+    </w:p>
+    <w:p>
+      <w:pPr>
+        <w:pStyle w:val="Normal"/>
+        <w:rPr>
+          <w:rFonts w:ascii="Calibri" w:hAnsi="Calibri" w:cs="Calibri"/>
+        </w:rPr>
+      </w:pPr>
+      <w:r>
+        <w:rPr>
+          <w:rFonts w:cs="Calibri" w:ascii="Calibri" w:hAnsi="Calibri"/>
+        </w:rPr>
+      </w:r>
+    </w:p>
+    <w:p>
+      <w:pPr>
+        <w:pStyle w:val="Normal"/>
+        <w:rPr>
+          <w:rFonts w:ascii="Calibri" w:hAnsi="Calibri" w:cs="Calibri"/>
+        </w:rPr>
+      </w:pPr>
+      <w:r>
+        <w:rPr>
+          <w:rFonts w:cs="Calibri" w:ascii="Calibri" w:hAnsi="Calibri"/>
+        </w:rPr>
+        <w:t>1.     Consider labeling the Introduction as Section 1, making "Rationale and Approach" Section 2 (with sub-sections 2.1, 2.2), and then numbering Sections 3 and 4 sequentially so the structure feels clear and consistent.</w:t>
+      </w:r>
+    </w:p>
+    <w:p>
+      <w:pPr>
+        <w:pStyle w:val="Normal"/>
+        <w:rPr>
+          <w:rFonts w:ascii="Calibri" w:hAnsi="Calibri" w:cs="Calibri"/>
+        </w:rPr>
+      </w:pPr>
+      <w:r>
+        <w:rPr/>
+      </w:r>
+    </w:p>
+    <w:p>
+      <w:pPr>
+        <w:pStyle w:val="Normal"/>
+        <w:rPr>
+          <w:color w:val="C9211E"/>
+        </w:rPr>
+      </w:pPr>
+      <w:r>
+        <w:rPr>
+          <w:rFonts w:cs="Calibri" w:ascii="Calibri" w:hAnsi="Calibri"/>
+          <w:color w:val="C9211E"/>
+        </w:rPr>
+        <w:t xml:space="preserve">- I believe that the paper is already organized as such with the section numbering. </w:t>
+      </w:r>
+      <w:r>
+        <w:rPr>
+          <w:rFonts w:cs="Calibri" w:ascii="Calibri" w:hAnsi="Calibri"/>
+          <w:color w:val="C9211E"/>
+        </w:rPr>
+        <w:t>Please let me know if I misunderstood this point!</w:t>
       </w:r>
       <w:r>
         <w:rPr>
@@ -1354,287 +1448,32 @@
         </w:rPr>
         <w:t xml:space="preserve"> </w:t>
       </w:r>
-      <w:r>
-        <w:rPr>
-          <w:rFonts w:cs="Calibri" w:ascii="Calibri" w:hAnsi="Calibri"/>
-          <w:color w:val="C9211E"/>
-        </w:rPr>
-        <w:t xml:space="preserve">and </w:t>
-      </w:r>
-      <w:r>
-        <w:rPr>
-          <w:rFonts w:cs="Calibri" w:ascii="Calibri" w:hAnsi="Calibri"/>
-          <w:color w:val="C9211E"/>
-        </w:rPr>
-        <w:t>cover</w:t>
-      </w:r>
-      <w:r>
-        <w:rPr>
-          <w:rFonts w:cs="Calibri" w:ascii="Calibri" w:hAnsi="Calibri"/>
-          <w:color w:val="C9211E"/>
-        </w:rPr>
-        <w:t xml:space="preserve"> a deeper algorithmic/</w:t>
-      </w:r>
-      <w:r>
-        <w:rPr>
-          <w:rFonts w:cs="Calibri" w:ascii="Calibri" w:hAnsi="Calibri"/>
-          <w:color w:val="C9211E"/>
-        </w:rPr>
-        <w:t>mathematical framework with</w:t>
-      </w:r>
-      <w:r>
-        <w:rPr>
-          <w:rFonts w:cs="Calibri" w:ascii="Calibri" w:hAnsi="Calibri"/>
-          <w:color w:val="C9211E"/>
-        </w:rPr>
-        <w:t xml:space="preserve"> fundamental </w:t>
-      </w:r>
-      <w:r>
-        <w:rPr>
-          <w:rFonts w:cs="Calibri" w:ascii="Calibri" w:hAnsi="Calibri"/>
-          <w:color w:val="C9211E"/>
-        </w:rPr>
-        <w:t>insights</w:t>
-      </w:r>
-      <w:r>
-        <w:rPr>
-          <w:rFonts w:cs="Calibri" w:ascii="Calibri" w:hAnsi="Calibri"/>
-          <w:color w:val="C9211E"/>
-        </w:rPr>
-        <w:t xml:space="preserve"> over works that </w:t>
-      </w:r>
-      <w:r>
-        <w:rPr>
-          <w:rFonts w:cs="Calibri" w:ascii="Calibri" w:hAnsi="Calibri"/>
-          <w:color w:val="C9211E"/>
-        </w:rPr>
-        <w:t>simply look at</w:t>
-      </w:r>
-      <w:r>
-        <w:rPr>
-          <w:rFonts w:cs="Calibri" w:ascii="Calibri" w:hAnsi="Calibri"/>
-          <w:color w:val="C9211E"/>
-        </w:rPr>
-        <w:t xml:space="preserve"> “application of deep learning”</w:t>
-      </w:r>
-      <w:r>
-        <w:rPr>
-          <w:rFonts w:cs="Calibri" w:ascii="Calibri" w:hAnsi="Calibri"/>
-          <w:color w:val="C9211E"/>
-        </w:rPr>
-        <w:t xml:space="preserve">.  Subsequently, </w:t>
-      </w:r>
-      <w:r>
-        <w:rPr>
-          <w:rFonts w:cs="Calibri" w:ascii="Calibri" w:hAnsi="Calibri"/>
-          <w:color w:val="C9211E"/>
-        </w:rPr>
-        <w:t>for s</w:t>
-      </w:r>
-      <w:r>
-        <w:rPr>
-          <w:rFonts w:cs="Calibri" w:ascii="Calibri" w:hAnsi="Calibri"/>
-          <w:color w:val="C9211E"/>
-        </w:rPr>
-        <w:t xml:space="preserve">ections with limited references, </w:t>
-      </w:r>
-      <w:r>
-        <w:rPr>
-          <w:rFonts w:cs="Calibri" w:ascii="Calibri" w:hAnsi="Calibri"/>
-          <w:color w:val="C9211E"/>
-        </w:rPr>
-        <w:t>I decided</w:t>
-      </w:r>
-      <w:r>
-        <w:rPr>
-          <w:rFonts w:cs="Calibri" w:ascii="Calibri" w:hAnsi="Calibri"/>
-          <w:color w:val="C9211E"/>
-        </w:rPr>
-        <w:t xml:space="preserve"> to either</w:t>
-      </w:r>
-      <w:r>
-        <w:rPr>
-          <w:rFonts w:cs="Calibri" w:ascii="Calibri" w:hAnsi="Calibri"/>
-          <w:color w:val="C9211E"/>
-        </w:rPr>
-        <w:t xml:space="preserve"> review novel works that have contributed significantly towards </w:t>
-      </w:r>
-      <w:r>
-        <w:rPr>
-          <w:rFonts w:cs="Calibri" w:ascii="Calibri" w:hAnsi="Calibri"/>
-          <w:color w:val="C9211E"/>
-        </w:rPr>
-        <w:t xml:space="preserve">these </w:t>
-      </w:r>
-      <w:r>
-        <w:rPr>
-          <w:rFonts w:cs="Calibri" w:ascii="Calibri" w:hAnsi="Calibri"/>
-          <w:color w:val="C9211E"/>
-        </w:rPr>
-        <w:t xml:space="preserve">advanced techniques by providing deeper analysis of </w:t>
-      </w:r>
-      <w:r>
-        <w:rPr>
-          <w:rFonts w:cs="Calibri" w:ascii="Calibri" w:hAnsi="Calibri"/>
-          <w:color w:val="C9211E"/>
-        </w:rPr>
-        <w:t>the</w:t>
-      </w:r>
-      <w:r>
-        <w:rPr>
-          <w:rFonts w:cs="Calibri" w:ascii="Calibri" w:hAnsi="Calibri"/>
-          <w:color w:val="C9211E"/>
-        </w:rPr>
-        <w:t xml:space="preserve"> mathematical frameworks behind them </w:t>
-      </w:r>
-      <w:r>
-        <w:rPr>
-          <w:rFonts w:cs="Calibri" w:ascii="Calibri" w:hAnsi="Calibri"/>
-          <w:color w:val="C9211E"/>
-        </w:rPr>
-        <w:t xml:space="preserve">or, in the case of </w:t>
-      </w:r>
-      <w:r>
-        <w:rPr>
-          <w:rFonts w:cs="Calibri" w:ascii="Calibri" w:hAnsi="Calibri"/>
-          <w:color w:val="C9211E"/>
-        </w:rPr>
-        <w:t xml:space="preserve">more </w:t>
-      </w:r>
-      <w:r>
-        <w:rPr>
-          <w:rFonts w:cs="Calibri" w:ascii="Calibri" w:hAnsi="Calibri"/>
-          <w:color w:val="C9211E"/>
-        </w:rPr>
-        <w:t xml:space="preserve">traditional </w:t>
-      </w:r>
-      <w:r>
-        <w:rPr>
-          <w:rFonts w:cs="Calibri" w:ascii="Calibri" w:hAnsi="Calibri"/>
-          <w:color w:val="C9211E"/>
-        </w:rPr>
-        <w:t>forecasting</w:t>
-      </w:r>
-      <w:r>
-        <w:rPr>
-          <w:rFonts w:cs="Calibri" w:ascii="Calibri" w:hAnsi="Calibri"/>
-          <w:color w:val="C9211E"/>
-        </w:rPr>
-        <w:t xml:space="preserve"> methods, selecting recent works that </w:t>
-      </w:r>
-      <w:r>
-        <w:rPr>
-          <w:rFonts w:cs="Calibri" w:ascii="Calibri" w:hAnsi="Calibri"/>
-          <w:color w:val="C9211E"/>
-        </w:rPr>
-        <w:t xml:space="preserve">are well representative and </w:t>
-      </w:r>
-      <w:r>
-        <w:rPr>
-          <w:rFonts w:cs="Calibri" w:ascii="Calibri" w:hAnsi="Calibri"/>
-          <w:color w:val="C9211E"/>
-        </w:rPr>
-        <w:t>establishes the fundamental principles of models with some novel insights discussed,  while omitting many works that simply use models already established by other works</w:t>
-      </w:r>
-      <w:r>
-        <w:rPr>
-          <w:rFonts w:cs="Calibri" w:ascii="Calibri" w:hAnsi="Calibri"/>
-          <w:color w:val="C9211E"/>
-        </w:rPr>
-        <w:t>.</w:t>
-      </w:r>
-    </w:p>
-    <w:p>
-      <w:pPr>
-        <w:pStyle w:val="Normal"/>
-        <w:rPr>
-          <w:rFonts w:ascii="Calibri" w:hAnsi="Calibri" w:cs="Calibri"/>
-          <w:color w:val="C9211E"/>
-        </w:rPr>
-      </w:pPr>
-      <w:r>
-        <w:rPr>
-          <w:rFonts w:cs="Calibri" w:ascii="Calibri" w:hAnsi="Calibri"/>
-          <w:color w:val="C9211E"/>
-        </w:rPr>
-        <w:tab/>
-        <w:t xml:space="preserve">- To make this point clearer I have added to the limitation section of the scope of this paper, </w:t>
-      </w:r>
-      <w:r>
-        <w:rPr>
-          <w:rFonts w:cs="Calibri" w:ascii="Calibri" w:hAnsi="Calibri"/>
-          <w:color w:val="C9211E"/>
-        </w:rPr>
-        <w:t>describing limitations in available papers that discuss novel methods.</w:t>
-      </w:r>
-    </w:p>
-    <w:p>
-      <w:pPr>
-        <w:pStyle w:val="Normal"/>
-        <w:rPr>
-          <w:rFonts w:ascii="Calibri" w:hAnsi="Calibri" w:cs="Calibri"/>
-          <w:color w:val="C9211E"/>
-        </w:rPr>
-      </w:pPr>
-      <w:r>
-        <w:rPr>
-          <w:rFonts w:cs="Calibri" w:ascii="Calibri" w:hAnsi="Calibri"/>
-          <w:color w:val="C9211E"/>
-        </w:rPr>
-      </w:r>
-    </w:p>
-    <w:p>
-      <w:pPr>
-        <w:pStyle w:val="Normal"/>
-        <w:rPr>
-          <w:rFonts w:ascii="Calibri" w:hAnsi="Calibri" w:cs="Calibri"/>
-        </w:rPr>
-      </w:pPr>
-      <w:r>
-        <w:rPr>
-          <w:rFonts w:cs="Calibri" w:ascii="Calibri" w:hAnsi="Calibri"/>
-        </w:rPr>
-      </w:r>
-    </w:p>
-    <w:p>
-      <w:pPr>
-        <w:pStyle w:val="Normal"/>
-        <w:rPr>
-          <w:rFonts w:ascii="Calibri" w:hAnsi="Calibri" w:cs="Calibri"/>
-        </w:rPr>
-      </w:pPr>
-      <w:r>
-        <w:rPr>
-          <w:rFonts w:cs="Calibri" w:ascii="Calibri" w:hAnsi="Calibri"/>
-        </w:rPr>
-        <w:t>Reviewer #2: Thank you for a thoroughly researched and well‐written review! I've enjoyed reading your insightful coverage of predictive modeling in plant phenomics. To make the manuscript even more reader friendly, I have the following suggestions:</w:t>
-      </w:r>
-    </w:p>
-    <w:p>
-      <w:pPr>
-        <w:pStyle w:val="Normal"/>
-        <w:rPr>
-          <w:rFonts w:ascii="Calibri" w:hAnsi="Calibri" w:cs="Calibri"/>
-        </w:rPr>
-      </w:pPr>
-      <w:r>
-        <w:rPr>
-          <w:rFonts w:cs="Calibri" w:ascii="Calibri" w:hAnsi="Calibri"/>
-        </w:rPr>
-      </w:r>
-    </w:p>
-    <w:p>
-      <w:pPr>
-        <w:pStyle w:val="Normal"/>
-        <w:rPr>
-          <w:rFonts w:ascii="Calibri" w:hAnsi="Calibri" w:cs="Calibri"/>
-        </w:rPr>
-      </w:pPr>
-      <w:r>
-        <w:rPr>
-          <w:rFonts w:cs="Calibri" w:ascii="Calibri" w:hAnsi="Calibri"/>
-        </w:rPr>
-        <w:t>1.     Consider labeling the Introduction as Section 1, making "Rationale and Approach" Section 2 (with sub-sections 2.1, 2.2), and then numbering Sections 3 and 4 sequentially so the structure feels clear and consistent.</w:t>
+    </w:p>
+    <w:p>
+      <w:pPr>
+        <w:pStyle w:val="Normal"/>
+        <w:rPr>
+          <w:rFonts w:ascii="Calibri" w:hAnsi="Calibri" w:cs="Calibri"/>
+        </w:rPr>
+      </w:pPr>
+      <w:r>
+        <w:rPr>
+          <w:rFonts w:cs="Calibri" w:ascii="Calibri" w:hAnsi="Calibri"/>
+        </w:rPr>
+      </w:r>
+    </w:p>
+    <w:p>
+      <w:pPr>
+        <w:pStyle w:val="Normal"/>
+        <w:rPr>
+          <w:rFonts w:ascii="Calibri" w:hAnsi="Calibri" w:cs="Calibri"/>
+        </w:rPr>
+      </w:pPr>
+      <w:r>
+        <w:rPr>
+          <w:rFonts w:cs="Calibri" w:ascii="Calibri" w:hAnsi="Calibri"/>
+        </w:rPr>
+        <w:t>2.     Adding a brief roadmap paragraph at the end of the Introduction (or at the start of Section 2) that previews the major sections—regression methods, latent state models, neural network approaches, functional-structural plant models, and computer-vision simulations—will help readers see the overall flow before diving into details.</w:t>
       </w:r>
     </w:p>
     <w:p>
@@ -1660,15 +1499,648 @@
           <w:rFonts w:cs="Calibri" w:ascii="Calibri" w:hAnsi="Calibri"/>
           <w:color w:val="C9211E"/>
         </w:rPr>
-        <w:t xml:space="preserve">- I believe that the paper is already organized as such with the section numbering. </w:t>
-      </w:r>
-      <w:r>
-        <w:rPr>
-          <w:rFonts w:cs="Calibri" w:ascii="Calibri" w:hAnsi="Calibri"/>
-          <w:color w:val="C9211E"/>
-        </w:rPr>
-        <w:t>Please let me know if I misunderstood this point!</w:t>
-      </w:r>
+        <w:t xml:space="preserve">- </w:t>
+      </w:r>
+      <w:r>
+        <w:rPr>
+          <w:rFonts w:cs="Calibri" w:ascii="Calibri" w:hAnsi="Calibri"/>
+          <w:color w:val="C9211E"/>
+        </w:rPr>
+        <w:t>I have added section 1.4 which outlines the scope of the project, and provides a simple outline. I had originally put it in section 2 but it is better placed in section 1 to serve as a roadmap.</w:t>
+      </w:r>
+    </w:p>
+    <w:p>
+      <w:pPr>
+        <w:pStyle w:val="Normal"/>
+        <w:rPr>
+          <w:rFonts w:ascii="Calibri" w:hAnsi="Calibri" w:cs="Calibri"/>
+        </w:rPr>
+      </w:pPr>
+      <w:r>
+        <w:rPr>
+          <w:rFonts w:cs="Calibri" w:ascii="Calibri" w:hAnsi="Calibri"/>
+        </w:rPr>
+      </w:r>
+    </w:p>
+    <w:p>
+      <w:pPr>
+        <w:pStyle w:val="Normal"/>
+        <w:rPr>
+          <w:rFonts w:ascii="Calibri" w:hAnsi="Calibri" w:cs="Calibri"/>
+        </w:rPr>
+      </w:pPr>
+      <w:r>
+        <w:rPr>
+          <w:rFonts w:cs="Calibri" w:ascii="Calibri" w:hAnsi="Calibri"/>
+        </w:rPr>
+        <w:t>3.     After each major category of methods, you might include a short summary paragraph or a simple table comparing data requirements, how uncertainty is handled, interpretability, and typical applications. A side-by-side comparison will highlight trade-offs and guide readers in selecting the right approach.</w:t>
+      </w:r>
+    </w:p>
+    <w:p>
+      <w:pPr>
+        <w:pStyle w:val="Normal"/>
+        <w:rPr>
+          <w:rFonts w:ascii="Calibri" w:hAnsi="Calibri" w:cs="Calibri"/>
+        </w:rPr>
+      </w:pPr>
+      <w:r>
+        <w:rPr>
+          <w:rFonts w:cs="Calibri" w:ascii="Calibri" w:hAnsi="Calibri"/>
+        </w:rPr>
+      </w:r>
+    </w:p>
+    <w:p>
+      <w:pPr>
+        <w:pStyle w:val="Normal"/>
+        <w:rPr>
+          <w:rFonts w:ascii="Calibri" w:hAnsi="Calibri" w:cs="Calibri"/>
+        </w:rPr>
+      </w:pPr>
+      <w:r>
+        <w:rPr>
+          <w:rFonts w:cs="Calibri" w:ascii="Calibri" w:hAnsi="Calibri"/>
+        </w:rPr>
+      </w:r>
+    </w:p>
+    <w:p>
+      <w:pPr>
+        <w:pStyle w:val="Normal"/>
+        <w:rPr>
+          <w:rFonts w:ascii="Calibri" w:hAnsi="Calibri" w:cs="Calibri"/>
+        </w:rPr>
+      </w:pPr>
+      <w:r>
+        <w:rPr>
+          <w:rFonts w:cs="Calibri" w:ascii="Calibri" w:hAnsi="Calibri"/>
+        </w:rPr>
+        <w:t xml:space="preserve">- </w:t>
+      </w:r>
+      <w:r>
+        <w:rPr>
+          <w:rFonts w:cs="Calibri" w:ascii="Calibri" w:hAnsi="Calibri"/>
+        </w:rPr>
+        <w:t>Hello I have opted to make a table</w:t>
+      </w:r>
+    </w:p>
+    <w:p>
+      <w:pPr>
+        <w:pStyle w:val="Normal"/>
+        <w:rPr>
+          <w:rFonts w:ascii="Calibri" w:hAnsi="Calibri" w:cs="Calibri"/>
+        </w:rPr>
+      </w:pPr>
+      <w:r>
+        <w:rPr>
+          <w:rFonts w:cs="Calibri" w:ascii="Calibri" w:hAnsi="Calibri"/>
+        </w:rPr>
+      </w:r>
+    </w:p>
+    <w:p>
+      <w:pPr>
+        <w:pStyle w:val="Normal"/>
+        <w:rPr>
+          <w:rFonts w:ascii="Calibri" w:hAnsi="Calibri" w:cs="Calibri"/>
+        </w:rPr>
+      </w:pPr>
+      <w:r>
+        <w:rPr>
+          <w:rFonts w:cs="Calibri" w:ascii="Calibri" w:hAnsi="Calibri"/>
+        </w:rPr>
+      </w:r>
+    </w:p>
+    <w:p>
+      <w:pPr>
+        <w:pStyle w:val="Normal"/>
+        <w:rPr>
+          <w:rFonts w:ascii="Calibri" w:hAnsi="Calibri" w:cs="Calibri"/>
+        </w:rPr>
+      </w:pPr>
+      <w:r>
+        <w:rPr>
+          <w:rFonts w:cs="Calibri" w:ascii="Calibri" w:hAnsi="Calibri"/>
+        </w:rPr>
+      </w:r>
+    </w:p>
+    <w:p>
+      <w:pPr>
+        <w:pStyle w:val="Normal"/>
+        <w:rPr>
+          <w:rFonts w:ascii="Calibri" w:hAnsi="Calibri" w:cs="Calibri"/>
+        </w:rPr>
+      </w:pPr>
+      <w:r>
+        <w:rPr>
+          <w:rFonts w:cs="Calibri" w:ascii="Calibri" w:hAnsi="Calibri"/>
+        </w:rPr>
+        <w:t>4.     For the conditional generative models section, a few sentences explaining how latent sampling guides the image synthesis process will deepen readers' understanding.</w:t>
+      </w:r>
+    </w:p>
+    <w:p>
+      <w:pPr>
+        <w:pStyle w:val="Normal"/>
+        <w:rPr>
+          <w:rFonts w:ascii="Calibri" w:hAnsi="Calibri" w:cs="Calibri"/>
+        </w:rPr>
+      </w:pPr>
+      <w:r>
+        <w:rPr>
+          <w:rFonts w:cs="Calibri" w:ascii="Calibri" w:hAnsi="Calibri"/>
+        </w:rPr>
+      </w:r>
+    </w:p>
+    <w:p>
+      <w:pPr>
+        <w:pStyle w:val="Normal"/>
+        <w:rPr>
+          <w:rFonts w:ascii="Calibri" w:hAnsi="Calibri" w:cs="Calibri"/>
+          <w:color w:val="C9211E"/>
+        </w:rPr>
+      </w:pPr>
+      <w:r>
+        <w:rPr>
+          <w:rFonts w:cs="Calibri" w:ascii="Calibri" w:hAnsi="Calibri"/>
+          <w:color w:val="C9211E"/>
+        </w:rPr>
+        <w:t xml:space="preserve">- </w:t>
+      </w:r>
+      <w:r>
+        <w:rPr>
+          <w:rFonts w:cs="Calibri" w:ascii="Calibri" w:hAnsi="Calibri"/>
+          <w:color w:val="C9211E"/>
+        </w:rPr>
+        <w:t>I have added a sentence explaining latent sampling in section 4.2.2.</w:t>
+      </w:r>
+    </w:p>
+    <w:p>
+      <w:pPr>
+        <w:pStyle w:val="Normal"/>
+        <w:rPr>
+          <w:rFonts w:ascii="Calibri" w:hAnsi="Calibri" w:cs="Calibri"/>
+        </w:rPr>
+      </w:pPr>
+      <w:r>
+        <w:rPr>
+          <w:rFonts w:cs="Calibri" w:ascii="Calibri" w:hAnsi="Calibri"/>
+        </w:rPr>
+      </w:r>
+    </w:p>
+    <w:p>
+      <w:pPr>
+        <w:pStyle w:val="Normal"/>
+        <w:rPr>
+          <w:rFonts w:ascii="Calibri" w:hAnsi="Calibri" w:cs="Calibri"/>
+        </w:rPr>
+      </w:pPr>
+      <w:r>
+        <w:rPr>
+          <w:rFonts w:cs="Calibri" w:ascii="Calibri" w:hAnsi="Calibri"/>
+        </w:rPr>
+      </w:r>
+    </w:p>
+    <w:p>
+      <w:pPr>
+        <w:pStyle w:val="Normal"/>
+        <w:rPr>
+          <w:rFonts w:ascii="Calibri" w:hAnsi="Calibri" w:cs="Calibri"/>
+        </w:rPr>
+      </w:pPr>
+      <w:r>
+        <w:rPr>
+          <w:rFonts w:cs="Calibri" w:ascii="Calibri" w:hAnsi="Calibri"/>
+        </w:rPr>
+        <w:t>5.     When introducing "digital twin," you could define it in one sentence (for example, "a virtual replica of a plant system updated in real time with sensor data") and give a short example—such as its use in greenhouse climate control—to illustrate its practical value.</w:t>
+      </w:r>
+    </w:p>
+    <w:p>
+      <w:pPr>
+        <w:pStyle w:val="Normal"/>
+        <w:rPr>
+          <w:rFonts w:ascii="Calibri" w:hAnsi="Calibri" w:cs="Calibri"/>
+        </w:rPr>
+      </w:pPr>
+      <w:r>
+        <w:rPr/>
+      </w:r>
+    </w:p>
+    <w:p>
+      <w:pPr>
+        <w:pStyle w:val="Normal"/>
+        <w:rPr>
+          <w:color w:val="C9211E"/>
+        </w:rPr>
+      </w:pPr>
+      <w:r>
+        <w:rPr>
+          <w:rFonts w:cs="Calibri" w:ascii="Calibri" w:hAnsi="Calibri"/>
+          <w:color w:val="C9211E"/>
+        </w:rPr>
+        <w:t xml:space="preserve">- </w:t>
+      </w:r>
+      <w:r>
+        <w:rPr>
+          <w:rFonts w:cs="Calibri" w:ascii="Calibri" w:hAnsi="Calibri"/>
+          <w:color w:val="C9211E"/>
+        </w:rPr>
+        <w:t xml:space="preserve">Thank you for the suggestion. I have defined digital twin and provided </w:t>
+      </w:r>
+      <w:r>
+        <w:rPr>
+          <w:rFonts w:cs="Calibri" w:ascii="Calibri" w:hAnsi="Calibri"/>
+          <w:color w:val="C9211E"/>
+        </w:rPr>
+        <w:t>more</w:t>
+      </w:r>
+      <w:r>
+        <w:rPr>
+          <w:rFonts w:cs="Calibri" w:ascii="Calibri" w:hAnsi="Calibri"/>
+          <w:color w:val="C9211E"/>
+        </w:rPr>
+        <w:t xml:space="preserve"> example</w:t>
+      </w:r>
+      <w:r>
+        <w:rPr>
+          <w:rFonts w:cs="Calibri" w:ascii="Calibri" w:hAnsi="Calibri"/>
+          <w:color w:val="C9211E"/>
+        </w:rPr>
+        <w:t>s</w:t>
+      </w:r>
+      <w:r>
+        <w:rPr>
+          <w:rFonts w:cs="Calibri" w:ascii="Calibri" w:hAnsi="Calibri"/>
+          <w:color w:val="C9211E"/>
+        </w:rPr>
+        <w:t xml:space="preserve">. </w:t>
+      </w:r>
+    </w:p>
+    <w:p>
+      <w:pPr>
+        <w:pStyle w:val="Normal"/>
+        <w:rPr>
+          <w:rFonts w:ascii="Calibri" w:hAnsi="Calibri" w:cs="Calibri"/>
+        </w:rPr>
+      </w:pPr>
+      <w:r>
+        <w:rPr>
+          <w:rFonts w:cs="Calibri" w:ascii="Calibri" w:hAnsi="Calibri"/>
+        </w:rPr>
+      </w:r>
+    </w:p>
+    <w:p>
+      <w:pPr>
+        <w:pStyle w:val="Normal"/>
+        <w:rPr>
+          <w:rFonts w:ascii="Calibri" w:hAnsi="Calibri" w:cs="Calibri"/>
+        </w:rPr>
+      </w:pPr>
+      <w:r>
+        <w:rPr>
+          <w:rFonts w:cs="Calibri" w:ascii="Calibri" w:hAnsi="Calibri"/>
+        </w:rPr>
+        <w:t>6.     Please replace every instance of "Lindemyer-systems" with "Lindenmayer systems (L-systems)" and cite the original 1968 paper.</w:t>
+      </w:r>
+    </w:p>
+    <w:p>
+      <w:pPr>
+        <w:pStyle w:val="Normal"/>
+        <w:rPr>
+          <w:rFonts w:ascii="Calibri" w:hAnsi="Calibri" w:cs="Calibri"/>
+        </w:rPr>
+      </w:pPr>
+      <w:r>
+        <w:rPr/>
+      </w:r>
+    </w:p>
+    <w:p>
+      <w:pPr>
+        <w:pStyle w:val="Normal"/>
+        <w:rPr>
+          <w:color w:val="C9211E"/>
+        </w:rPr>
+      </w:pPr>
+      <w:r>
+        <w:rPr>
+          <w:rFonts w:cs="Calibri" w:ascii="Calibri" w:hAnsi="Calibri"/>
+          <w:color w:val="C9211E"/>
+        </w:rPr>
+        <w:t xml:space="preserve">- </w:t>
+      </w:r>
+      <w:r>
+        <w:rPr>
+          <w:rFonts w:cs="Calibri" w:ascii="Calibri" w:hAnsi="Calibri"/>
+          <w:color w:val="C9211E"/>
+        </w:rPr>
+        <w:t>Good catch, thank you, I have made the changes.</w:t>
+      </w:r>
+    </w:p>
+    <w:p>
+      <w:pPr>
+        <w:pStyle w:val="Normal"/>
+        <w:rPr>
+          <w:rFonts w:ascii="Calibri" w:hAnsi="Calibri" w:cs="Calibri"/>
+        </w:rPr>
+      </w:pPr>
+      <w:r>
+        <w:rPr>
+          <w:rFonts w:cs="Calibri" w:ascii="Calibri" w:hAnsi="Calibri"/>
+        </w:rPr>
+      </w:r>
+    </w:p>
+    <w:p>
+      <w:pPr>
+        <w:pStyle w:val="Normal"/>
+        <w:rPr>
+          <w:rFonts w:ascii="Calibri" w:hAnsi="Calibri" w:cs="Calibri"/>
+        </w:rPr>
+      </w:pPr>
+      <w:r>
+        <w:rPr>
+          <w:rFonts w:cs="Calibri" w:ascii="Calibri" w:hAnsi="Calibri"/>
+        </w:rPr>
+        <w:t>7.     A few statements about the importance of spatiotemporal modeling appear both in the Abstract and again in the Introduction. Trimming those duplicates will tighten the writing and avoid repetition.</w:t>
+      </w:r>
+    </w:p>
+    <w:p>
+      <w:pPr>
+        <w:pStyle w:val="Normal"/>
+        <w:rPr>
+          <w:rFonts w:ascii="Calibri" w:hAnsi="Calibri" w:cs="Calibri"/>
+        </w:rPr>
+      </w:pPr>
+      <w:r>
+        <w:rPr/>
+      </w:r>
+    </w:p>
+    <w:p>
+      <w:pPr>
+        <w:pStyle w:val="Normal"/>
+        <w:rPr>
+          <w:color w:val="C9211E"/>
+        </w:rPr>
+      </w:pPr>
+      <w:r>
+        <w:rPr>
+          <w:rFonts w:cs="Calibri" w:ascii="Calibri" w:hAnsi="Calibri"/>
+          <w:color w:val="C9211E"/>
+        </w:rPr>
+        <w:t>- I have gone through and trimmed some redundant statements through out the paper.</w:t>
+      </w:r>
+    </w:p>
+    <w:p>
+      <w:pPr>
+        <w:pStyle w:val="Normal"/>
+        <w:rPr>
+          <w:rFonts w:ascii="Calibri" w:hAnsi="Calibri" w:cs="Calibri"/>
+        </w:rPr>
+      </w:pPr>
+      <w:r>
+        <w:rPr>
+          <w:rFonts w:cs="Calibri" w:ascii="Calibri" w:hAnsi="Calibri"/>
+        </w:rPr>
+      </w:r>
+    </w:p>
+    <w:p>
+      <w:pPr>
+        <w:pStyle w:val="Normal"/>
+        <w:rPr>
+          <w:rFonts w:ascii="Calibri" w:hAnsi="Calibri" w:cs="Calibri"/>
+        </w:rPr>
+      </w:pPr>
+      <w:r>
+        <w:rPr>
+          <w:rFonts w:cs="Calibri" w:ascii="Calibri" w:hAnsi="Calibri"/>
+        </w:rPr>
+        <w:t>8.     In the "Scope of this Review" section or in the Conclusion, you might add a clarifying sentence such as: "This review focuses on controlled-environment agriculture from 2015-2025; open-field models and pre-2015 foundational work are beyond our scope." That will set clear boundaries for readers.</w:t>
+      </w:r>
+    </w:p>
+    <w:p>
+      <w:pPr>
+        <w:pStyle w:val="Normal"/>
+        <w:rPr>
+          <w:color w:val="C9211E"/>
+        </w:rPr>
+      </w:pPr>
+      <w:r>
+        <w:rPr>
+          <w:rFonts w:cs="Calibri" w:ascii="Calibri" w:hAnsi="Calibri"/>
+          <w:color w:val="C9211E"/>
+        </w:rPr>
+        <w:t xml:space="preserve">- </w:t>
+      </w:r>
+      <w:r>
+        <w:rPr>
+          <w:rFonts w:cs="Calibri" w:ascii="Calibri" w:hAnsi="Calibri"/>
+          <w:color w:val="C9211E"/>
+        </w:rPr>
+        <w:t>I have a similar statement in the literature overview section (section 2.1). I have expanded the statement to make it more verbose. Thank you</w:t>
+      </w:r>
+    </w:p>
+    <w:p>
+      <w:pPr>
+        <w:pStyle w:val="Normal"/>
+        <w:rPr>
+          <w:rFonts w:ascii="Calibri" w:hAnsi="Calibri" w:cs="Calibri"/>
+        </w:rPr>
+      </w:pPr>
+      <w:r>
+        <w:rPr>
+          <w:rFonts w:cs="Calibri" w:ascii="Calibri" w:hAnsi="Calibri"/>
+        </w:rPr>
+      </w:r>
+    </w:p>
+    <w:p>
+      <w:pPr>
+        <w:pStyle w:val="Normal"/>
+        <w:rPr>
+          <w:rFonts w:ascii="Calibri" w:hAnsi="Calibri" w:cs="Calibri"/>
+        </w:rPr>
+      </w:pPr>
+      <w:r>
+        <w:rPr>
+          <w:rFonts w:cs="Calibri" w:ascii="Calibri" w:hAnsi="Calibri"/>
+        </w:rPr>
+        <w:t>9.     All existing figures and tables are valuable, so please retain them. To implement the comparative synthesis suggested above, add a new table rather than removing any current illustrations.</w:t>
+      </w:r>
+    </w:p>
+    <w:p>
+      <w:pPr>
+        <w:pStyle w:val="Normal"/>
+        <w:rPr>
+          <w:rFonts w:ascii="Calibri" w:hAnsi="Calibri" w:cs="Calibri"/>
+        </w:rPr>
+      </w:pPr>
+      <w:r>
+        <w:rPr/>
+      </w:r>
+    </w:p>
+    <w:p>
+      <w:pPr>
+        <w:pStyle w:val="Normal"/>
+        <w:rPr/>
+      </w:pPr>
+      <w:r>
+        <w:rPr>
+          <w:rFonts w:cs="Calibri" w:ascii="Calibri" w:hAnsi="Calibri"/>
+          <w:color w:val="C9211E"/>
+        </w:rPr>
+        <w:t xml:space="preserve">- </w:t>
+      </w:r>
+      <w:r>
+        <w:rPr>
+          <w:rFonts w:cs="Calibri" w:ascii="Calibri" w:hAnsi="Calibri"/>
+          <w:color w:val="C9211E"/>
+        </w:rPr>
+        <w:t>Thank you for the suggestions. I have retained the figures, with slight modifications made based on  comments from the other reviewers.</w:t>
+      </w:r>
+    </w:p>
+    <w:p>
+      <w:pPr>
+        <w:pStyle w:val="Normal"/>
+        <w:rPr>
+          <w:rFonts w:ascii="Calibri" w:hAnsi="Calibri" w:cs="Calibri"/>
+        </w:rPr>
+      </w:pPr>
+      <w:r>
+        <w:rPr>
+          <w:rFonts w:cs="Calibri" w:ascii="Calibri" w:hAnsi="Calibri"/>
+        </w:rPr>
+      </w:r>
+    </w:p>
+    <w:p>
+      <w:pPr>
+        <w:pStyle w:val="Normal"/>
+        <w:rPr>
+          <w:rFonts w:ascii="Calibri" w:hAnsi="Calibri" w:cs="Calibri"/>
+        </w:rPr>
+      </w:pPr>
+      <w:r>
+        <w:rPr>
+          <w:rFonts w:cs="Calibri" w:ascii="Calibri" w:hAnsi="Calibri"/>
+        </w:rPr>
+        <w:t>Reviewer #3: This paper presents a thorough review of pattern recognition models used for plant growth prediction. The paper is well written and provides nice and informative figures. I enjoyed reading. Here are some suggestions for improving the manucript (for reference):</w:t>
+      </w:r>
+    </w:p>
+    <w:p>
+      <w:pPr>
+        <w:pStyle w:val="Normal"/>
+        <w:rPr>
+          <w:rFonts w:ascii="Calibri" w:hAnsi="Calibri" w:cs="Calibri"/>
+        </w:rPr>
+      </w:pPr>
+      <w:r>
+        <w:rPr>
+          <w:rFonts w:cs="Calibri" w:ascii="Calibri" w:hAnsi="Calibri"/>
+        </w:rPr>
+      </w:r>
+    </w:p>
+    <w:p>
+      <w:pPr>
+        <w:pStyle w:val="Normal"/>
+        <w:rPr>
+          <w:rFonts w:ascii="Calibri" w:hAnsi="Calibri" w:cs="Calibri"/>
+        </w:rPr>
+      </w:pPr>
+      <w:r>
+        <w:rPr>
+          <w:rFonts w:cs="Calibri" w:ascii="Calibri" w:hAnsi="Calibri"/>
+        </w:rPr>
+        <w:t>- In the title and many places in text, the paper highlights the term "representations". However, the review is mostly about models and approaches. Please clarify what "representations" mean or revise this term (recommended).</w:t>
+      </w:r>
+    </w:p>
+    <w:p>
+      <w:pPr>
+        <w:pStyle w:val="Normal"/>
+        <w:rPr>
+          <w:rFonts w:ascii="Calibri" w:hAnsi="Calibri" w:cs="Calibri"/>
+        </w:rPr>
+      </w:pPr>
+      <w:r>
+        <w:rPr>
+          <w:color w:val="C9211E"/>
+        </w:rPr>
+      </w:r>
+    </w:p>
+    <w:p>
+      <w:pPr>
+        <w:pStyle w:val="Normal"/>
+        <w:rPr>
+          <w:color w:val="C9211E"/>
+        </w:rPr>
+      </w:pPr>
+      <w:r>
+        <w:rPr>
+          <w:rFonts w:cs="Calibri" w:ascii="Calibri" w:hAnsi="Calibri"/>
+          <w:color w:val="C9211E"/>
+        </w:rPr>
+        <w:t xml:space="preserve">- </w:t>
+      </w:r>
+      <w:r>
+        <w:rPr>
+          <w:rFonts w:cs="Calibri" w:ascii="Calibri" w:hAnsi="Calibri"/>
+          <w:color w:val="C9211E"/>
+        </w:rPr>
+        <w:t>I have added a subsection (1.2) Defining simulated environment and plant growth, Where I clarify some meaning of terms throughout paper including representations.</w:t>
+      </w:r>
+    </w:p>
+    <w:p>
+      <w:pPr>
+        <w:pStyle w:val="Normal"/>
+        <w:rPr>
+          <w:rFonts w:ascii="Calibri" w:hAnsi="Calibri" w:cs="Calibri"/>
+        </w:rPr>
+      </w:pPr>
+      <w:r>
+        <w:rPr>
+          <w:color w:val="C9211E"/>
+        </w:rPr>
+      </w:r>
+    </w:p>
+    <w:p>
+      <w:pPr>
+        <w:pStyle w:val="Normal"/>
+        <w:rPr>
+          <w:rFonts w:ascii="Calibri" w:hAnsi="Calibri" w:cs="Calibri"/>
+        </w:rPr>
+      </w:pPr>
+      <w:r>
+        <w:rPr>
+          <w:rFonts w:cs="Calibri" w:ascii="Calibri" w:hAnsi="Calibri"/>
+        </w:rPr>
+        <w:t>- I would suggest to revise the title to "Spatialtemporal Modeling of Plant Growth Prediction in Simulated and Controlled Environments: A Comprehensive Review"</w:t>
+      </w:r>
+    </w:p>
+    <w:p>
+      <w:pPr>
+        <w:pStyle w:val="Normal"/>
+        <w:rPr>
+          <w:rFonts w:ascii="Calibri" w:hAnsi="Calibri" w:cs="Calibri"/>
+        </w:rPr>
+      </w:pPr>
+      <w:r>
+        <w:rPr>
+          <w:color w:val="C9211E"/>
+        </w:rPr>
+      </w:r>
+    </w:p>
+    <w:p>
+      <w:pPr>
+        <w:pStyle w:val="Normal"/>
+        <w:rPr>
+          <w:color w:val="C9211E"/>
+        </w:rPr>
+      </w:pPr>
+      <w:r>
+        <w:rPr>
+          <w:rFonts w:cs="Calibri" w:ascii="Calibri" w:hAnsi="Calibri"/>
+          <w:color w:val="C9211E"/>
+        </w:rPr>
+        <w:t>- Thank you for the Suggestions, I agree the title may be too confusing and may not fully represent them. However I do spend some time discussing various representations in 2D/3D and as functional models. I  will compromise and title my paper: Predictive Modeling, Pattern Recognition, and Spatiotemporal Representations of Plant Growth in Simulated and Controlled Environments: A Comprehensive Review</w:t>
+      </w:r>
+    </w:p>
+    <w:p>
+      <w:pPr>
+        <w:pStyle w:val="Normal"/>
+        <w:rPr/>
+      </w:pPr>
       <w:r>
         <w:rPr>
           <w:rFonts w:cs="Calibri" w:ascii="Calibri" w:hAnsi="Calibri"/>
@@ -1688,20 +2160,7 @@
         <w:rPr>
           <w:rFonts w:cs="Calibri" w:ascii="Calibri" w:hAnsi="Calibri"/>
         </w:rPr>
-      </w:r>
-    </w:p>
-    <w:p>
-      <w:pPr>
-        <w:pStyle w:val="Normal"/>
-        <w:rPr>
-          <w:rFonts w:ascii="Calibri" w:hAnsi="Calibri" w:cs="Calibri"/>
-        </w:rPr>
-      </w:pPr>
-      <w:r>
-        <w:rPr>
-          <w:rFonts w:cs="Calibri" w:ascii="Calibri" w:hAnsi="Calibri"/>
-        </w:rPr>
-        <w:t>2.     Adding a brief roadmap paragraph at the end of the Introduction (or at the start of Section 2) that previews the major sections—regression methods, latent state models, neural network approaches, functional-structural plant models, and computer-vision simulations—will help readers see the overall flow before diving into details.</w:t>
+        <w:t>- I suggest remove the datasets parts and Table 2. It distracts the flow of the reading. The paper is mainly about the modelling.</w:t>
       </w:r>
     </w:p>
     <w:p>
@@ -1727,6 +2186,114 @@
           <w:rFonts w:cs="Calibri" w:ascii="Calibri" w:hAnsi="Calibri"/>
           <w:color w:val="C9211E"/>
         </w:rPr>
+        <w:t>-</w:t>
+      </w:r>
+      <w:r>
+        <w:rPr>
+          <w:rFonts w:cs="Calibri" w:ascii="Calibri" w:hAnsi="Calibri"/>
+          <w:color w:val="C9211E"/>
+        </w:rPr>
+        <w:t xml:space="preserve"> Comments from reviewer 2 have suggest I do not remove any figures, However I understand the concern and will leave this decision to remove the datasets table up to the editor!</w:t>
+      </w:r>
+    </w:p>
+    <w:p>
+      <w:pPr>
+        <w:pStyle w:val="Normal"/>
+        <w:rPr>
+          <w:rFonts w:ascii="Calibri" w:hAnsi="Calibri" w:cs="Calibri"/>
+        </w:rPr>
+      </w:pPr>
+      <w:r>
+        <w:rPr/>
+      </w:r>
+    </w:p>
+    <w:p>
+      <w:pPr>
+        <w:pStyle w:val="Normal"/>
+        <w:rPr>
+          <w:rFonts w:ascii="Calibri" w:hAnsi="Calibri" w:cs="Calibri"/>
+        </w:rPr>
+      </w:pPr>
+      <w:r>
+        <w:rPr>
+          <w:rFonts w:cs="Calibri" w:ascii="Calibri" w:hAnsi="Calibri"/>
+        </w:rPr>
+        <w:t>- Section 2.2 is better placed ahead in Introduction.</w:t>
+      </w:r>
+    </w:p>
+    <w:p>
+      <w:pPr>
+        <w:pStyle w:val="Normal"/>
+        <w:rPr>
+          <w:rFonts w:ascii="Calibri" w:hAnsi="Calibri" w:cs="Calibri"/>
+        </w:rPr>
+      </w:pPr>
+      <w:r>
+        <w:rPr/>
+      </w:r>
+    </w:p>
+    <w:p>
+      <w:pPr>
+        <w:pStyle w:val="Normal"/>
+        <w:rPr>
+          <w:color w:val="C9211E"/>
+        </w:rPr>
+      </w:pPr>
+      <w:r>
+        <w:rPr>
+          <w:rFonts w:cs="Calibri" w:ascii="Calibri" w:hAnsi="Calibri"/>
+          <w:color w:val="C9211E"/>
+        </w:rPr>
+        <w:t>-Thank you for the suggestion. I have moved this section and it is now section 1.4.</w:t>
+      </w:r>
+    </w:p>
+    <w:p>
+      <w:pPr>
+        <w:pStyle w:val="Normal"/>
+        <w:rPr>
+          <w:rFonts w:ascii="Calibri" w:hAnsi="Calibri" w:cs="Calibri"/>
+        </w:rPr>
+      </w:pPr>
+      <w:r>
+        <w:rPr/>
+      </w:r>
+    </w:p>
+    <w:p>
+      <w:pPr>
+        <w:pStyle w:val="Normal"/>
+        <w:rPr>
+          <w:rFonts w:ascii="Calibri" w:hAnsi="Calibri" w:cs="Calibri"/>
+        </w:rPr>
+      </w:pPr>
+      <w:r>
+        <w:rPr>
+          <w:rFonts w:cs="Calibri" w:ascii="Calibri" w:hAnsi="Calibri"/>
+        </w:rPr>
+        <w:t>- In Figure 1, the use of lowercase and uppercase letters should be kept consistent.</w:t>
+      </w:r>
+    </w:p>
+    <w:p>
+      <w:pPr>
+        <w:pStyle w:val="Normal"/>
+        <w:rPr>
+          <w:rFonts w:ascii="Calibri" w:hAnsi="Calibri" w:cs="Calibri"/>
+        </w:rPr>
+      </w:pPr>
+      <w:r>
+        <w:rPr/>
+      </w:r>
+    </w:p>
+    <w:p>
+      <w:pPr>
+        <w:pStyle w:val="Normal"/>
+        <w:rPr>
+          <w:rFonts w:ascii="Calibri" w:hAnsi="Calibri" w:cs="Calibri"/>
+        </w:rPr>
+      </w:pPr>
+      <w:r>
+        <w:rPr>
+          <w:rFonts w:cs="Calibri" w:ascii="Calibri" w:hAnsi="Calibri"/>
+        </w:rPr>
         <w:t xml:space="preserve">- </w:t>
       </w:r>
       <w:r>
@@ -1734,205 +2301,7 @@
           <w:rFonts w:cs="Calibri" w:ascii="Calibri" w:hAnsi="Calibri"/>
           <w:color w:val="C9211E"/>
         </w:rPr>
-        <w:t>I have added section 1.4 which outlines the scope of the project, and provides a simple outline. I had originally put it in section 2 but it is better placed in section 1 to serve as a roadmap.</w:t>
-      </w:r>
-    </w:p>
-    <w:p>
-      <w:pPr>
-        <w:pStyle w:val="Normal"/>
-        <w:rPr>
-          <w:rFonts w:ascii="Calibri" w:hAnsi="Calibri" w:cs="Calibri"/>
-        </w:rPr>
-      </w:pPr>
-      <w:r>
-        <w:rPr>
-          <w:rFonts w:cs="Calibri" w:ascii="Calibri" w:hAnsi="Calibri"/>
-        </w:rPr>
-      </w:r>
-    </w:p>
-    <w:p>
-      <w:pPr>
-        <w:pStyle w:val="Normal"/>
-        <w:rPr>
-          <w:rFonts w:ascii="Calibri" w:hAnsi="Calibri" w:cs="Calibri"/>
-        </w:rPr>
-      </w:pPr>
-      <w:r>
-        <w:rPr>
-          <w:rFonts w:cs="Calibri" w:ascii="Calibri" w:hAnsi="Calibri"/>
-        </w:rPr>
-        <w:t>3.     After each major category of methods, you might include a short summary paragraph or a simple table comparing data requirements, how uncertainty is handled, interpretability, and typical applications. A side-by-side comparison will highlight trade-offs and guide readers in selecting the right approach.</w:t>
-      </w:r>
-    </w:p>
-    <w:p>
-      <w:pPr>
-        <w:pStyle w:val="Normal"/>
-        <w:rPr>
-          <w:rFonts w:ascii="Calibri" w:hAnsi="Calibri" w:cs="Calibri"/>
-        </w:rPr>
-      </w:pPr>
-      <w:r>
-        <w:rPr>
-          <w:rFonts w:cs="Calibri" w:ascii="Calibri" w:hAnsi="Calibri"/>
-        </w:rPr>
-      </w:r>
-    </w:p>
-    <w:p>
-      <w:pPr>
-        <w:pStyle w:val="Normal"/>
-        <w:rPr>
-          <w:rFonts w:ascii="Calibri" w:hAnsi="Calibri" w:cs="Calibri"/>
-        </w:rPr>
-      </w:pPr>
-      <w:r>
-        <w:rPr>
-          <w:rFonts w:cs="Calibri" w:ascii="Calibri" w:hAnsi="Calibri"/>
-        </w:rPr>
-      </w:r>
-    </w:p>
-    <w:p>
-      <w:pPr>
-        <w:pStyle w:val="Normal"/>
-        <w:rPr>
-          <w:rFonts w:ascii="Calibri" w:hAnsi="Calibri" w:cs="Calibri"/>
-        </w:rPr>
-      </w:pPr>
-      <w:r>
-        <w:rPr>
-          <w:rFonts w:cs="Calibri" w:ascii="Calibri" w:hAnsi="Calibri"/>
-        </w:rPr>
-      </w:r>
-    </w:p>
-    <w:p>
-      <w:pPr>
-        <w:pStyle w:val="Normal"/>
-        <w:rPr>
-          <w:rFonts w:ascii="Calibri" w:hAnsi="Calibri" w:cs="Calibri"/>
-        </w:rPr>
-      </w:pPr>
-      <w:r>
-        <w:rPr>
-          <w:rFonts w:cs="Calibri" w:ascii="Calibri" w:hAnsi="Calibri"/>
-        </w:rPr>
-      </w:r>
-    </w:p>
-    <w:p>
-      <w:pPr>
-        <w:pStyle w:val="Normal"/>
-        <w:rPr>
-          <w:rFonts w:ascii="Calibri" w:hAnsi="Calibri" w:cs="Calibri"/>
-        </w:rPr>
-      </w:pPr>
-      <w:r>
-        <w:rPr>
-          <w:rFonts w:cs="Calibri" w:ascii="Calibri" w:hAnsi="Calibri"/>
-        </w:rPr>
-      </w:r>
-    </w:p>
-    <w:p>
-      <w:pPr>
-        <w:pStyle w:val="Normal"/>
-        <w:rPr>
-          <w:rFonts w:ascii="Calibri" w:hAnsi="Calibri" w:cs="Calibri"/>
-        </w:rPr>
-      </w:pPr>
-      <w:r>
-        <w:rPr>
-          <w:rFonts w:cs="Calibri" w:ascii="Calibri" w:hAnsi="Calibri"/>
-        </w:rPr>
-      </w:r>
-    </w:p>
-    <w:p>
-      <w:pPr>
-        <w:pStyle w:val="Normal"/>
-        <w:rPr>
-          <w:rFonts w:ascii="Calibri" w:hAnsi="Calibri" w:cs="Calibri"/>
-        </w:rPr>
-      </w:pPr>
-      <w:r>
-        <w:rPr>
-          <w:rFonts w:cs="Calibri" w:ascii="Calibri" w:hAnsi="Calibri"/>
-        </w:rPr>
-        <w:t>4.     For the conditional generative models section, a few sentences explaining how latent sampling guides the image synthesis process will deepen readers' understanding.</w:t>
-      </w:r>
-    </w:p>
-    <w:p>
-      <w:pPr>
-        <w:pStyle w:val="Normal"/>
-        <w:rPr>
-          <w:rFonts w:ascii="Calibri" w:hAnsi="Calibri" w:cs="Calibri"/>
-        </w:rPr>
-      </w:pPr>
-      <w:r>
-        <w:rPr>
-          <w:rFonts w:cs="Calibri" w:ascii="Calibri" w:hAnsi="Calibri"/>
-        </w:rPr>
-      </w:r>
-    </w:p>
-    <w:p>
-      <w:pPr>
-        <w:pStyle w:val="Normal"/>
-        <w:rPr>
-          <w:rFonts w:ascii="Calibri" w:hAnsi="Calibri" w:cs="Calibri"/>
-        </w:rPr>
-      </w:pPr>
-      <w:r>
-        <w:rPr>
-          <w:rFonts w:cs="Calibri" w:ascii="Calibri" w:hAnsi="Calibri"/>
-        </w:rPr>
-      </w:r>
-    </w:p>
-    <w:p>
-      <w:pPr>
-        <w:pStyle w:val="Normal"/>
-        <w:rPr>
-          <w:rFonts w:ascii="Calibri" w:hAnsi="Calibri" w:cs="Calibri"/>
-        </w:rPr>
-      </w:pPr>
-      <w:r>
-        <w:rPr>
-          <w:rFonts w:cs="Calibri" w:ascii="Calibri" w:hAnsi="Calibri"/>
-        </w:rPr>
-      </w:r>
-    </w:p>
-    <w:p>
-      <w:pPr>
-        <w:pStyle w:val="Normal"/>
-        <w:rPr>
-          <w:rFonts w:ascii="Calibri" w:hAnsi="Calibri" w:cs="Calibri"/>
-        </w:rPr>
-      </w:pPr>
-      <w:r>
-        <w:rPr>
-          <w:rFonts w:cs="Calibri" w:ascii="Calibri" w:hAnsi="Calibri"/>
-        </w:rPr>
-      </w:r>
-    </w:p>
-    <w:p>
-      <w:pPr>
-        <w:pStyle w:val="Normal"/>
-        <w:rPr>
-          <w:rFonts w:ascii="Calibri" w:hAnsi="Calibri" w:cs="Calibri"/>
-        </w:rPr>
-      </w:pPr>
-      <w:r>
-        <w:rPr>
-          <w:rFonts w:cs="Calibri" w:ascii="Calibri" w:hAnsi="Calibri"/>
-        </w:rPr>
-      </w:r>
-    </w:p>
-    <w:p>
-      <w:pPr>
-        <w:pStyle w:val="Normal"/>
-        <w:rPr>
-          <w:rFonts w:ascii="Calibri" w:hAnsi="Calibri" w:cs="Calibri"/>
-        </w:rPr>
-      </w:pPr>
-      <w:r>
-        <w:rPr>
-          <w:rFonts w:cs="Calibri" w:ascii="Calibri" w:hAnsi="Calibri"/>
-        </w:rPr>
-        <w:t>5.     When introducing "digital twin," you could define it in one sentence (for example, "a virtual replica of a plant system updated in real time with sensor data") and give a short example—such as its use in greenhouse climate control—to illustrate its practical value.</w:t>
+        <w:t xml:space="preserve">Thank you for the suggestion. I have fixed capitalization of the figure to make it consistent. I only left minor words and hyphenated words lowercase. </w:t>
       </w:r>
     </w:p>
     <w:p>
@@ -1950,6 +2319,237 @@
       <w:pPr>
         <w:pStyle w:val="Normal"/>
         <w:rPr>
+          <w:rFonts w:ascii="Calibri" w:hAnsi="Calibri" w:cs="Calibri"/>
+        </w:rPr>
+      </w:pPr>
+      <w:r>
+        <w:rPr>
+          <w:rFonts w:cs="Calibri" w:ascii="Calibri" w:hAnsi="Calibri"/>
+        </w:rPr>
+        <w:t>- In Figure 2, it would be good to list the publication year and venue of the models and datasets. The datasets and approaches are better shown in different plots.</w:t>
+      </w:r>
+    </w:p>
+    <w:p>
+      <w:pPr>
+        <w:pStyle w:val="Normal"/>
+        <w:rPr>
+          <w:rFonts w:ascii="Calibri" w:hAnsi="Calibri" w:cs="Calibri"/>
+        </w:rPr>
+      </w:pPr>
+      <w:r>
+        <w:rPr/>
+      </w:r>
+    </w:p>
+    <w:p>
+      <w:pPr>
+        <w:pStyle w:val="Normal"/>
+        <w:rPr>
+          <w:rFonts w:ascii="Calibri" w:hAnsi="Calibri" w:cs="Calibri"/>
+        </w:rPr>
+      </w:pPr>
+      <w:r>
+        <w:rPr>
+          <w:rFonts w:cs="Calibri" w:ascii="Calibri" w:hAnsi="Calibri"/>
+          <w:color w:val="C9211E"/>
+        </w:rPr>
+        <w:t xml:space="preserve">- Thank you for the suggestion, I have separated the </w:t>
+      </w:r>
+      <w:r>
+        <w:rPr>
+          <w:rFonts w:cs="Calibri" w:ascii="Calibri" w:hAnsi="Calibri"/>
+          <w:color w:val="C9211E"/>
+        </w:rPr>
+        <w:t>methodologies</w:t>
+      </w:r>
+      <w:r>
+        <w:rPr>
+          <w:rFonts w:cs="Calibri" w:ascii="Calibri" w:hAnsi="Calibri"/>
+          <w:color w:val="C9211E"/>
+        </w:rPr>
+        <w:t xml:space="preserve"> and datasets into two different plot.</w:t>
+      </w:r>
+    </w:p>
+    <w:p>
+      <w:pPr>
+        <w:pStyle w:val="Normal"/>
+        <w:rPr>
+          <w:rFonts w:ascii="Calibri" w:hAnsi="Calibri" w:cs="Calibri"/>
+        </w:rPr>
+      </w:pPr>
+      <w:r>
+        <w:rPr/>
+      </w:r>
+    </w:p>
+    <w:p>
+      <w:pPr>
+        <w:pStyle w:val="Normal"/>
+        <w:rPr>
+          <w:rFonts w:ascii="Calibri" w:hAnsi="Calibri" w:cs="Calibri"/>
+        </w:rPr>
+      </w:pPr>
+      <w:r>
+        <w:rPr>
+          <w:rFonts w:cs="Calibri" w:ascii="Calibri" w:hAnsi="Calibri"/>
+        </w:rPr>
+        <w:t>- The categorization of regression models (3.1) between latent representation models (3.2) is not entirely convincing, because a latent representation model can also be regression-based. Please clarify.</w:t>
+      </w:r>
+    </w:p>
+    <w:p>
+      <w:pPr>
+        <w:pStyle w:val="Normal"/>
+        <w:rPr>
+          <w:rFonts w:ascii="Calibri" w:hAnsi="Calibri" w:cs="Calibri"/>
+        </w:rPr>
+      </w:pPr>
+      <w:r>
+        <w:rPr/>
+      </w:r>
+    </w:p>
+    <w:p>
+      <w:pPr>
+        <w:pStyle w:val="Normal"/>
+        <w:rPr>
+          <w:color w:val="C9211E"/>
+        </w:rPr>
+      </w:pPr>
+      <w:r>
+        <w:rPr>
+          <w:rFonts w:cs="Calibri" w:ascii="Calibri" w:hAnsi="Calibri"/>
+          <w:color w:val="C9211E"/>
+        </w:rPr>
+        <w:t xml:space="preserve">- I understand your point. In this case, I believe a better term would be indirect latent representation, or hidden state representation, since scalar quantitative traits have a functional meaning while the </w:t>
+      </w:r>
+      <w:r>
+        <w:rPr>
+          <w:rFonts w:cs="Calibri" w:ascii="Calibri" w:hAnsi="Calibri"/>
+          <w:color w:val="C9211E"/>
+        </w:rPr>
+        <w:t xml:space="preserve">former is some abstracted representation with no direct functional meaning. The latent representations are a lower dimension form of quantitative traits through time, so the dimensionality reduction considers  a compounding of QT with time dimension. </w:t>
+      </w:r>
+    </w:p>
+    <w:p>
+      <w:pPr>
+        <w:pStyle w:val="Normal"/>
+        <w:rPr>
+          <w:rFonts w:ascii="Calibri" w:hAnsi="Calibri" w:cs="Calibri"/>
+        </w:rPr>
+      </w:pPr>
+      <w:r>
+        <w:rPr>
+          <w:color w:val="C9211E"/>
+        </w:rPr>
+      </w:r>
+    </w:p>
+    <w:p>
+      <w:pPr>
+        <w:pStyle w:val="Normal"/>
+        <w:rPr/>
+      </w:pPr>
+      <w:r>
+        <w:rPr>
+          <w:rFonts w:cs="Calibri" w:ascii="Calibri" w:hAnsi="Calibri"/>
+          <w:color w:val="C9211E"/>
+        </w:rPr>
+        <w:t xml:space="preserve">-  I have  </w:t>
+      </w:r>
+      <w:r>
+        <w:rPr>
+          <w:rFonts w:cs="Calibri" w:ascii="Calibri" w:hAnsi="Calibri"/>
+          <w:color w:val="C9211E"/>
+        </w:rPr>
+        <w:t>added a footnote</w:t>
+      </w:r>
+      <w:r>
+        <w:rPr>
+          <w:rFonts w:cs="Calibri" w:ascii="Calibri" w:hAnsi="Calibri"/>
+          <w:color w:val="C9211E"/>
+        </w:rPr>
+        <w:t xml:space="preserve"> </w:t>
+      </w:r>
+      <w:r>
+        <w:rPr>
+          <w:rFonts w:cs="Calibri" w:ascii="Calibri" w:hAnsi="Calibri"/>
+          <w:color w:val="C9211E"/>
+        </w:rPr>
+        <w:t>c</w:t>
+      </w:r>
+      <w:r>
+        <w:rPr>
+          <w:rFonts w:cs="Calibri" w:ascii="Calibri" w:hAnsi="Calibri"/>
+          <w:color w:val="C9211E"/>
+        </w:rPr>
+        <w:t>lari</w:t>
+      </w:r>
+      <w:r>
+        <w:rPr>
+          <w:rFonts w:cs="Calibri" w:ascii="Calibri" w:hAnsi="Calibri"/>
+          <w:color w:val="C9211E"/>
+        </w:rPr>
+        <w:t>fying</w:t>
+      </w:r>
+      <w:r>
+        <w:rPr>
+          <w:rFonts w:cs="Calibri" w:ascii="Calibri" w:hAnsi="Calibri"/>
+          <w:color w:val="C9211E"/>
+        </w:rPr>
+        <w:t xml:space="preserve"> the meaning of latent representation </w:t>
+      </w:r>
+      <w:r>
+        <w:rPr>
+          <w:rFonts w:cs="Calibri" w:ascii="Calibri" w:hAnsi="Calibri"/>
+          <w:color w:val="C9211E"/>
+        </w:rPr>
+        <w:t>in this context</w:t>
+      </w:r>
+      <w:r>
+        <w:rPr>
+          <w:rFonts w:cs="Calibri" w:ascii="Calibri" w:hAnsi="Calibri"/>
+          <w:color w:val="C9211E"/>
+        </w:rPr>
+        <w:t>,  in the introduction of section 3.2</w:t>
+      </w:r>
+    </w:p>
+    <w:p>
+      <w:pPr>
+        <w:pStyle w:val="Normal"/>
+        <w:rPr>
+          <w:rFonts w:ascii="Calibri" w:hAnsi="Calibri" w:cs="Calibri"/>
+          <w:color w:val="C9211E"/>
+        </w:rPr>
+      </w:pPr>
+      <w:r>
+        <w:rPr/>
+      </w:r>
+    </w:p>
+    <w:p>
+      <w:pPr>
+        <w:pStyle w:val="Normal"/>
+        <w:rPr>
+          <w:rFonts w:ascii="Calibri" w:hAnsi="Calibri" w:cs="Calibri"/>
+        </w:rPr>
+      </w:pPr>
+      <w:r>
+        <w:rPr>
+          <w:rFonts w:cs="Calibri" w:ascii="Calibri" w:hAnsi="Calibri"/>
+        </w:rPr>
+        <w:t>- Can a potential formulation for plant growth prediction be provided in Transformer and attention-based modeling.</w:t>
+      </w:r>
+    </w:p>
+    <w:p>
+      <w:pPr>
+        <w:pStyle w:val="Normal"/>
+        <w:rPr>
+          <w:rFonts w:ascii="Calibri" w:hAnsi="Calibri" w:cs="Calibri"/>
+        </w:rPr>
+      </w:pPr>
+      <w:r>
+        <w:rPr/>
+      </w:r>
+    </w:p>
+    <w:p>
+      <w:pPr>
+        <w:pStyle w:val="Normal"/>
+        <w:rPr>
           <w:color w:val="C9211E"/>
         </w:rPr>
       </w:pPr>
@@ -1965,864 +2565,7 @@
           <w:rFonts w:cs="Calibri" w:ascii="Calibri" w:hAnsi="Calibri"/>
           <w:color w:val="C9211E"/>
         </w:rPr>
-        <w:t xml:space="preserve">Thank you for the suggestion. I have defined digital twin and provided </w:t>
-      </w:r>
-      <w:r>
-        <w:rPr>
-          <w:rFonts w:cs="Calibri" w:ascii="Calibri" w:hAnsi="Calibri"/>
-          <w:color w:val="C9211E"/>
-        </w:rPr>
-        <w:t>more</w:t>
-      </w:r>
-      <w:r>
-        <w:rPr>
-          <w:rFonts w:cs="Calibri" w:ascii="Calibri" w:hAnsi="Calibri"/>
-          <w:color w:val="C9211E"/>
-        </w:rPr>
-        <w:t xml:space="preserve"> example</w:t>
-      </w:r>
-      <w:r>
-        <w:rPr>
-          <w:rFonts w:cs="Calibri" w:ascii="Calibri" w:hAnsi="Calibri"/>
-          <w:color w:val="C9211E"/>
-        </w:rPr>
-        <w:t>s</w:t>
-      </w:r>
-      <w:r>
-        <w:rPr>
-          <w:rFonts w:cs="Calibri" w:ascii="Calibri" w:hAnsi="Calibri"/>
-          <w:color w:val="C9211E"/>
-        </w:rPr>
-        <w:t xml:space="preserve">. </w:t>
-      </w:r>
-    </w:p>
-    <w:p>
-      <w:pPr>
-        <w:pStyle w:val="Normal"/>
-        <w:rPr>
-          <w:rFonts w:ascii="Calibri" w:hAnsi="Calibri" w:cs="Calibri"/>
-        </w:rPr>
-      </w:pPr>
-      <w:r>
-        <w:rPr>
-          <w:rFonts w:cs="Calibri" w:ascii="Calibri" w:hAnsi="Calibri"/>
-        </w:rPr>
-      </w:r>
-    </w:p>
-    <w:p>
-      <w:pPr>
-        <w:pStyle w:val="Normal"/>
-        <w:rPr>
-          <w:rFonts w:ascii="Calibri" w:hAnsi="Calibri" w:cs="Calibri"/>
-        </w:rPr>
-      </w:pPr>
-      <w:r>
-        <w:rPr>
-          <w:rFonts w:cs="Calibri" w:ascii="Calibri" w:hAnsi="Calibri"/>
-        </w:rPr>
-        <w:t>6.     Please replace every instance of "Lindemyer-systems" with "Lindenmayer systems (L-systems)" and cite the original 1968 paper.</w:t>
-      </w:r>
-    </w:p>
-    <w:p>
-      <w:pPr>
-        <w:pStyle w:val="Normal"/>
-        <w:rPr>
-          <w:rFonts w:ascii="Calibri" w:hAnsi="Calibri" w:cs="Calibri"/>
-        </w:rPr>
-      </w:pPr>
-      <w:r>
-        <w:rPr/>
-      </w:r>
-    </w:p>
-    <w:p>
-      <w:pPr>
-        <w:pStyle w:val="Normal"/>
-        <w:rPr>
-          <w:color w:val="C9211E"/>
-        </w:rPr>
-      </w:pPr>
-      <w:r>
-        <w:rPr>
-          <w:rFonts w:cs="Calibri" w:ascii="Calibri" w:hAnsi="Calibri"/>
-          <w:color w:val="C9211E"/>
-        </w:rPr>
-        <w:t xml:space="preserve">- </w:t>
-      </w:r>
-      <w:r>
-        <w:rPr>
-          <w:rFonts w:cs="Calibri" w:ascii="Calibri" w:hAnsi="Calibri"/>
-          <w:color w:val="C9211E"/>
-        </w:rPr>
-        <w:t>Good catch, thank you, I have made the changes.</w:t>
-      </w:r>
-    </w:p>
-    <w:p>
-      <w:pPr>
-        <w:pStyle w:val="Normal"/>
-        <w:rPr>
-          <w:rFonts w:ascii="Calibri" w:hAnsi="Calibri" w:cs="Calibri"/>
-        </w:rPr>
-      </w:pPr>
-      <w:r>
-        <w:rPr>
-          <w:rFonts w:cs="Calibri" w:ascii="Calibri" w:hAnsi="Calibri"/>
-        </w:rPr>
-      </w:r>
-    </w:p>
-    <w:p>
-      <w:pPr>
-        <w:pStyle w:val="Normal"/>
-        <w:rPr>
-          <w:rFonts w:ascii="Calibri" w:hAnsi="Calibri" w:cs="Calibri"/>
-        </w:rPr>
-      </w:pPr>
-      <w:r>
-        <w:rPr>
-          <w:rFonts w:cs="Calibri" w:ascii="Calibri" w:hAnsi="Calibri"/>
-        </w:rPr>
-        <w:t>7.     A few statements about the importance of spatiotemporal modeling appear both in the Abstract and again in the Introduction. Trimming those duplicates will tighten the writing and avoid repetition.</w:t>
-      </w:r>
-    </w:p>
-    <w:p>
-      <w:pPr>
-        <w:pStyle w:val="Normal"/>
-        <w:rPr>
-          <w:rFonts w:ascii="Calibri" w:hAnsi="Calibri" w:cs="Calibri"/>
-        </w:rPr>
-      </w:pPr>
-      <w:r>
-        <w:rPr/>
-      </w:r>
-    </w:p>
-    <w:p>
-      <w:pPr>
-        <w:pStyle w:val="Normal"/>
-        <w:rPr>
-          <w:color w:val="C9211E"/>
-        </w:rPr>
-      </w:pPr>
-      <w:r>
-        <w:rPr>
-          <w:rFonts w:cs="Calibri" w:ascii="Calibri" w:hAnsi="Calibri"/>
-          <w:color w:val="C9211E"/>
-        </w:rPr>
-        <w:t>- I have gone through and trimmed some redundant statements through out the paper.</w:t>
-      </w:r>
-    </w:p>
-    <w:p>
-      <w:pPr>
-        <w:pStyle w:val="Normal"/>
-        <w:rPr>
-          <w:rFonts w:ascii="Calibri" w:hAnsi="Calibri" w:cs="Calibri"/>
-        </w:rPr>
-      </w:pPr>
-      <w:r>
-        <w:rPr>
-          <w:rFonts w:cs="Calibri" w:ascii="Calibri" w:hAnsi="Calibri"/>
-        </w:rPr>
-      </w:r>
-    </w:p>
-    <w:p>
-      <w:pPr>
-        <w:pStyle w:val="Normal"/>
-        <w:rPr>
-          <w:rFonts w:ascii="Calibri" w:hAnsi="Calibri" w:cs="Calibri"/>
-        </w:rPr>
-      </w:pPr>
-      <w:r>
-        <w:rPr>
-          <w:rFonts w:cs="Calibri" w:ascii="Calibri" w:hAnsi="Calibri"/>
-        </w:rPr>
-        <w:t>8.     In the "Scope of this Review" section or in the Conclusion, you might add a clarifying sentence such as: "This review focuses on controlled-environment agriculture from 2015-2025; open-field models and pre-2015 foundational work are beyond our scope." That will set clear boundaries for readers.</w:t>
-      </w:r>
-    </w:p>
-    <w:p>
-      <w:pPr>
-        <w:pStyle w:val="Normal"/>
-        <w:rPr>
-          <w:color w:val="C9211E"/>
-        </w:rPr>
-      </w:pPr>
-      <w:r>
-        <w:rPr>
-          <w:rFonts w:cs="Calibri" w:ascii="Calibri" w:hAnsi="Calibri"/>
-          <w:color w:val="C9211E"/>
-        </w:rPr>
-        <w:t xml:space="preserve">- </w:t>
-      </w:r>
-      <w:r>
-        <w:rPr>
-          <w:rFonts w:cs="Calibri" w:ascii="Calibri" w:hAnsi="Calibri"/>
-          <w:color w:val="C9211E"/>
-        </w:rPr>
-        <w:t>I have a similar statement in the literature overview section (section 2.1). I have expanded the statement to make it more verbose. Thank you</w:t>
-      </w:r>
-    </w:p>
-    <w:p>
-      <w:pPr>
-        <w:pStyle w:val="Normal"/>
-        <w:rPr>
-          <w:rFonts w:ascii="Calibri" w:hAnsi="Calibri" w:cs="Calibri"/>
-        </w:rPr>
-      </w:pPr>
-      <w:r>
-        <w:rPr>
-          <w:rFonts w:cs="Calibri" w:ascii="Calibri" w:hAnsi="Calibri"/>
-        </w:rPr>
-      </w:r>
-    </w:p>
-    <w:p>
-      <w:pPr>
-        <w:pStyle w:val="Normal"/>
-        <w:rPr>
-          <w:rFonts w:ascii="Calibri" w:hAnsi="Calibri" w:cs="Calibri"/>
-        </w:rPr>
-      </w:pPr>
-      <w:r>
-        <w:rPr>
-          <w:rFonts w:cs="Calibri" w:ascii="Calibri" w:hAnsi="Calibri"/>
-        </w:rPr>
-        <w:t>9.     All existing figures and tables are valuable, so please retain them. To implement the comparative synthesis suggested above, add a new table rather than removing any current illustrations.</w:t>
-      </w:r>
-    </w:p>
-    <w:p>
-      <w:pPr>
-        <w:pStyle w:val="Normal"/>
-        <w:rPr>
-          <w:rFonts w:ascii="Calibri" w:hAnsi="Calibri" w:cs="Calibri"/>
-        </w:rPr>
-      </w:pPr>
-      <w:r>
-        <w:rPr/>
-      </w:r>
-    </w:p>
-    <w:p>
-      <w:pPr>
-        <w:pStyle w:val="Normal"/>
-        <w:rPr/>
-      </w:pPr>
-      <w:r>
-        <w:rPr>
-          <w:rFonts w:cs="Calibri" w:ascii="Calibri" w:hAnsi="Calibri"/>
-          <w:color w:val="C9211E"/>
-        </w:rPr>
-        <w:t xml:space="preserve">- </w:t>
-      </w:r>
-      <w:r>
-        <w:rPr>
-          <w:rFonts w:cs="Calibri" w:ascii="Calibri" w:hAnsi="Calibri"/>
-          <w:color w:val="C9211E"/>
-        </w:rPr>
-        <w:t>Thank you for the suggestions. I have retained the figures, with slight modifications made based on  comments from the other reviewers.</w:t>
-      </w:r>
-    </w:p>
-    <w:p>
-      <w:pPr>
-        <w:pStyle w:val="Normal"/>
-        <w:rPr>
-          <w:rFonts w:ascii="Calibri" w:hAnsi="Calibri" w:cs="Calibri"/>
-        </w:rPr>
-      </w:pPr>
-      <w:r>
-        <w:rPr>
-          <w:rFonts w:cs="Calibri" w:ascii="Calibri" w:hAnsi="Calibri"/>
-        </w:rPr>
-      </w:r>
-    </w:p>
-    <w:p>
-      <w:pPr>
-        <w:pStyle w:val="Normal"/>
-        <w:rPr>
-          <w:rFonts w:ascii="Calibri" w:hAnsi="Calibri" w:cs="Calibri"/>
-        </w:rPr>
-      </w:pPr>
-      <w:r>
-        <w:rPr>
-          <w:rFonts w:cs="Calibri" w:ascii="Calibri" w:hAnsi="Calibri"/>
-        </w:rPr>
-        <w:t>Reviewer #3: This paper presents a thorough review of pattern recognition models used for plant growth prediction. The paper is well written and provides nice and informative figures. I enjoyed reading. Here are some suggestions for improving the manucript (for reference):</w:t>
-      </w:r>
-    </w:p>
-    <w:p>
-      <w:pPr>
-        <w:pStyle w:val="Normal"/>
-        <w:rPr>
-          <w:rFonts w:ascii="Calibri" w:hAnsi="Calibri" w:cs="Calibri"/>
-        </w:rPr>
-      </w:pPr>
-      <w:r>
-        <w:rPr>
-          <w:rFonts w:cs="Calibri" w:ascii="Calibri" w:hAnsi="Calibri"/>
-        </w:rPr>
-      </w:r>
-    </w:p>
-    <w:p>
-      <w:pPr>
-        <w:pStyle w:val="Normal"/>
-        <w:rPr>
-          <w:rFonts w:ascii="Calibri" w:hAnsi="Calibri" w:cs="Calibri"/>
-        </w:rPr>
-      </w:pPr>
-      <w:r>
-        <w:rPr>
-          <w:rFonts w:cs="Calibri" w:ascii="Calibri" w:hAnsi="Calibri"/>
-        </w:rPr>
-        <w:t>- In the title and many places in text, the paper highlights the term "representations". However, the review is mostly about models and approaches. Please clarify what "representations" mean or revise this term (recommended).</w:t>
-      </w:r>
-    </w:p>
-    <w:p>
-      <w:pPr>
-        <w:pStyle w:val="Normal"/>
-        <w:rPr>
-          <w:rFonts w:ascii="Calibri" w:hAnsi="Calibri" w:cs="Calibri"/>
-        </w:rPr>
-      </w:pPr>
-      <w:r>
-        <w:rPr>
-          <w:color w:val="C9211E"/>
-        </w:rPr>
-      </w:r>
-    </w:p>
-    <w:p>
-      <w:pPr>
-        <w:pStyle w:val="Normal"/>
-        <w:rPr>
-          <w:color w:val="C9211E"/>
-        </w:rPr>
-      </w:pPr>
-      <w:r>
-        <w:rPr>
-          <w:rFonts w:cs="Calibri" w:ascii="Calibri" w:hAnsi="Calibri"/>
-          <w:color w:val="C9211E"/>
-        </w:rPr>
-        <w:t xml:space="preserve">- </w:t>
-      </w:r>
-      <w:r>
-        <w:rPr>
-          <w:rFonts w:cs="Calibri" w:ascii="Calibri" w:hAnsi="Calibri"/>
-          <w:color w:val="C9211E"/>
-        </w:rPr>
-        <w:t>I have added a subsection (1.2) Defining simulated environment and plant growth, Where I clarify some meaning of terms throughout paper including representations.</w:t>
-      </w:r>
-    </w:p>
-    <w:p>
-      <w:pPr>
-        <w:pStyle w:val="Normal"/>
-        <w:rPr>
-          <w:rFonts w:ascii="Calibri" w:hAnsi="Calibri" w:cs="Calibri"/>
-        </w:rPr>
-      </w:pPr>
-      <w:r>
-        <w:rPr>
-          <w:color w:val="C9211E"/>
-        </w:rPr>
-      </w:r>
-    </w:p>
-    <w:p>
-      <w:pPr>
-        <w:pStyle w:val="Normal"/>
-        <w:rPr>
-          <w:rFonts w:ascii="Calibri" w:hAnsi="Calibri" w:cs="Calibri"/>
-        </w:rPr>
-      </w:pPr>
-      <w:r>
-        <w:rPr>
-          <w:rFonts w:cs="Calibri" w:ascii="Calibri" w:hAnsi="Calibri"/>
-        </w:rPr>
-        <w:t>- I would suggest to revise the title to "Spatialtemporal Modeling of Plant Growth Prediction in Simulated and Controlled Environments: A Comprehensive Review"</w:t>
-      </w:r>
-    </w:p>
-    <w:p>
-      <w:pPr>
-        <w:pStyle w:val="Normal"/>
-        <w:rPr>
-          <w:rFonts w:ascii="Calibri" w:hAnsi="Calibri" w:cs="Calibri"/>
-        </w:rPr>
-      </w:pPr>
-      <w:r>
-        <w:rPr>
-          <w:color w:val="C9211E"/>
-        </w:rPr>
-      </w:r>
-    </w:p>
-    <w:p>
-      <w:pPr>
-        <w:pStyle w:val="Normal"/>
-        <w:rPr>
-          <w:color w:val="C9211E"/>
-        </w:rPr>
-      </w:pPr>
-      <w:r>
-        <w:rPr>
-          <w:rFonts w:cs="Calibri" w:ascii="Calibri" w:hAnsi="Calibri"/>
-          <w:color w:val="C9211E"/>
-        </w:rPr>
-        <w:t>- Thank you for the Suggestions, I agree the title may be too confusing and may not fully represent them. However I do spend some time discussing various representations in 2D/3D and as functional models. I  will compromise and title my paper: Predictive Modeling, Pattern Recognition, and Spatiotemporal Representations of Plant Growth in Simulated and Controlled Environments: A Comprehensive Review</w:t>
-      </w:r>
-    </w:p>
-    <w:p>
-      <w:pPr>
-        <w:pStyle w:val="Normal"/>
-        <w:rPr/>
-      </w:pPr>
-      <w:r>
-        <w:rPr>
-          <w:rFonts w:cs="Calibri" w:ascii="Calibri" w:hAnsi="Calibri"/>
-          <w:color w:val="C9211E"/>
-        </w:rPr>
-        <w:t xml:space="preserve"> </w:t>
-      </w:r>
-    </w:p>
-    <w:p>
-      <w:pPr>
-        <w:pStyle w:val="Normal"/>
-        <w:rPr>
-          <w:rFonts w:ascii="Calibri" w:hAnsi="Calibri" w:cs="Calibri"/>
-        </w:rPr>
-      </w:pPr>
-      <w:r>
-        <w:rPr>
-          <w:rFonts w:cs="Calibri" w:ascii="Calibri" w:hAnsi="Calibri"/>
-        </w:rPr>
-        <w:t>- I suggest remove the datasets parts and Table 2. It distracts the flow of the reading. The paper is mainly about the modelling.</w:t>
-      </w:r>
-    </w:p>
-    <w:p>
-      <w:pPr>
-        <w:pStyle w:val="Normal"/>
-        <w:rPr>
-          <w:rFonts w:ascii="Calibri" w:hAnsi="Calibri" w:cs="Calibri"/>
-        </w:rPr>
-      </w:pPr>
-      <w:r>
-        <w:rPr/>
-      </w:r>
-    </w:p>
-    <w:p>
-      <w:pPr>
-        <w:pStyle w:val="Normal"/>
-        <w:rPr>
-          <w:color w:val="C9211E"/>
-        </w:rPr>
-      </w:pPr>
-      <w:r>
-        <w:rPr>
-          <w:rFonts w:cs="Calibri" w:ascii="Calibri" w:hAnsi="Calibri"/>
-          <w:color w:val="C9211E"/>
-        </w:rPr>
-        <w:t>-</w:t>
-      </w:r>
-      <w:r>
-        <w:rPr>
-          <w:rFonts w:cs="Calibri" w:ascii="Calibri" w:hAnsi="Calibri"/>
-          <w:color w:val="C9211E"/>
-        </w:rPr>
-        <w:t xml:space="preserve"> Comments from reviewer 2 have suggest I do not remove any figures, However I understand the concern and will leave this decision to remove the datasets table up to the editor!</w:t>
-      </w:r>
-    </w:p>
-    <w:p>
-      <w:pPr>
-        <w:pStyle w:val="Normal"/>
-        <w:rPr>
-          <w:rFonts w:ascii="Calibri" w:hAnsi="Calibri" w:cs="Calibri"/>
-        </w:rPr>
-      </w:pPr>
-      <w:r>
-        <w:rPr/>
-      </w:r>
-    </w:p>
-    <w:p>
-      <w:pPr>
-        <w:pStyle w:val="Normal"/>
-        <w:rPr>
-          <w:rFonts w:ascii="Calibri" w:hAnsi="Calibri" w:cs="Calibri"/>
-        </w:rPr>
-      </w:pPr>
-      <w:r>
-        <w:rPr/>
-      </w:r>
-    </w:p>
-    <w:p>
-      <w:pPr>
-        <w:pStyle w:val="Normal"/>
-        <w:rPr>
-          <w:rFonts w:ascii="Calibri" w:hAnsi="Calibri" w:cs="Calibri"/>
-        </w:rPr>
-      </w:pPr>
-      <w:r>
-        <w:rPr>
-          <w:rFonts w:cs="Calibri" w:ascii="Calibri" w:hAnsi="Calibri"/>
-        </w:rPr>
-        <w:t>- Section 2.2 is better placed ahead in Introduction.</w:t>
-      </w:r>
-    </w:p>
-    <w:p>
-      <w:pPr>
-        <w:pStyle w:val="Normal"/>
-        <w:rPr>
-          <w:rFonts w:ascii="Calibri" w:hAnsi="Calibri" w:cs="Calibri"/>
-        </w:rPr>
-      </w:pPr>
-      <w:r>
-        <w:rPr/>
-      </w:r>
-    </w:p>
-    <w:p>
-      <w:pPr>
-        <w:pStyle w:val="Normal"/>
-        <w:rPr>
-          <w:color w:val="C9211E"/>
-        </w:rPr>
-      </w:pPr>
-      <w:r>
-        <w:rPr>
-          <w:rFonts w:cs="Calibri" w:ascii="Calibri" w:hAnsi="Calibri"/>
-          <w:color w:val="C9211E"/>
-        </w:rPr>
-        <w:t>-Thank you for the suggestion. I have moved this section and it is now section 1.4.</w:t>
-      </w:r>
-    </w:p>
-    <w:p>
-      <w:pPr>
-        <w:pStyle w:val="Normal"/>
-        <w:rPr>
-          <w:rFonts w:ascii="Calibri" w:hAnsi="Calibri" w:cs="Calibri"/>
-        </w:rPr>
-      </w:pPr>
-      <w:r>
-        <w:rPr/>
-      </w:r>
-    </w:p>
-    <w:p>
-      <w:pPr>
-        <w:pStyle w:val="Normal"/>
-        <w:rPr>
-          <w:rFonts w:ascii="Calibri" w:hAnsi="Calibri" w:cs="Calibri"/>
-        </w:rPr>
-      </w:pPr>
-      <w:r>
-        <w:rPr>
-          <w:rFonts w:cs="Calibri" w:ascii="Calibri" w:hAnsi="Calibri"/>
-        </w:rPr>
-        <w:t>- In Figure 1, the use of lowercase and uppercase letters should be kept consistent.</w:t>
-      </w:r>
-    </w:p>
-    <w:p>
-      <w:pPr>
-        <w:pStyle w:val="Normal"/>
-        <w:rPr>
-          <w:rFonts w:ascii="Calibri" w:hAnsi="Calibri" w:cs="Calibri"/>
-        </w:rPr>
-      </w:pPr>
-      <w:r>
-        <w:rPr/>
-      </w:r>
-    </w:p>
-    <w:p>
-      <w:pPr>
-        <w:pStyle w:val="Normal"/>
-        <w:rPr>
-          <w:rFonts w:ascii="Calibri" w:hAnsi="Calibri" w:cs="Calibri"/>
-        </w:rPr>
-      </w:pPr>
-      <w:r>
-        <w:rPr>
-          <w:rFonts w:cs="Calibri" w:ascii="Calibri" w:hAnsi="Calibri"/>
-        </w:rPr>
-        <w:t xml:space="preserve">- </w:t>
-      </w:r>
-      <w:r>
-        <w:rPr>
-          <w:rFonts w:cs="Calibri" w:ascii="Calibri" w:hAnsi="Calibri"/>
-          <w:color w:val="C9211E"/>
-        </w:rPr>
-        <w:t xml:space="preserve">Thank you for the suggestion. I have fixed capitalization of the figure to make it consistent. I only left minor words and hyphenated words lowercase. </w:t>
-      </w:r>
-    </w:p>
-    <w:p>
-      <w:pPr>
-        <w:pStyle w:val="Normal"/>
-        <w:rPr>
-          <w:rFonts w:ascii="Calibri" w:hAnsi="Calibri" w:cs="Calibri"/>
-        </w:rPr>
-      </w:pPr>
-      <w:r>
-        <w:rPr/>
-      </w:r>
-    </w:p>
-    <w:p>
-      <w:pPr>
-        <w:pStyle w:val="Normal"/>
-        <w:rPr>
-          <w:rFonts w:ascii="Calibri" w:hAnsi="Calibri" w:cs="Calibri"/>
-        </w:rPr>
-      </w:pPr>
-      <w:r>
-        <w:rPr>
-          <w:rFonts w:cs="Calibri" w:ascii="Calibri" w:hAnsi="Calibri"/>
-        </w:rPr>
-        <w:t>- In Figure 2, it would be good to list the publication year and venue of the models and datasets. The datasets and approaches are better shown in different plots.</w:t>
-      </w:r>
-    </w:p>
-    <w:p>
-      <w:pPr>
-        <w:pStyle w:val="Normal"/>
-        <w:rPr>
-          <w:rFonts w:ascii="Calibri" w:hAnsi="Calibri" w:cs="Calibri"/>
-        </w:rPr>
-      </w:pPr>
-      <w:r>
-        <w:rPr/>
-      </w:r>
-    </w:p>
-    <w:p>
-      <w:pPr>
-        <w:pStyle w:val="Normal"/>
-        <w:rPr>
-          <w:rFonts w:ascii="Calibri" w:hAnsi="Calibri" w:cs="Calibri"/>
-        </w:rPr>
-      </w:pPr>
-      <w:r>
-        <w:rPr>
-          <w:rFonts w:cs="Calibri" w:ascii="Calibri" w:hAnsi="Calibri"/>
-          <w:color w:val="C9211E"/>
-        </w:rPr>
-        <w:t xml:space="preserve">- Thank you for the suggestion, I have separated the </w:t>
-      </w:r>
-      <w:r>
-        <w:rPr>
-          <w:rFonts w:cs="Calibri" w:ascii="Calibri" w:hAnsi="Calibri"/>
-          <w:color w:val="C9211E"/>
-        </w:rPr>
-        <w:t>methodologies</w:t>
-      </w:r>
-      <w:r>
-        <w:rPr>
-          <w:rFonts w:cs="Calibri" w:ascii="Calibri" w:hAnsi="Calibri"/>
-          <w:color w:val="C9211E"/>
-        </w:rPr>
-        <w:t xml:space="preserve"> and datasets into two different plot.</w:t>
-      </w:r>
-    </w:p>
-    <w:p>
-      <w:pPr>
-        <w:pStyle w:val="Normal"/>
-        <w:rPr>
-          <w:rFonts w:ascii="Calibri" w:hAnsi="Calibri" w:cs="Calibri"/>
-        </w:rPr>
-      </w:pPr>
-      <w:r>
-        <w:rPr/>
-      </w:r>
-    </w:p>
-    <w:p>
-      <w:pPr>
-        <w:pStyle w:val="Normal"/>
-        <w:rPr>
-          <w:rFonts w:ascii="Calibri" w:hAnsi="Calibri" w:cs="Calibri"/>
-        </w:rPr>
-      </w:pPr>
-      <w:r>
-        <w:rPr>
-          <w:rFonts w:cs="Calibri" w:ascii="Calibri" w:hAnsi="Calibri"/>
-        </w:rPr>
-        <w:t>- The categorization of regression models (3.1) between latent representation models (3.2) is not entirely convincing, because a latent representation model can also be regression-based. Please clarify.</w:t>
-      </w:r>
-    </w:p>
-    <w:p>
-      <w:pPr>
-        <w:pStyle w:val="Normal"/>
-        <w:rPr>
-          <w:rFonts w:ascii="Calibri" w:hAnsi="Calibri" w:cs="Calibri"/>
-        </w:rPr>
-      </w:pPr>
-      <w:r>
-        <w:rPr/>
-      </w:r>
-    </w:p>
-    <w:p>
-      <w:pPr>
-        <w:pStyle w:val="Normal"/>
-        <w:rPr>
-          <w:color w:val="C9211E"/>
-        </w:rPr>
-      </w:pPr>
-      <w:r>
-        <w:rPr>
-          <w:rFonts w:cs="Calibri" w:ascii="Calibri" w:hAnsi="Calibri"/>
-          <w:color w:val="C9211E"/>
-        </w:rPr>
-        <w:t xml:space="preserve">- I understand your point. In this case, I believe a better term would be indirect latent representation, or hidden state representation, since scalar quantitative traits have a functional meaning while the </w:t>
-      </w:r>
-      <w:r>
-        <w:rPr>
-          <w:rFonts w:cs="Calibri" w:ascii="Calibri" w:hAnsi="Calibri"/>
-          <w:color w:val="C9211E"/>
-        </w:rPr>
-        <w:t xml:space="preserve">former is some abstracted representation with no direct functional meaning. The latent representations are a lower dimension form of quantitative traits through time, so the dimensionality reduction considers  a compounding of QT with time dimension. </w:t>
-      </w:r>
-    </w:p>
-    <w:p>
-      <w:pPr>
-        <w:pStyle w:val="Normal"/>
-        <w:rPr>
-          <w:rFonts w:ascii="Calibri" w:hAnsi="Calibri" w:cs="Calibri"/>
-        </w:rPr>
-      </w:pPr>
-      <w:r>
-        <w:rPr>
-          <w:color w:val="C9211E"/>
-        </w:rPr>
-      </w:r>
-    </w:p>
-    <w:p>
-      <w:pPr>
-        <w:pStyle w:val="Normal"/>
-        <w:rPr/>
-      </w:pPr>
-      <w:r>
-        <w:rPr>
-          <w:rFonts w:cs="Calibri" w:ascii="Calibri" w:hAnsi="Calibri"/>
-          <w:color w:val="C9211E"/>
-        </w:rPr>
-        <w:t xml:space="preserve">-  I have  </w:t>
-      </w:r>
-      <w:r>
-        <w:rPr>
-          <w:rFonts w:cs="Calibri" w:ascii="Calibri" w:hAnsi="Calibri"/>
-          <w:color w:val="C9211E"/>
-        </w:rPr>
-        <w:t>added a footnote</w:t>
-      </w:r>
-      <w:r>
-        <w:rPr>
-          <w:rFonts w:cs="Calibri" w:ascii="Calibri" w:hAnsi="Calibri"/>
-          <w:color w:val="C9211E"/>
-        </w:rPr>
-        <w:t xml:space="preserve"> </w:t>
-      </w:r>
-      <w:r>
-        <w:rPr>
-          <w:rFonts w:cs="Calibri" w:ascii="Calibri" w:hAnsi="Calibri"/>
-          <w:color w:val="C9211E"/>
-        </w:rPr>
-        <w:t>c</w:t>
-      </w:r>
-      <w:r>
-        <w:rPr>
-          <w:rFonts w:cs="Calibri" w:ascii="Calibri" w:hAnsi="Calibri"/>
-          <w:color w:val="C9211E"/>
-        </w:rPr>
-        <w:t>lari</w:t>
-      </w:r>
-      <w:r>
-        <w:rPr>
-          <w:rFonts w:cs="Calibri" w:ascii="Calibri" w:hAnsi="Calibri"/>
-          <w:color w:val="C9211E"/>
-        </w:rPr>
-        <w:t>fying</w:t>
-      </w:r>
-      <w:r>
-        <w:rPr>
-          <w:rFonts w:cs="Calibri" w:ascii="Calibri" w:hAnsi="Calibri"/>
-          <w:color w:val="C9211E"/>
-        </w:rPr>
-        <w:t xml:space="preserve"> the meaning of latent representation </w:t>
-      </w:r>
-      <w:r>
-        <w:rPr>
-          <w:rFonts w:cs="Calibri" w:ascii="Calibri" w:hAnsi="Calibri"/>
-          <w:color w:val="C9211E"/>
-        </w:rPr>
-        <w:t>in this context</w:t>
-      </w:r>
-      <w:r>
-        <w:rPr>
-          <w:rFonts w:cs="Calibri" w:ascii="Calibri" w:hAnsi="Calibri"/>
-          <w:color w:val="C9211E"/>
-        </w:rPr>
-        <w:t>,  in the introduction of section 3.2</w:t>
-      </w:r>
-    </w:p>
-    <w:p>
-      <w:pPr>
-        <w:pStyle w:val="Normal"/>
-        <w:rPr>
-          <w:rFonts w:ascii="Calibri" w:hAnsi="Calibri" w:cs="Calibri"/>
-          <w:color w:val="C9211E"/>
-        </w:rPr>
-      </w:pPr>
-      <w:r>
-        <w:rPr/>
-      </w:r>
-    </w:p>
-    <w:p>
-      <w:pPr>
-        <w:pStyle w:val="Normal"/>
-        <w:rPr>
-          <w:rFonts w:ascii="Calibri" w:hAnsi="Calibri" w:cs="Calibri"/>
-        </w:rPr>
-      </w:pPr>
-      <w:r>
-        <w:rPr>
-          <w:rFonts w:cs="Calibri" w:ascii="Calibri" w:hAnsi="Calibri"/>
-        </w:rPr>
-        <w:t>- Can a potential formulation for plant growth prediction be provided in Transformer and attention-based modeling.</w:t>
-      </w:r>
-    </w:p>
-    <w:p>
-      <w:pPr>
-        <w:pStyle w:val="Normal"/>
-        <w:rPr>
-          <w:rFonts w:ascii="Calibri" w:hAnsi="Calibri" w:cs="Calibri"/>
-        </w:rPr>
-      </w:pPr>
-      <w:r>
-        <w:rPr/>
-      </w:r>
-    </w:p>
-    <w:p>
-      <w:pPr>
-        <w:pStyle w:val="Normal"/>
-        <w:rPr>
-          <w:rFonts w:ascii="Calibri" w:hAnsi="Calibri" w:cs="Calibri"/>
-        </w:rPr>
-      </w:pPr>
-      <w:r>
-        <w:rPr/>
-      </w:r>
-    </w:p>
-    <w:p>
-      <w:pPr>
-        <w:pStyle w:val="Normal"/>
-        <w:rPr>
-          <w:rFonts w:ascii="Calibri" w:hAnsi="Calibri" w:cs="Calibri"/>
-        </w:rPr>
-      </w:pPr>
-      <w:r>
-        <w:rPr/>
-      </w:r>
-    </w:p>
-    <w:p>
-      <w:pPr>
-        <w:pStyle w:val="Normal"/>
-        <w:rPr>
-          <w:rFonts w:ascii="Calibri" w:hAnsi="Calibri" w:cs="Calibri"/>
-        </w:rPr>
-      </w:pPr>
-      <w:r>
-        <w:rPr/>
-      </w:r>
-    </w:p>
-    <w:p>
-      <w:pPr>
-        <w:pStyle w:val="Normal"/>
-        <w:rPr>
-          <w:rFonts w:ascii="Calibri" w:hAnsi="Calibri" w:cs="Calibri"/>
-        </w:rPr>
-      </w:pPr>
-      <w:r>
-        <w:rPr/>
+        <w:t xml:space="preserve">Since I could not find high quality works that utilize transformers and attention networks within the context of spatiotemporal analysis of plant growth, I have opted not to get into depth in this topic but to mention is as a potential next step within this domain! </w:t>
       </w:r>
     </w:p>
     <w:p>

--- a/CoverLetter_Rebuttal.docx
+++ b/CoverLetter_Rebuttal.docx
@@ -213,21 +213,6 @@
         </w:rPr>
       </w:pPr>
       <w:r>
-        <w:rPr>
-          <w:rFonts w:cs="Calibri" w:ascii="Calibri" w:hAnsi="Calibri"/>
-          <w:color w:val="FF0000"/>
-        </w:rPr>
-        <w:t>- Included a table (Table 1) with proper references to parameters controlled by Controlled Environments</w:t>
-      </w:r>
-    </w:p>
-    <w:p>
-      <w:pPr>
-        <w:pStyle w:val="Normal"/>
-        <w:rPr>
-          <w:color w:val="FF0000"/>
-        </w:rPr>
-      </w:pPr>
-      <w:r>
         <w:rPr/>
       </w:r>
     </w:p>
@@ -1081,21 +1066,7 @@
           <w:rFonts w:ascii="Calibri" w:hAnsi="Calibri"/>
           <w:color w:val="C9211E"/>
         </w:rPr>
-        <w:t xml:space="preserve"> Moreover.</w:t>
-      </w:r>
-      <w:r>
-        <w:rPr>
-          <w:rFonts w:ascii="Calibri" w:hAnsi="Calibri"/>
-          <w:color w:val="C9211E"/>
-        </w:rPr>
-        <w:t xml:space="preserve"> </w:t>
-      </w:r>
-      <w:r>
-        <w:rPr>
-          <w:rFonts w:ascii="Calibri" w:hAnsi="Calibri"/>
-          <w:color w:val="C9211E"/>
-        </w:rPr>
-        <w:t>I have made some clarifications within the scope of this review.(section 1.4)</w:t>
+        <w:t xml:space="preserve"> I have made some clarifications within the scope of this review.(section 1.4)</w:t>
       </w:r>
     </w:p>
     <w:p>
@@ -1379,6 +1350,136 @@
         <w:rPr>
           <w:rFonts w:cs="Calibri" w:ascii="Calibri" w:hAnsi="Calibri"/>
         </w:rPr>
+      </w:r>
+    </w:p>
+    <w:p>
+      <w:pPr>
+        <w:pStyle w:val="Normal"/>
+        <w:rPr>
+          <w:rFonts w:ascii="Calibri" w:hAnsi="Calibri" w:cs="Calibri"/>
+        </w:rPr>
+      </w:pPr>
+      <w:r>
+        <w:rPr>
+          <w:rFonts w:cs="Calibri" w:ascii="Calibri" w:hAnsi="Calibri"/>
+        </w:rPr>
+      </w:r>
+    </w:p>
+    <w:p>
+      <w:pPr>
+        <w:pStyle w:val="Normal"/>
+        <w:rPr>
+          <w:rFonts w:ascii="Calibri" w:hAnsi="Calibri" w:cs="Calibri"/>
+        </w:rPr>
+      </w:pPr>
+      <w:r>
+        <w:rPr>
+          <w:rFonts w:cs="Calibri" w:ascii="Calibri" w:hAnsi="Calibri"/>
+        </w:rPr>
+      </w:r>
+    </w:p>
+    <w:p>
+      <w:pPr>
+        <w:pStyle w:val="Normal"/>
+        <w:rPr>
+          <w:rFonts w:ascii="Calibri" w:hAnsi="Calibri" w:cs="Calibri"/>
+        </w:rPr>
+      </w:pPr>
+      <w:r>
+        <w:rPr>
+          <w:rFonts w:cs="Calibri" w:ascii="Calibri" w:hAnsi="Calibri"/>
+        </w:rPr>
+      </w:r>
+    </w:p>
+    <w:p>
+      <w:pPr>
+        <w:pStyle w:val="Normal"/>
+        <w:rPr>
+          <w:rFonts w:ascii="Calibri" w:hAnsi="Calibri" w:cs="Calibri"/>
+        </w:rPr>
+      </w:pPr>
+      <w:r>
+        <w:rPr>
+          <w:rFonts w:cs="Calibri" w:ascii="Calibri" w:hAnsi="Calibri"/>
+        </w:rPr>
+      </w:r>
+    </w:p>
+    <w:p>
+      <w:pPr>
+        <w:pStyle w:val="Normal"/>
+        <w:rPr>
+          <w:rFonts w:ascii="Calibri" w:hAnsi="Calibri" w:cs="Calibri"/>
+        </w:rPr>
+      </w:pPr>
+      <w:r>
+        <w:rPr>
+          <w:rFonts w:cs="Calibri" w:ascii="Calibri" w:hAnsi="Calibri"/>
+        </w:rPr>
+      </w:r>
+    </w:p>
+    <w:p>
+      <w:pPr>
+        <w:pStyle w:val="Normal"/>
+        <w:rPr>
+          <w:rFonts w:ascii="Calibri" w:hAnsi="Calibri" w:cs="Calibri"/>
+        </w:rPr>
+      </w:pPr>
+      <w:r>
+        <w:rPr>
+          <w:rFonts w:cs="Calibri" w:ascii="Calibri" w:hAnsi="Calibri"/>
+        </w:rPr>
+      </w:r>
+    </w:p>
+    <w:p>
+      <w:pPr>
+        <w:pStyle w:val="Normal"/>
+        <w:rPr>
+          <w:rFonts w:ascii="Calibri" w:hAnsi="Calibri" w:cs="Calibri"/>
+        </w:rPr>
+      </w:pPr>
+      <w:r>
+        <w:rPr>
+          <w:rFonts w:cs="Calibri" w:ascii="Calibri" w:hAnsi="Calibri"/>
+        </w:rPr>
+      </w:r>
+    </w:p>
+    <w:p>
+      <w:pPr>
+        <w:pStyle w:val="Normal"/>
+        <w:rPr>
+          <w:rFonts w:ascii="Calibri" w:hAnsi="Calibri" w:cs="Calibri"/>
+        </w:rPr>
+      </w:pPr>
+      <w:r>
+        <w:rPr>
+          <w:rFonts w:cs="Calibri" w:ascii="Calibri" w:hAnsi="Calibri"/>
+        </w:rPr>
+      </w:r>
+    </w:p>
+    <w:p>
+      <w:pPr>
+        <w:pStyle w:val="Normal"/>
+        <w:rPr>
+          <w:rFonts w:ascii="Calibri" w:hAnsi="Calibri" w:cs="Calibri"/>
+        </w:rPr>
+      </w:pPr>
+      <w:r>
+        <w:rPr>
+          <w:rFonts w:cs="Calibri" w:ascii="Calibri" w:hAnsi="Calibri"/>
+        </w:rPr>
+      </w:r>
+    </w:p>
+    <w:p>
+      <w:pPr>
+        <w:pStyle w:val="Normal"/>
+        <w:rPr>
+          <w:rFonts w:ascii="Calibri" w:hAnsi="Calibri" w:cs="Calibri"/>
+        </w:rPr>
+      </w:pPr>
+      <w:r>
+        <w:rPr>
+          <w:rFonts w:cs="Calibri" w:ascii="Calibri" w:hAnsi="Calibri"/>
+        </w:rPr>
         <w:t>Reviewer #2: Thank you for a thoroughly researched and well‐written review! I've enjoyed reading your insightful coverage of predictive modeling in plant phenomics. To make the manuscript even more reader friendly, I have the following suggestions:</w:t>
       </w:r>
     </w:p>
@@ -1653,7 +1754,6 @@
         <w:pStyle w:val="Normal"/>
         <w:rPr>
           <w:rFonts w:ascii="Calibri" w:hAnsi="Calibri" w:cs="Calibri"/>
-          <w:color w:val="C9211E"/>
         </w:rPr>
       </w:pPr>
       <w:r>
@@ -1695,19 +1795,6 @@
         <w:rPr>
           <w:rFonts w:cs="Calibri" w:ascii="Calibri" w:hAnsi="Calibri"/>
         </w:rPr>
-      </w:r>
-    </w:p>
-    <w:p>
-      <w:pPr>
-        <w:pStyle w:val="Normal"/>
-        <w:rPr>
-          <w:rFonts w:ascii="Calibri" w:hAnsi="Calibri" w:cs="Calibri"/>
-        </w:rPr>
-      </w:pPr>
-      <w:r>
-        <w:rPr>
-          <w:rFonts w:cs="Calibri" w:ascii="Calibri" w:hAnsi="Calibri"/>
-        </w:rPr>
         <w:t>5.     When introducing "digital twin," you could define it in one sentence (for example, "a virtual replica of a plant system updated in real time with sensor data") and give a short example—such as its use in greenhouse climate control—to illustrate its practical value.</w:t>
       </w:r>
     </w:p>
@@ -1916,6 +2003,17 @@
       <w:pPr>
         <w:pStyle w:val="Normal"/>
         <w:rPr>
+          <w:rFonts w:ascii="Calibri" w:hAnsi="Calibri" w:cs="Calibri"/>
+        </w:rPr>
+      </w:pPr>
+      <w:r>
+        <w:rPr/>
+      </w:r>
+    </w:p>
+    <w:p>
+      <w:pPr>
+        <w:pStyle w:val="Normal"/>
+        <w:rPr>
           <w:color w:val="C9211E"/>
         </w:rPr>
       </w:pPr>
@@ -2016,6 +2114,292 @@
         <w:rPr>
           <w:rFonts w:cs="Calibri" w:ascii="Calibri" w:hAnsi="Calibri"/>
         </w:rPr>
+      </w:r>
+    </w:p>
+    <w:p>
+      <w:pPr>
+        <w:pStyle w:val="Normal"/>
+        <w:rPr>
+          <w:rFonts w:ascii="Calibri" w:hAnsi="Calibri" w:cs="Calibri"/>
+        </w:rPr>
+      </w:pPr>
+      <w:r>
+        <w:rPr>
+          <w:rFonts w:cs="Calibri" w:ascii="Calibri" w:hAnsi="Calibri"/>
+        </w:rPr>
+      </w:r>
+    </w:p>
+    <w:p>
+      <w:pPr>
+        <w:pStyle w:val="Normal"/>
+        <w:rPr>
+          <w:rFonts w:ascii="Calibri" w:hAnsi="Calibri" w:cs="Calibri"/>
+        </w:rPr>
+      </w:pPr>
+      <w:r>
+        <w:rPr>
+          <w:rFonts w:cs="Calibri" w:ascii="Calibri" w:hAnsi="Calibri"/>
+        </w:rPr>
+      </w:r>
+    </w:p>
+    <w:p>
+      <w:pPr>
+        <w:pStyle w:val="Normal"/>
+        <w:rPr>
+          <w:rFonts w:ascii="Calibri" w:hAnsi="Calibri" w:cs="Calibri"/>
+        </w:rPr>
+      </w:pPr>
+      <w:r>
+        <w:rPr>
+          <w:rFonts w:cs="Calibri" w:ascii="Calibri" w:hAnsi="Calibri"/>
+        </w:rPr>
+      </w:r>
+    </w:p>
+    <w:p>
+      <w:pPr>
+        <w:pStyle w:val="Normal"/>
+        <w:rPr>
+          <w:rFonts w:ascii="Calibri" w:hAnsi="Calibri" w:cs="Calibri"/>
+        </w:rPr>
+      </w:pPr>
+      <w:r>
+        <w:rPr>
+          <w:rFonts w:cs="Calibri" w:ascii="Calibri" w:hAnsi="Calibri"/>
+        </w:rPr>
+      </w:r>
+    </w:p>
+    <w:p>
+      <w:pPr>
+        <w:pStyle w:val="Normal"/>
+        <w:rPr>
+          <w:rFonts w:ascii="Calibri" w:hAnsi="Calibri" w:cs="Calibri"/>
+        </w:rPr>
+      </w:pPr>
+      <w:r>
+        <w:rPr>
+          <w:rFonts w:cs="Calibri" w:ascii="Calibri" w:hAnsi="Calibri"/>
+        </w:rPr>
+      </w:r>
+    </w:p>
+    <w:p>
+      <w:pPr>
+        <w:pStyle w:val="Normal"/>
+        <w:rPr>
+          <w:rFonts w:ascii="Calibri" w:hAnsi="Calibri" w:cs="Calibri"/>
+        </w:rPr>
+      </w:pPr>
+      <w:r>
+        <w:rPr>
+          <w:rFonts w:cs="Calibri" w:ascii="Calibri" w:hAnsi="Calibri"/>
+        </w:rPr>
+      </w:r>
+    </w:p>
+    <w:p>
+      <w:pPr>
+        <w:pStyle w:val="Normal"/>
+        <w:rPr>
+          <w:rFonts w:ascii="Calibri" w:hAnsi="Calibri" w:cs="Calibri"/>
+        </w:rPr>
+      </w:pPr>
+      <w:r>
+        <w:rPr>
+          <w:rFonts w:cs="Calibri" w:ascii="Calibri" w:hAnsi="Calibri"/>
+        </w:rPr>
+      </w:r>
+    </w:p>
+    <w:p>
+      <w:pPr>
+        <w:pStyle w:val="Normal"/>
+        <w:rPr>
+          <w:rFonts w:ascii="Calibri" w:hAnsi="Calibri" w:cs="Calibri"/>
+        </w:rPr>
+      </w:pPr>
+      <w:r>
+        <w:rPr>
+          <w:rFonts w:cs="Calibri" w:ascii="Calibri" w:hAnsi="Calibri"/>
+        </w:rPr>
+      </w:r>
+    </w:p>
+    <w:p>
+      <w:pPr>
+        <w:pStyle w:val="Normal"/>
+        <w:rPr>
+          <w:rFonts w:ascii="Calibri" w:hAnsi="Calibri" w:cs="Calibri"/>
+        </w:rPr>
+      </w:pPr>
+      <w:r>
+        <w:rPr>
+          <w:rFonts w:cs="Calibri" w:ascii="Calibri" w:hAnsi="Calibri"/>
+        </w:rPr>
+      </w:r>
+    </w:p>
+    <w:p>
+      <w:pPr>
+        <w:pStyle w:val="Normal"/>
+        <w:rPr>
+          <w:rFonts w:ascii="Calibri" w:hAnsi="Calibri" w:cs="Calibri"/>
+        </w:rPr>
+      </w:pPr>
+      <w:r>
+        <w:rPr>
+          <w:rFonts w:cs="Calibri" w:ascii="Calibri" w:hAnsi="Calibri"/>
+        </w:rPr>
+      </w:r>
+    </w:p>
+    <w:p>
+      <w:pPr>
+        <w:pStyle w:val="Normal"/>
+        <w:rPr>
+          <w:rFonts w:ascii="Calibri" w:hAnsi="Calibri" w:cs="Calibri"/>
+        </w:rPr>
+      </w:pPr>
+      <w:r>
+        <w:rPr>
+          <w:rFonts w:cs="Calibri" w:ascii="Calibri" w:hAnsi="Calibri"/>
+        </w:rPr>
+      </w:r>
+    </w:p>
+    <w:p>
+      <w:pPr>
+        <w:pStyle w:val="Normal"/>
+        <w:rPr>
+          <w:rFonts w:ascii="Calibri" w:hAnsi="Calibri" w:cs="Calibri"/>
+        </w:rPr>
+      </w:pPr>
+      <w:r>
+        <w:rPr>
+          <w:rFonts w:cs="Calibri" w:ascii="Calibri" w:hAnsi="Calibri"/>
+        </w:rPr>
+      </w:r>
+    </w:p>
+    <w:p>
+      <w:pPr>
+        <w:pStyle w:val="Normal"/>
+        <w:rPr>
+          <w:rFonts w:ascii="Calibri" w:hAnsi="Calibri" w:cs="Calibri"/>
+        </w:rPr>
+      </w:pPr>
+      <w:r>
+        <w:rPr>
+          <w:rFonts w:cs="Calibri" w:ascii="Calibri" w:hAnsi="Calibri"/>
+        </w:rPr>
+      </w:r>
+    </w:p>
+    <w:p>
+      <w:pPr>
+        <w:pStyle w:val="Normal"/>
+        <w:rPr>
+          <w:rFonts w:ascii="Calibri" w:hAnsi="Calibri" w:cs="Calibri"/>
+        </w:rPr>
+      </w:pPr>
+      <w:r>
+        <w:rPr>
+          <w:rFonts w:cs="Calibri" w:ascii="Calibri" w:hAnsi="Calibri"/>
+        </w:rPr>
+      </w:r>
+    </w:p>
+    <w:p>
+      <w:pPr>
+        <w:pStyle w:val="Normal"/>
+        <w:rPr>
+          <w:rFonts w:ascii="Calibri" w:hAnsi="Calibri" w:cs="Calibri"/>
+        </w:rPr>
+      </w:pPr>
+      <w:r>
+        <w:rPr>
+          <w:rFonts w:cs="Calibri" w:ascii="Calibri" w:hAnsi="Calibri"/>
+        </w:rPr>
+      </w:r>
+    </w:p>
+    <w:p>
+      <w:pPr>
+        <w:pStyle w:val="Normal"/>
+        <w:rPr>
+          <w:rFonts w:ascii="Calibri" w:hAnsi="Calibri" w:cs="Calibri"/>
+        </w:rPr>
+      </w:pPr>
+      <w:r>
+        <w:rPr>
+          <w:rFonts w:cs="Calibri" w:ascii="Calibri" w:hAnsi="Calibri"/>
+        </w:rPr>
+      </w:r>
+    </w:p>
+    <w:p>
+      <w:pPr>
+        <w:pStyle w:val="Normal"/>
+        <w:rPr>
+          <w:rFonts w:ascii="Calibri" w:hAnsi="Calibri" w:cs="Calibri"/>
+        </w:rPr>
+      </w:pPr>
+      <w:r>
+        <w:rPr>
+          <w:rFonts w:cs="Calibri" w:ascii="Calibri" w:hAnsi="Calibri"/>
+        </w:rPr>
+      </w:r>
+    </w:p>
+    <w:p>
+      <w:pPr>
+        <w:pStyle w:val="Normal"/>
+        <w:rPr>
+          <w:rFonts w:ascii="Calibri" w:hAnsi="Calibri" w:cs="Calibri"/>
+        </w:rPr>
+      </w:pPr>
+      <w:r>
+        <w:rPr>
+          <w:rFonts w:cs="Calibri" w:ascii="Calibri" w:hAnsi="Calibri"/>
+        </w:rPr>
+      </w:r>
+    </w:p>
+    <w:p>
+      <w:pPr>
+        <w:pStyle w:val="Normal"/>
+        <w:rPr>
+          <w:rFonts w:ascii="Calibri" w:hAnsi="Calibri" w:cs="Calibri"/>
+        </w:rPr>
+      </w:pPr>
+      <w:r>
+        <w:rPr>
+          <w:rFonts w:cs="Calibri" w:ascii="Calibri" w:hAnsi="Calibri"/>
+        </w:rPr>
+      </w:r>
+    </w:p>
+    <w:p>
+      <w:pPr>
+        <w:pStyle w:val="Normal"/>
+        <w:rPr>
+          <w:rFonts w:ascii="Calibri" w:hAnsi="Calibri" w:cs="Calibri"/>
+        </w:rPr>
+      </w:pPr>
+      <w:r>
+        <w:rPr>
+          <w:rFonts w:cs="Calibri" w:ascii="Calibri" w:hAnsi="Calibri"/>
+        </w:rPr>
+      </w:r>
+    </w:p>
+    <w:p>
+      <w:pPr>
+        <w:pStyle w:val="Normal"/>
+        <w:rPr>
+          <w:rFonts w:ascii="Calibri" w:hAnsi="Calibri" w:cs="Calibri"/>
+        </w:rPr>
+      </w:pPr>
+      <w:r>
+        <w:rPr>
+          <w:rFonts w:cs="Calibri" w:ascii="Calibri" w:hAnsi="Calibri"/>
+        </w:rPr>
+      </w:r>
+    </w:p>
+    <w:p>
+      <w:pPr>
+        <w:pStyle w:val="Normal"/>
+        <w:rPr>
+          <w:rFonts w:ascii="Calibri" w:hAnsi="Calibri" w:cs="Calibri"/>
+        </w:rPr>
+      </w:pPr>
+      <w:r>
+        <w:rPr>
+          <w:rFonts w:cs="Calibri" w:ascii="Calibri" w:hAnsi="Calibri"/>
+        </w:rPr>
         <w:t>Reviewer #3: This paper presents a thorough review of pattern recognition models used for plant growth prediction. The paper is well written and provides nice and informative figures. I enjoyed reading. Here are some suggestions for improving the manucript (for reference):</w:t>
       </w:r>
     </w:p>
@@ -2160,7 +2544,7 @@
         <w:rPr>
           <w:rFonts w:cs="Calibri" w:ascii="Calibri" w:hAnsi="Calibri"/>
         </w:rPr>
-        <w:t>- I suggest remove the datasets parts and Table 2. It distracts the flow of the reading. The paper is mainly about the modelling.</w:t>
+        <w:t>- I suggest remove the datasets parts and Table 2. It distracts the flow of the reading. The paper is mainly about the modeling.</w:t>
       </w:r>
     </w:p>
     <w:p>
@@ -2565,7 +2949,7 @@
           <w:rFonts w:cs="Calibri" w:ascii="Calibri" w:hAnsi="Calibri"/>
           <w:color w:val="C9211E"/>
         </w:rPr>
-        <w:t xml:space="preserve">Since I could not find high quality works that utilize transformers and attention networks within the context of spatiotemporal analysis of plant growth, I have opted not to get into depth in this topic but to mention is as a potential next step within this domain! </w:t>
+        <w:t>Since I could not find high quality works that utilize transformers and attention networks within the context of spatiotemporal analysis of plant growth, I have opted not to get into depth in this topic but to mention is as a potential next step within this domain.</w:t>
       </w:r>
     </w:p>
     <w:p>

--- a/CoverLetter_Rebuttal.docx
+++ b/CoverLetter_Rebuttal.docx
@@ -632,13 +632,78 @@
       <w:pPr>
         <w:pStyle w:val="Normal"/>
         <w:rPr>
-          <w:color w:val="C9211E"/>
-        </w:rPr>
-      </w:pPr>
-      <w:r>
-        <w:rPr>
-          <w:color w:val="C9211E"/>
-        </w:rPr>
+          <w:rFonts w:ascii="Calibri" w:hAnsi="Calibri"/>
+        </w:rPr>
+      </w:pPr>
+      <w:r>
+        <w:rPr>
+          <w:rFonts w:ascii="Calibri" w:hAnsi="Calibri"/>
+          <w:color w:val="C9211E"/>
+        </w:rPr>
+        <w:t xml:space="preserve">- </w:t>
+      </w:r>
+      <w:r>
+        <w:rPr>
+          <w:rFonts w:ascii="Calibri" w:hAnsi="Calibri"/>
+          <w:color w:val="C9211E"/>
+        </w:rPr>
+        <w:t xml:space="preserve">To clarify even further, </w:t>
+      </w:r>
+      <w:r>
+        <w:rPr>
+          <w:rFonts w:cs="Calibri" w:ascii="Calibri" w:hAnsi="Calibri"/>
+          <w:color w:val="C9211E"/>
+        </w:rPr>
+        <w:t xml:space="preserve">I have added sections 3.3 (Comparisons of temporal Models) </w:t>
+      </w:r>
+      <w:r>
+        <w:rPr>
+          <w:rFonts w:cs="Calibri" w:ascii="Calibri" w:hAnsi="Calibri"/>
+          <w:color w:val="C9211E"/>
+        </w:rPr>
+        <w:t>and 4.3 (Comparisons of Structured Output Representations Through Time)</w:t>
+      </w:r>
+      <w:r>
+        <w:rPr>
+          <w:rFonts w:cs="Calibri" w:ascii="Calibri" w:hAnsi="Calibri"/>
+          <w:color w:val="C9211E"/>
+        </w:rPr>
+        <w:t xml:space="preserve"> </w:t>
+      </w:r>
+      <w:r>
+        <w:rPr>
+          <w:rFonts w:cs="Calibri" w:ascii="Calibri" w:hAnsi="Calibri"/>
+          <w:color w:val="C9211E"/>
+        </w:rPr>
+        <w:t>as well as</w:t>
+      </w:r>
+      <w:r>
+        <w:rPr>
+          <w:rFonts w:cs="Calibri" w:ascii="Calibri" w:hAnsi="Calibri"/>
+          <w:color w:val="C9211E"/>
+        </w:rPr>
+        <w:t xml:space="preserve"> Table 3 </w:t>
+      </w:r>
+      <w:r>
+        <w:rPr>
+          <w:rFonts w:cs="Calibri" w:ascii="Calibri" w:hAnsi="Calibri"/>
+          <w:color w:val="C9211E"/>
+        </w:rPr>
+        <w:t>and Table 4</w:t>
+      </w:r>
+      <w:r>
+        <w:rPr>
+          <w:rFonts w:cs="Calibri" w:ascii="Calibri" w:hAnsi="Calibri"/>
+          <w:color w:val="C9211E"/>
+        </w:rPr>
+        <w:t xml:space="preserve"> to highlight comparisons side by side. </w:t>
+      </w:r>
+      <w:r>
+        <w:rPr>
+          <w:rFonts w:cs="Calibri" w:ascii="Calibri" w:hAnsi="Calibri"/>
+          <w:color w:val="C9211E"/>
+        </w:rPr>
+        <w:t>(As per the request of Reviewer #2)</w:t>
       </w:r>
     </w:p>
     <w:p>
